--- a/YM_thesis_v3_GW.docx
+++ b/YM_thesis_v3_GW.docx
@@ -312,6 +312,7 @@
           <w:b/>
           <w:bCs/>
           <w:sz w:val="40"/>
+          <w:highlight w:val="yellow"/>
           <w:lang w:val="en-GB"/>
         </w:rPr>
         <w:t>The Impact of Artificial Intelligence on Sectoral Wages: The Moderating Role of ICT Capacity in the European Union</w:t>
@@ -8337,44 +8338,58 @@
                   </w:rPr>
                   <m:t>ln</m:t>
                 </m:r>
-                <m:acc>
-                  <m:accPr>
-                    <m:chr m:val="̃"/>
+                <m:r>
+                  <m:rPr>
+                    <m:sty m:val="p"/>
+                  </m:rPr>
+                  <w:rPr>
+                    <w:rFonts w:ascii="Cambria Math" w:hAnsi="Cambria Math"/>
+                  </w:rPr>
+                  <m:t xml:space="preserve"> </m:t>
+                </m:r>
+                <m:sSub>
+                  <m:sSubPr>
                     <m:ctrlPr>
                       <w:rPr>
-                        <w:rFonts w:ascii="Cambria Math" w:hAnsi="Cambria Math"/>
+                        <w:rFonts w:ascii="Cambria Math" w:eastAsiaTheme="minorEastAsia" w:hAnsi="Cambria Math"/>
+                        <w:i/>
+                        <w:lang w:val="en-US"/>
                       </w:rPr>
                     </m:ctrlPr>
-                  </m:accPr>
+                  </m:sSubPr>
                   <m:e>
-                    <m:sSub>
-                      <m:sSubPr>
+                    <m:acc>
+                      <m:accPr>
+                        <m:chr m:val="̃"/>
                         <m:ctrlPr>
                           <w:rPr>
-                            <w:rFonts w:ascii="Cambria Math" w:hAnsi="Cambria Math"/>
+                            <w:rFonts w:ascii="Cambria Math" w:eastAsiaTheme="minorEastAsia" w:hAnsi="Cambria Math"/>
                             <w:i/>
+                            <w:lang w:val="en-US"/>
                           </w:rPr>
                         </m:ctrlPr>
-                      </m:sSubPr>
+                      </m:accPr>
                       <m:e>
                         <m:r>
                           <w:rPr>
-                            <w:rFonts w:ascii="Cambria Math" w:hAnsi="Cambria Math"/>
+                            <w:rFonts w:ascii="Cambria Math" w:eastAsiaTheme="minorEastAsia" w:hAnsi="Cambria Math"/>
+                            <w:lang w:val="en-US"/>
                           </w:rPr>
                           <m:t>A</m:t>
                         </m:r>
                       </m:e>
-                      <m:sub>
-                        <m:r>
-                          <w:rPr>
-                            <w:rFonts w:ascii="Cambria Math" w:hAnsi="Cambria Math"/>
-                          </w:rPr>
-                          <m:t>g</m:t>
-                        </m:r>
-                      </m:sub>
-                    </m:sSub>
+                    </m:acc>
                   </m:e>
-                </m:acc>
+                  <m:sub>
+                    <m:r>
+                      <w:rPr>
+                        <w:rFonts w:ascii="Cambria Math" w:eastAsiaTheme="minorEastAsia" w:hAnsi="Cambria Math"/>
+                        <w:lang w:val="en-US"/>
+                      </w:rPr>
+                      <m:t>g</m:t>
+                    </m:r>
+                  </m:sub>
+                </m:sSub>
               </m:fName>
               <m:e>
                 <m:r>
@@ -8816,770 +8831,572 @@
     <w:p>
       <w:pPr>
         <w:pStyle w:val="Thesisbody"/>
+        <w:ind w:right="-2" w:firstLine="142"/>
         <w:jc w:val="right"/>
       </w:pPr>
-      <w:commentRangeStart w:id="16"/>
+      <m:oMath>
+        <m:r>
+          <w:rPr>
+            <w:rFonts w:ascii="Cambria Math" w:hAnsi="Cambria Math"/>
+            <w:lang w:val="ru-RU"/>
+          </w:rPr>
+          <m:t>d</m:t>
+        </m:r>
+        <m:func>
+          <m:funcPr>
+            <m:ctrlPr>
+              <w:rPr>
+                <w:rFonts w:ascii="Cambria Math" w:hAnsi="Cambria Math"/>
+                <w:i/>
+                <w:lang w:val="en-US"/>
+              </w:rPr>
+            </m:ctrlPr>
+          </m:funcPr>
+          <m:fName>
+            <m:r>
+              <m:rPr>
+                <m:sty m:val="p"/>
+              </m:rPr>
+              <w:rPr>
+                <w:rFonts w:ascii="Cambria Math" w:hAnsi="Cambria Math"/>
+                <w:lang w:val="en-US"/>
+              </w:rPr>
+              <m:t>ln</m:t>
+            </m:r>
+          </m:fName>
+          <m:e>
+            <m:r>
+              <w:rPr>
+                <w:rFonts w:ascii="Cambria Math" w:hAnsi="Cambria Math"/>
+                <w:lang w:val="en-US"/>
+              </w:rPr>
+              <m:t>tfp</m:t>
+            </m:r>
+          </m:e>
+        </m:func>
+        <m:r>
+          <w:rPr>
+            <w:rFonts w:ascii="Cambria Math" w:hAnsi="Cambria Math"/>
+          </w:rPr>
+          <m:t>=</m:t>
+        </m:r>
+        <m:nary>
+          <m:naryPr>
+            <m:chr m:val="∑"/>
+            <m:limLoc m:val="undOvr"/>
+            <m:supHide m:val="1"/>
+            <m:ctrlPr>
+              <w:rPr>
+                <w:rFonts w:ascii="Cambria Math" w:eastAsiaTheme="minorEastAsia" w:hAnsi="Cambria Math"/>
+                <w:i/>
+                <w:lang w:val="en-US"/>
+              </w:rPr>
+            </m:ctrlPr>
+          </m:naryPr>
+          <m:sub>
+            <m:r>
+              <w:rPr>
+                <w:rFonts w:ascii="Cambria Math" w:eastAsiaTheme="minorEastAsia" w:hAnsi="Cambria Math"/>
+                <w:lang w:val="en-US"/>
+              </w:rPr>
+              <m:t>g</m:t>
+            </m:r>
+            <m:r>
+              <w:rPr>
+                <w:rFonts w:ascii="Cambria Math" w:eastAsiaTheme="minorEastAsia" w:hAnsi="Cambria Math"/>
+              </w:rPr>
+              <m:t>∈</m:t>
+            </m:r>
+            <m:r>
+              <m:rPr>
+                <m:scr m:val="script"/>
+              </m:rPr>
+              <w:rPr>
+                <w:rFonts w:ascii="Cambria Math" w:eastAsiaTheme="minorEastAsia" w:hAnsi="Cambria Math"/>
+                <w:lang w:val="en-US"/>
+              </w:rPr>
+              <m:t>G</m:t>
+            </m:r>
+          </m:sub>
+          <m:sup/>
+          <m:e>
+            <m:sSubSup>
+              <m:sSubSupPr>
+                <m:ctrlPr>
+                  <w:rPr>
+                    <w:rFonts w:ascii="Cambria Math" w:eastAsiaTheme="minorEastAsia" w:hAnsi="Cambria Math"/>
+                    <w:i/>
+                    <w:lang w:val="en-US"/>
+                  </w:rPr>
+                </m:ctrlPr>
+              </m:sSubSupPr>
+              <m:e>
+                <m:r>
+                  <w:rPr>
+                    <w:rFonts w:ascii="Cambria Math" w:eastAsiaTheme="minorEastAsia" w:hAnsi="Cambria Math"/>
+                    <w:lang w:val="en-US"/>
+                  </w:rPr>
+                  <m:t>s</m:t>
+                </m:r>
+              </m:e>
+              <m:sub>
+                <m:r>
+                  <w:rPr>
+                    <w:rFonts w:ascii="Cambria Math" w:eastAsiaTheme="minorEastAsia" w:hAnsi="Cambria Math"/>
+                    <w:lang w:val="en-US"/>
+                  </w:rPr>
+                  <m:t>g</m:t>
+                </m:r>
+              </m:sub>
+              <m:sup>
+                <m:r>
+                  <w:rPr>
+                    <w:rFonts w:ascii="Cambria Math" w:eastAsiaTheme="minorEastAsia" w:hAnsi="Cambria Math"/>
+                    <w:lang w:val="en-US"/>
+                  </w:rPr>
+                  <m:t>L</m:t>
+                </m:r>
+              </m:sup>
+            </m:sSubSup>
+            <m:r>
+              <w:rPr>
+                <w:rFonts w:ascii="Cambria Math" w:eastAsiaTheme="minorEastAsia" w:hAnsi="Cambria Math"/>
+              </w:rPr>
+              <m:t>×</m:t>
+            </m:r>
+            <m:r>
+              <w:rPr>
+                <w:rFonts w:ascii="Cambria Math" w:eastAsiaTheme="minorEastAsia" w:hAnsi="Cambria Math"/>
+                <w:lang w:val="en-US"/>
+              </w:rPr>
+              <m:t>d</m:t>
+            </m:r>
+            <m:func>
+              <m:funcPr>
+                <m:ctrlPr>
+                  <w:rPr>
+                    <w:rFonts w:ascii="Cambria Math" w:eastAsiaTheme="minorEastAsia" w:hAnsi="Cambria Math"/>
+                    <w:i/>
+                    <w:lang w:val="en-US"/>
+                  </w:rPr>
+                </m:ctrlPr>
+              </m:funcPr>
+              <m:fName>
+                <m:r>
+                  <m:rPr>
+                    <m:sty m:val="p"/>
+                  </m:rPr>
+                  <w:rPr>
+                    <w:rFonts w:ascii="Cambria Math" w:hAnsi="Cambria Math"/>
+                    <w:lang w:val="en-US"/>
+                  </w:rPr>
+                  <m:t>ln</m:t>
+                </m:r>
+              </m:fName>
+              <m:e>
+                <m:sSub>
+                  <m:sSubPr>
+                    <m:ctrlPr>
+                      <w:rPr>
+                        <w:rFonts w:ascii="Cambria Math" w:eastAsiaTheme="minorEastAsia" w:hAnsi="Cambria Math"/>
+                        <w:i/>
+                        <w:lang w:val="en-US"/>
+                      </w:rPr>
+                    </m:ctrlPr>
+                  </m:sSubPr>
+                  <m:e>
+                    <m:acc>
+                      <m:accPr>
+                        <m:chr m:val="̃"/>
+                        <m:ctrlPr>
+                          <w:rPr>
+                            <w:rFonts w:ascii="Cambria Math" w:eastAsiaTheme="minorEastAsia" w:hAnsi="Cambria Math"/>
+                            <w:i/>
+                            <w:lang w:val="en-US"/>
+                          </w:rPr>
+                        </m:ctrlPr>
+                      </m:accPr>
+                      <m:e>
+                        <m:r>
+                          <w:rPr>
+                            <w:rFonts w:ascii="Cambria Math" w:eastAsiaTheme="minorEastAsia" w:hAnsi="Cambria Math"/>
+                            <w:lang w:val="en-US"/>
+                          </w:rPr>
+                          <m:t>A</m:t>
+                        </m:r>
+                      </m:e>
+                    </m:acc>
+                  </m:e>
+                  <m:sub>
+                    <m:r>
+                      <w:rPr>
+                        <w:rFonts w:ascii="Cambria Math" w:eastAsiaTheme="minorEastAsia" w:hAnsi="Cambria Math"/>
+                        <w:lang w:val="en-US"/>
+                      </w:rPr>
+                      <m:t>g</m:t>
+                    </m:r>
+                  </m:sub>
+                </m:sSub>
+                <m:r>
+                  <w:rPr>
+                    <w:rFonts w:ascii="Cambria Math" w:eastAsiaTheme="minorEastAsia" w:hAnsi="Cambria Math"/>
+                  </w:rPr>
+                  <m:t>+</m:t>
+                </m:r>
+                <m:sSup>
+                  <m:sSupPr>
+                    <m:ctrlPr>
+                      <w:rPr>
+                        <w:rFonts w:ascii="Cambria Math" w:eastAsiaTheme="minorEastAsia" w:hAnsi="Cambria Math"/>
+                        <w:i/>
+                        <w:lang w:val="ru-RU"/>
+                      </w:rPr>
+                    </m:ctrlPr>
+                  </m:sSupPr>
+                  <m:e>
+                    <m:r>
+                      <w:rPr>
+                        <w:rFonts w:ascii="Cambria Math" w:eastAsiaTheme="minorEastAsia" w:hAnsi="Cambria Math"/>
+                        <w:lang w:val="en-US"/>
+                      </w:rPr>
+                      <m:t>s</m:t>
+                    </m:r>
+                  </m:e>
+                  <m:sup>
+                    <m:r>
+                      <w:rPr>
+                        <w:rFonts w:ascii="Cambria Math" w:eastAsiaTheme="minorEastAsia" w:hAnsi="Cambria Math"/>
+                        <w:lang w:val="ru-RU"/>
+                      </w:rPr>
+                      <m:t>K</m:t>
+                    </m:r>
+                  </m:sup>
+                </m:sSup>
+                <m:r>
+                  <w:rPr>
+                    <w:rFonts w:ascii="Cambria Math" w:eastAsiaTheme="minorEastAsia" w:hAnsi="Cambria Math"/>
+                  </w:rPr>
+                  <m:t>×</m:t>
+                </m:r>
+                <m:r>
+                  <w:rPr>
+                    <w:rFonts w:ascii="Cambria Math" w:eastAsiaTheme="minorEastAsia" w:hAnsi="Cambria Math"/>
+                    <w:lang w:val="ru-RU"/>
+                  </w:rPr>
+                  <m:t>d</m:t>
+                </m:r>
+                <m:func>
+                  <m:funcPr>
+                    <m:ctrlPr>
+                      <w:rPr>
+                        <w:rFonts w:ascii="Cambria Math" w:eastAsiaTheme="minorEastAsia" w:hAnsi="Cambria Math"/>
+                        <w:i/>
+                        <w:lang w:val="ru-RU"/>
+                      </w:rPr>
+                    </m:ctrlPr>
+                  </m:funcPr>
+                  <m:fName>
+                    <m:r>
+                      <m:rPr>
+                        <m:sty m:val="p"/>
+                      </m:rPr>
+                      <w:rPr>
+                        <w:rFonts w:ascii="Cambria Math" w:hAnsi="Cambria Math"/>
+                      </w:rPr>
+                      <m:t>ln</m:t>
+                    </m:r>
+                  </m:fName>
+                  <m:e>
+                    <m:sSub>
+                      <m:sSubPr>
+                        <m:ctrlPr>
+                          <w:rPr>
+                            <w:rFonts w:ascii="Cambria Math" w:eastAsiaTheme="minorEastAsia" w:hAnsi="Cambria Math"/>
+                            <w:i/>
+                            <w:lang w:val="ru-RU"/>
+                          </w:rPr>
+                        </m:ctrlPr>
+                      </m:sSubPr>
+                      <m:e>
+                        <m:acc>
+                          <m:accPr>
+                            <m:chr m:val="̃"/>
+                            <m:ctrlPr>
+                              <w:rPr>
+                                <w:rFonts w:ascii="Cambria Math" w:eastAsiaTheme="minorEastAsia" w:hAnsi="Cambria Math"/>
+                                <w:i/>
+                                <w:lang w:val="ru-RU"/>
+                              </w:rPr>
+                            </m:ctrlPr>
+                          </m:accPr>
+                          <m:e>
+                            <m:r>
+                              <w:rPr>
+                                <w:rFonts w:ascii="Cambria Math" w:eastAsiaTheme="minorEastAsia" w:hAnsi="Cambria Math"/>
+                                <w:lang w:val="ru-RU"/>
+                              </w:rPr>
+                              <m:t>A</m:t>
+                            </m:r>
+                          </m:e>
+                        </m:acc>
+                      </m:e>
+                      <m:sub>
+                        <m:r>
+                          <w:rPr>
+                            <w:rFonts w:ascii="Cambria Math" w:eastAsiaTheme="minorEastAsia" w:hAnsi="Cambria Math"/>
+                            <w:lang w:val="ru-RU"/>
+                          </w:rPr>
+                          <m:t>k</m:t>
+                        </m:r>
+                      </m:sub>
+                    </m:sSub>
+                    <m:r>
+                      <w:rPr>
+                        <w:rFonts w:ascii="Cambria Math" w:eastAsiaTheme="minorEastAsia" w:hAnsi="Cambria Math"/>
+                      </w:rPr>
+                      <m:t>+</m:t>
+                    </m:r>
+                    <m:nary>
+                      <m:naryPr>
+                        <m:chr m:val="∑"/>
+                        <m:limLoc m:val="undOvr"/>
+                        <m:supHide m:val="1"/>
+                        <m:ctrlPr>
+                          <w:rPr>
+                            <w:rFonts w:ascii="Cambria Math" w:eastAsiaTheme="minorEastAsia" w:hAnsi="Cambria Math"/>
+                            <w:i/>
+                            <w:lang w:val="ru-RU"/>
+                          </w:rPr>
+                        </m:ctrlPr>
+                      </m:naryPr>
+                      <m:sub>
+                        <m:r>
+                          <w:rPr>
+                            <w:rFonts w:ascii="Cambria Math" w:eastAsiaTheme="minorEastAsia" w:hAnsi="Cambria Math"/>
+                            <w:lang w:val="ru-RU"/>
+                          </w:rPr>
+                          <m:t>g</m:t>
+                        </m:r>
+                        <m:r>
+                          <w:rPr>
+                            <w:rFonts w:ascii="Cambria Math" w:eastAsiaTheme="minorEastAsia" w:hAnsi="Cambria Math"/>
+                          </w:rPr>
+                          <m:t>∈</m:t>
+                        </m:r>
+                        <m:r>
+                          <m:rPr>
+                            <m:scr m:val="script"/>
+                          </m:rPr>
+                          <w:rPr>
+                            <w:rFonts w:ascii="Cambria Math" w:eastAsiaTheme="minorEastAsia" w:hAnsi="Cambria Math"/>
+                            <w:lang w:val="en-US"/>
+                          </w:rPr>
+                          <m:t>G</m:t>
+                        </m:r>
+                      </m:sub>
+                      <m:sup/>
+                      <m:e>
+                        <m:sSubSup>
+                          <m:sSubSupPr>
+                            <m:ctrlPr>
+                              <w:rPr>
+                                <w:rFonts w:ascii="Cambria Math" w:eastAsiaTheme="minorEastAsia" w:hAnsi="Cambria Math"/>
+                                <w:i/>
+                                <w:lang w:val="ru-RU"/>
+                              </w:rPr>
+                            </m:ctrlPr>
+                          </m:sSubSupPr>
+                          <m:e>
+                            <m:r>
+                              <w:rPr>
+                                <w:rFonts w:ascii="Cambria Math" w:eastAsiaTheme="minorEastAsia" w:hAnsi="Cambria Math"/>
+                                <w:lang w:val="ru-RU"/>
+                              </w:rPr>
+                              <m:t>s</m:t>
+                            </m:r>
+                          </m:e>
+                          <m:sub>
+                            <m:r>
+                              <w:rPr>
+                                <w:rFonts w:ascii="Cambria Math" w:eastAsiaTheme="minorEastAsia" w:hAnsi="Cambria Math"/>
+                                <w:lang w:val="ru-RU"/>
+                              </w:rPr>
+                              <m:t>g</m:t>
+                            </m:r>
+                          </m:sub>
+                          <m:sup>
+                            <m:r>
+                              <w:rPr>
+                                <w:rFonts w:ascii="Cambria Math" w:eastAsiaTheme="minorEastAsia" w:hAnsi="Cambria Math"/>
+                                <w:lang w:val="ru-RU"/>
+                              </w:rPr>
+                              <m:t>L</m:t>
+                            </m:r>
+                          </m:sup>
+                        </m:sSubSup>
+                        <m:r>
+                          <w:rPr>
+                            <w:rFonts w:ascii="Cambria Math" w:eastAsiaTheme="minorEastAsia" w:hAnsi="Cambria Math"/>
+                          </w:rPr>
+                          <m:t>×</m:t>
+                        </m:r>
+                        <m:r>
+                          <w:rPr>
+                            <w:rFonts w:ascii="Cambria Math" w:eastAsiaTheme="minorEastAsia" w:hAnsi="Cambria Math"/>
+                            <w:lang w:val="ru-RU"/>
+                          </w:rPr>
+                          <m:t>d</m:t>
+                        </m:r>
+                        <m:func>
+                          <m:funcPr>
+                            <m:ctrlPr>
+                              <w:rPr>
+                                <w:rFonts w:ascii="Cambria Math" w:eastAsiaTheme="minorEastAsia" w:hAnsi="Cambria Math"/>
+                                <w:i/>
+                                <w:lang w:val="en-US"/>
+                              </w:rPr>
+                            </m:ctrlPr>
+                          </m:funcPr>
+                          <m:fName>
+                            <m:r>
+                              <m:rPr>
+                                <m:sty m:val="p"/>
+                              </m:rPr>
+                              <w:rPr>
+                                <w:rFonts w:ascii="Cambria Math" w:hAnsi="Cambria Math"/>
+                                <w:lang w:val="en-US"/>
+                              </w:rPr>
+                              <m:t>ln</m:t>
+                            </m:r>
+                          </m:fName>
+                          <m:e>
+                            <m:sSubSup>
+                              <m:sSubSupPr>
+                                <m:ctrlPr>
+                                  <w:rPr>
+                                    <w:rFonts w:ascii="Cambria Math" w:eastAsiaTheme="minorEastAsia" w:hAnsi="Cambria Math"/>
+                                    <w:i/>
+                                    <w:lang w:val="en-US"/>
+                                  </w:rPr>
+                                </m:ctrlPr>
+                              </m:sSubSupPr>
+                              <m:e>
+                                <m:r>
+                                  <w:rPr>
+                                    <w:rFonts w:ascii="Cambria Math" w:eastAsiaTheme="minorEastAsia" w:hAnsi="Cambria Math"/>
+                                    <w:lang w:val="ru-RU"/>
+                                  </w:rPr>
+                                  <m:t>Г</m:t>
+                                </m:r>
+                              </m:e>
+                              <m:sub>
+                                <m:r>
+                                  <w:rPr>
+                                    <w:rFonts w:ascii="Cambria Math" w:eastAsiaTheme="minorEastAsia" w:hAnsi="Cambria Math"/>
+                                    <w:lang w:val="en-US"/>
+                                  </w:rPr>
+                                  <m:t>g</m:t>
+                                </m:r>
+                              </m:sub>
+                              <m:sup>
+                                <m:r>
+                                  <w:rPr>
+                                    <w:rFonts w:ascii="Cambria Math" w:eastAsiaTheme="minorEastAsia" w:hAnsi="Cambria Math"/>
+                                    <w:lang w:val="en-US"/>
+                                  </w:rPr>
+                                  <m:t>auto</m:t>
+                                </m:r>
+                              </m:sup>
+                            </m:sSubSup>
+                            <m:r>
+                              <w:rPr>
+                                <w:rFonts w:ascii="Cambria Math" w:eastAsiaTheme="minorEastAsia" w:hAnsi="Cambria Math"/>
+                              </w:rPr>
+                              <m:t>×</m:t>
+                            </m:r>
+                            <m:sSub>
+                              <m:sSubPr>
+                                <m:ctrlPr>
+                                  <w:rPr>
+                                    <w:rFonts w:ascii="Cambria Math" w:eastAsiaTheme="minorEastAsia" w:hAnsi="Cambria Math"/>
+                                    <w:i/>
+                                    <w:lang w:val="en-US"/>
+                                  </w:rPr>
+                                </m:ctrlPr>
+                              </m:sSubPr>
+                              <m:e>
+                                <m:r>
+                                  <w:rPr>
+                                    <w:rFonts w:ascii="Cambria Math" w:eastAsiaTheme="minorEastAsia" w:hAnsi="Cambria Math"/>
+                                    <w:lang w:val="en-US"/>
+                                  </w:rPr>
+                                  <m:t>π</m:t>
+                                </m:r>
+                              </m:e>
+                              <m:sub>
+                                <m:r>
+                                  <w:rPr>
+                                    <w:rFonts w:ascii="Cambria Math" w:eastAsiaTheme="minorEastAsia" w:hAnsi="Cambria Math"/>
+                                    <w:lang w:val="en-US"/>
+                                  </w:rPr>
+                                  <m:t>g</m:t>
+                                </m:r>
+                              </m:sub>
+                            </m:sSub>
+                          </m:e>
+                        </m:func>
+                      </m:e>
+                    </m:nary>
+                  </m:e>
+                </m:func>
+              </m:e>
+            </m:func>
+          </m:e>
+        </m:nary>
+      </m:oMath>
       <w:r>
         <w:rPr>
           <w:rFonts w:eastAsiaTheme="minorEastAsia"/>
-          <w:noProof/>
-        </w:rPr>
-        <w:drawing>
-          <wp:inline distT="0" distB="0" distL="0" distR="0" wp14:anchorId="24EE06C3" wp14:editId="5A86216F">
-            <wp:extent cx="3587934" cy="482625"/>
-            <wp:effectExtent l="0" t="0" r="0" b="0"/>
-            <wp:docPr id="2016955136" name="Picture 1"/>
-            <wp:cNvGraphicFramePr>
-              <a:graphicFrameLocks xmlns:a="http://schemas.openxmlformats.org/drawingml/2006/main" noChangeAspect="1"/>
-            </wp:cNvGraphicFramePr>
-            <a:graphic xmlns:a="http://schemas.openxmlformats.org/drawingml/2006/main">
-              <a:graphicData uri="http://schemas.openxmlformats.org/drawingml/2006/picture">
-                <pic:pic xmlns:pic="http://schemas.openxmlformats.org/drawingml/2006/picture">
-                  <pic:nvPicPr>
-                    <pic:cNvPr id="2016955136" name=""/>
-                    <pic:cNvPicPr/>
-                  </pic:nvPicPr>
-                  <pic:blipFill>
-                    <a:blip r:embed="rId14"/>
-                    <a:stretch>
-                      <a:fillRect/>
-                    </a:stretch>
-                  </pic:blipFill>
-                  <pic:spPr>
-                    <a:xfrm>
-                      <a:off x="0" y="0"/>
-                      <a:ext cx="3587934" cy="482625"/>
-                    </a:xfrm>
-                    <a:prstGeom prst="rect">
-                      <a:avLst/>
-                    </a:prstGeom>
-                  </pic:spPr>
-                </pic:pic>
-              </a:graphicData>
-            </a:graphic>
-          </wp:inline>
-        </w:drawing>
+        </w:rPr>
+        <w:t xml:space="preserve"> </w:t>
       </w:r>
       <w:r>
         <w:rPr>
           <w:rFonts w:eastAsiaTheme="minorEastAsia"/>
         </w:rPr>
-        <w:t xml:space="preserve">                                [2]</w:t>
-      </w:r>
-      <w:commentRangeEnd w:id="16"/>
-      <w:r>
-        <w:rPr>
-          <w:rStyle w:val="CommentReference"/>
-          <w:sz w:val="24"/>
-          <w:szCs w:val="24"/>
-        </w:rPr>
-        <w:commentReference w:id="16"/>
+        <w:t xml:space="preserve">         </w:t>
+      </w:r>
+      <w:r>
+        <w:rPr>
+          <w:rFonts w:eastAsiaTheme="minorEastAsia"/>
+        </w:rPr>
+        <w:t xml:space="preserve"> </w:t>
+      </w:r>
+      <w:r>
+        <w:rPr>
+          <w:rFonts w:eastAsiaTheme="minorEastAsia"/>
+        </w:rPr>
+        <w:t>[2]</w:t>
       </w:r>
     </w:p>
     <w:p>
       <w:pPr>
         <w:pStyle w:val="Thesisbody"/>
-        <w:ind w:right="-2" w:firstLine="142"/>
-      </w:pPr>
-      <m:oMathPara>
-        <m:oMath>
-          <m:r>
-            <w:rPr>
-              <w:rFonts w:ascii="Cambria Math" w:hAnsi="Cambria Math"/>
-              <w:highlight w:val="yellow"/>
-            </w:rPr>
-            <w:lastRenderedPageBreak/>
-            <m:t>d</m:t>
-          </m:r>
-          <m:sSub>
-            <m:sSubPr>
-              <m:ctrlPr>
-                <w:rPr>
-                  <w:rFonts w:ascii="Cambria Math" w:hAnsi="Cambria Math"/>
-                  <w:i/>
-                  <w:highlight w:val="yellow"/>
-                </w:rPr>
-              </m:ctrlPr>
-            </m:sSubPr>
-            <m:e>
-              <m:func>
-                <m:funcPr>
-                  <m:ctrlPr>
-                    <w:rPr>
-                      <w:rFonts w:ascii="Cambria Math" w:hAnsi="Cambria Math"/>
-                      <w:i/>
-                      <w:highlight w:val="yellow"/>
-                    </w:rPr>
-                  </m:ctrlPr>
-                </m:funcPr>
-                <m:fName>
-                  <m:r>
-                    <m:rPr>
-                      <m:sty m:val="p"/>
-                    </m:rPr>
-                    <w:rPr>
-                      <w:rFonts w:ascii="Cambria Math" w:hAnsi="Cambria Math"/>
-                      <w:highlight w:val="yellow"/>
-                    </w:rPr>
-                    <m:t>ln</m:t>
-                  </m:r>
-                </m:fName>
-                <m:e>
-                  <m:r>
-                    <w:rPr>
-                      <w:rFonts w:ascii="Cambria Math" w:hAnsi="Cambria Math"/>
-                      <w:highlight w:val="yellow"/>
-                    </w:rPr>
-                    <m:t xml:space="preserve">tfp= </m:t>
-                  </m:r>
-                  <m:nary>
-                    <m:naryPr>
-                      <m:chr m:val="∑"/>
-                      <m:subHide m:val="1"/>
-                      <m:supHide m:val="1"/>
-                      <m:ctrlPr>
-                        <w:rPr>
-                          <w:rFonts w:ascii="Cambria Math" w:hAnsi="Cambria Math"/>
-                          <w:i/>
-                          <w:highlight w:val="yellow"/>
-                        </w:rPr>
-                      </m:ctrlPr>
-                    </m:naryPr>
-                    <m:sub/>
-                    <m:sup/>
-                    <m:e>
-                      <m:d>
-                        <m:dPr>
-                          <m:ctrlPr>
-                            <w:rPr>
-                              <w:rFonts w:ascii="Cambria Math" w:hAnsi="Cambria Math"/>
-                              <w:i/>
-                              <w:highlight w:val="yellow"/>
-                            </w:rPr>
-                          </m:ctrlPr>
-                        </m:dPr>
-                        <m:e>
-                          <m:r>
-                            <w:rPr>
-                              <w:rFonts w:ascii="Cambria Math" w:hAnsi="Cambria Math"/>
-                              <w:highlight w:val="yellow"/>
-                            </w:rPr>
-                            <m:t>g∈G</m:t>
-                          </m:r>
-                        </m:e>
-                      </m:d>
-                      <m:sSubSup>
-                        <m:sSubSupPr>
-                          <m:ctrlPr>
-                            <w:rPr>
-                              <w:rFonts w:ascii="Cambria Math" w:hAnsi="Cambria Math"/>
-                              <w:i/>
-                              <w:highlight w:val="yellow"/>
-                            </w:rPr>
-                          </m:ctrlPr>
-                        </m:sSubSupPr>
-                        <m:e>
-                          <m:r>
-                            <w:rPr>
-                              <w:rFonts w:ascii="Cambria Math" w:hAnsi="Cambria Math"/>
-                              <w:highlight w:val="yellow"/>
-                            </w:rPr>
-                            <m:t>s</m:t>
-                          </m:r>
-                        </m:e>
-                        <m:sub>
-                          <m:r>
-                            <w:rPr>
-                              <w:rFonts w:ascii="Cambria Math" w:hAnsi="Cambria Math"/>
-                              <w:highlight w:val="yellow"/>
-                            </w:rPr>
-                            <m:t>g</m:t>
-                          </m:r>
-                        </m:sub>
-                        <m:sup>
-                          <m:r>
-                            <w:rPr>
-                              <w:rFonts w:ascii="Cambria Math" w:hAnsi="Cambria Math"/>
-                              <w:highlight w:val="yellow"/>
-                            </w:rPr>
-                            <m:t>L</m:t>
-                          </m:r>
-                        </m:sup>
-                      </m:sSubSup>
-                      <m:r>
-                        <w:rPr>
-                          <w:rFonts w:ascii="Cambria Math" w:hAnsi="Cambria Math"/>
-                          <w:highlight w:val="yellow"/>
-                        </w:rPr>
-                        <m:t>d</m:t>
-                      </m:r>
-                      <m:func>
-                        <m:funcPr>
-                          <m:ctrlPr>
-                            <w:rPr>
-                              <w:rFonts w:ascii="Cambria Math" w:hAnsi="Cambria Math"/>
-                              <w:i/>
-                              <w:highlight w:val="yellow"/>
-                            </w:rPr>
-                          </m:ctrlPr>
-                        </m:funcPr>
-                        <m:fName/>
-                        <m:e>
-                          <m:r>
-                            <w:rPr>
-                              <w:rFonts w:ascii="Cambria Math" w:hAnsi="Cambria Math"/>
-                              <w:highlight w:val="yellow"/>
-                            </w:rPr>
-                            <m:t xml:space="preserve">  </m:t>
-                          </m:r>
-                          <m:r>
-                            <m:rPr>
-                              <m:sty m:val="p"/>
-                            </m:rPr>
-                            <w:rPr>
-                              <w:rFonts w:ascii="Cambria Math" w:hAnsi="Cambria Math"/>
-                              <w:highlight w:val="yellow"/>
-                            </w:rPr>
-                            <m:t xml:space="preserve">ln  </m:t>
-                          </m:r>
-                          <m:acc>
-                            <m:accPr>
-                              <m:chr m:val="̃"/>
-                              <m:ctrlPr>
-                                <w:rPr>
-                                  <w:rFonts w:ascii="Cambria Math" w:hAnsi="Cambria Math"/>
-                                  <w:highlight w:val="yellow"/>
-                                </w:rPr>
-                              </m:ctrlPr>
-                            </m:accPr>
-                            <m:e>
-                              <m:sSub>
-                                <m:sSubPr>
-                                  <m:ctrlPr>
-                                    <w:rPr>
-                                      <w:rFonts w:ascii="Cambria Math" w:hAnsi="Cambria Math"/>
-                                      <w:i/>
-                                      <w:highlight w:val="yellow"/>
-                                    </w:rPr>
-                                  </m:ctrlPr>
-                                </m:sSubPr>
-                                <m:e>
-                                  <m:r>
-                                    <w:rPr>
-                                      <w:rFonts w:ascii="Cambria Math" w:hAnsi="Cambria Math"/>
-                                      <w:highlight w:val="yellow"/>
-                                    </w:rPr>
-                                    <m:t>A</m:t>
-                                  </m:r>
-                                </m:e>
-                                <m:sub>
-                                  <m:r>
-                                    <w:rPr>
-                                      <w:rFonts w:ascii="Cambria Math" w:hAnsi="Cambria Math"/>
-                                      <w:highlight w:val="yellow"/>
-                                    </w:rPr>
-                                    <m:t>g</m:t>
-                                  </m:r>
-                                </m:sub>
-                              </m:sSub>
-                            </m:e>
-                          </m:acc>
-                          <m:r>
-                            <w:rPr>
-                              <w:rFonts w:ascii="Cambria Math" w:hAnsi="Cambria Math"/>
-                              <w:highlight w:val="yellow"/>
-                            </w:rPr>
-                            <m:t xml:space="preserve"> </m:t>
-                          </m:r>
-                          <m:r>
-                            <m:rPr>
-                              <m:sty m:val="p"/>
-                            </m:rPr>
-                            <w:rPr>
-                              <w:rFonts w:ascii="Cambria Math" w:hAnsi="Cambria Math"/>
-                              <w:highlight w:val="yellow"/>
-                            </w:rPr>
-                            <m:t xml:space="preserve">ln  </m:t>
-                          </m:r>
-                          <m:acc>
-                            <m:accPr>
-                              <m:chr m:val="̃"/>
-                              <m:ctrlPr>
-                                <w:rPr>
-                                  <w:rFonts w:ascii="Cambria Math" w:hAnsi="Cambria Math"/>
-                                  <w:highlight w:val="yellow"/>
-                                </w:rPr>
-                              </m:ctrlPr>
-                            </m:accPr>
-                            <m:e>
-                              <m:sSub>
-                                <m:sSubPr>
-                                  <m:ctrlPr>
-                                    <w:rPr>
-                                      <w:rFonts w:ascii="Cambria Math" w:hAnsi="Cambria Math"/>
-                                      <w:i/>
-                                      <w:highlight w:val="yellow"/>
-                                    </w:rPr>
-                                  </m:ctrlPr>
-                                </m:sSubPr>
-                                <m:e>
-                                  <m:r>
-                                    <w:rPr>
-                                      <w:rFonts w:ascii="Cambria Math" w:hAnsi="Cambria Math"/>
-                                      <w:highlight w:val="yellow"/>
-                                    </w:rPr>
-                                    <m:t>A</m:t>
-                                  </m:r>
-                                </m:e>
-                                <m:sub>
-                                  <m:r>
-                                    <w:rPr>
-                                      <w:rFonts w:ascii="Cambria Math" w:hAnsi="Cambria Math"/>
-                                      <w:highlight w:val="yellow"/>
-                                    </w:rPr>
-                                    <m:t>g</m:t>
-                                  </m:r>
-                                </m:sub>
-                              </m:sSub>
-                            </m:e>
-                          </m:acc>
-                          <m:r>
-                            <w:rPr>
-                              <w:rFonts w:ascii="Cambria Math" w:hAnsi="Cambria Math"/>
-                              <w:highlight w:val="yellow"/>
-                            </w:rPr>
-                            <m:t>+</m:t>
-                          </m:r>
-                          <m:sSub>
-                            <m:sSubPr>
-                              <m:ctrlPr>
-                                <w:rPr>
-                                  <w:rFonts w:ascii="Cambria Math" w:hAnsi="Cambria Math"/>
-                                  <w:i/>
-                                  <w:highlight w:val="yellow"/>
-                                </w:rPr>
-                              </m:ctrlPr>
-                            </m:sSubPr>
-                            <m:e>
-                              <m:r>
-                                <w:rPr>
-                                  <w:rFonts w:ascii="Cambria Math" w:hAnsi="Cambria Math"/>
-                                  <w:highlight w:val="yellow"/>
-                                </w:rPr>
-                                <m:t>s</m:t>
-                              </m:r>
-                            </m:e>
-                            <m:sub>
-                              <m:r>
-                                <w:rPr>
-                                  <w:rFonts w:ascii="Cambria Math" w:hAnsi="Cambria Math"/>
-                                  <w:highlight w:val="yellow"/>
-                                </w:rPr>
-                                <m:t>K</m:t>
-                              </m:r>
-                            </m:sub>
-                          </m:sSub>
-                          <m:r>
-                            <w:rPr>
-                              <w:rFonts w:ascii="Cambria Math" w:hAnsi="Cambria Math"/>
-                              <w:highlight w:val="yellow"/>
-                            </w:rPr>
-                            <m:t>d</m:t>
-                          </m:r>
-                          <m:func>
-                            <m:funcPr>
-                              <m:ctrlPr>
-                                <w:rPr>
-                                  <w:rFonts w:ascii="Cambria Math" w:hAnsi="Cambria Math"/>
-                                  <w:i/>
-                                  <w:highlight w:val="yellow"/>
-                                </w:rPr>
-                              </m:ctrlPr>
-                            </m:funcPr>
-                            <m:fName>
-                              <m:r>
-                                <m:rPr>
-                                  <m:sty m:val="p"/>
-                                </m:rPr>
-                                <w:rPr>
-                                  <w:rFonts w:ascii="Cambria Math" w:hAnsi="Cambria Math"/>
-                                  <w:highlight w:val="yellow"/>
-                                </w:rPr>
-                                <m:t>ln</m:t>
-                              </m:r>
-                            </m:fName>
-                            <m:e>
-                              <m:r>
-                                <w:rPr>
-                                  <w:rFonts w:ascii="Cambria Math" w:hAnsi="Cambria Math"/>
-                                  <w:highlight w:val="yellow"/>
-                                </w:rPr>
-                                <m:t xml:space="preserve"> </m:t>
-                              </m:r>
-                              <m:acc>
-                                <m:accPr>
-                                  <m:chr m:val="̃"/>
-                                  <m:ctrlPr>
-                                    <w:rPr>
-                                      <w:rFonts w:ascii="Cambria Math" w:hAnsi="Cambria Math"/>
-                                      <w:i/>
-                                      <w:highlight w:val="yellow"/>
-                                    </w:rPr>
-                                  </m:ctrlPr>
-                                </m:accPr>
-                                <m:e/>
-                              </m:acc>
-                              <m:d>
-                                <m:dPr>
-                                  <m:begChr m:val="{"/>
-                                  <m:endChr m:val="}"/>
-                                  <m:ctrlPr>
-                                    <w:rPr>
-                                      <w:rFonts w:ascii="Cambria Math" w:hAnsi="Cambria Math"/>
-                                      <w:i/>
-                                      <w:highlight w:val="yellow"/>
-                                    </w:rPr>
-                                  </m:ctrlPr>
-                                </m:dPr>
-                                <m:e>
-                                  <m:r>
-                                    <w:rPr>
-                                      <w:rFonts w:ascii="Cambria Math" w:hAnsi="Cambria Math"/>
-                                      <w:highlight w:val="yellow"/>
-                                    </w:rPr>
-                                    <m:t>A</m:t>
-                                  </m:r>
-                                </m:e>
-                              </m:d>
-                            </m:e>
-                          </m:func>
-                        </m:e>
-                      </m:func>
-                    </m:e>
-                  </m:nary>
-                </m:e>
-              </m:func>
-            </m:e>
-            <m:sub>
-              <m:r>
-                <w:rPr>
-                  <w:rFonts w:ascii="Cambria Math" w:hAnsi="Cambria Math"/>
-                  <w:highlight w:val="yellow"/>
-                </w:rPr>
-                <m:t>K</m:t>
-              </m:r>
-            </m:sub>
-          </m:sSub>
-          <m:r>
-            <w:rPr>
-              <w:rFonts w:ascii="Cambria Math" w:hAnsi="Cambria Math"/>
-              <w:highlight w:val="yellow"/>
-            </w:rPr>
-            <m:t xml:space="preserve"> d</m:t>
-          </m:r>
-          <m:func>
-            <m:funcPr>
-              <m:ctrlPr>
-                <w:rPr>
-                  <w:rFonts w:ascii="Cambria Math" w:hAnsi="Cambria Math"/>
-                  <w:i/>
-                  <w:highlight w:val="yellow"/>
-                </w:rPr>
-              </m:ctrlPr>
-            </m:funcPr>
-            <m:fName>
-              <m:r>
-                <m:rPr>
-                  <m:sty m:val="p"/>
-                </m:rPr>
-                <w:rPr>
-                  <w:rFonts w:ascii="Cambria Math" w:hAnsi="Cambria Math"/>
-                  <w:highlight w:val="yellow"/>
-                </w:rPr>
-                <m:t>ln</m:t>
-              </m:r>
-            </m:fName>
-            <m:e>
-              <m:acc>
-                <m:accPr>
-                  <m:chr m:val="̃"/>
-                  <m:ctrlPr>
-                    <w:rPr>
-                      <w:rFonts w:ascii="Cambria Math" w:hAnsi="Cambria Math"/>
-                      <w:i/>
-                      <w:highlight w:val="yellow"/>
-                    </w:rPr>
-                  </m:ctrlPr>
-                </m:accPr>
-                <m:e/>
-              </m:acc>
-              <m:sSub>
-                <m:sSubPr>
-                  <m:ctrlPr>
-                    <w:rPr>
-                      <w:rFonts w:ascii="Cambria Math" w:hAnsi="Cambria Math"/>
-                      <w:i/>
-                      <w:highlight w:val="yellow"/>
-                    </w:rPr>
-                  </m:ctrlPr>
-                </m:sSubPr>
-                <m:e>
-                  <m:d>
-                    <m:dPr>
-                      <m:begChr m:val="{"/>
-                      <m:endChr m:val="}"/>
-                      <m:ctrlPr>
-                        <w:rPr>
-                          <w:rFonts w:ascii="Cambria Math" w:hAnsi="Cambria Math"/>
-                          <w:i/>
-                          <w:highlight w:val="yellow"/>
-                        </w:rPr>
-                      </m:ctrlPr>
-                    </m:dPr>
-                    <m:e>
-                      <m:r>
-                        <w:rPr>
-                          <w:rFonts w:ascii="Cambria Math" w:hAnsi="Cambria Math"/>
-                          <w:highlight w:val="yellow"/>
-                        </w:rPr>
-                        <m:t>A</m:t>
-                      </m:r>
-                    </m:e>
-                  </m:d>
-                </m:e>
-                <m:sub>
-                  <m:r>
-                    <w:rPr>
-                      <w:rFonts w:ascii="Cambria Math" w:hAnsi="Cambria Math"/>
-                      <w:highlight w:val="yellow"/>
-                    </w:rPr>
-                    <m:t>k</m:t>
-                  </m:r>
-                </m:sub>
-              </m:sSub>
-              <m:r>
-                <w:rPr>
-                  <w:rFonts w:ascii="Cambria Math" w:hAnsi="Cambria Math"/>
-                  <w:highlight w:val="yellow"/>
-                </w:rPr>
-                <m:t xml:space="preserve">+ </m:t>
-              </m:r>
-              <m:nary>
-                <m:naryPr>
-                  <m:chr m:val="∑"/>
-                  <m:subHide m:val="1"/>
-                  <m:supHide m:val="1"/>
-                  <m:ctrlPr>
-                    <w:rPr>
-                      <w:rFonts w:ascii="Cambria Math" w:hAnsi="Cambria Math"/>
-                      <w:i/>
-                      <w:highlight w:val="yellow"/>
-                    </w:rPr>
-                  </m:ctrlPr>
-                </m:naryPr>
-                <m:sub/>
-                <m:sup/>
-                <m:e>
-                  <m:d>
-                    <m:dPr>
-                      <m:ctrlPr>
-                        <w:rPr>
-                          <w:rFonts w:ascii="Cambria Math" w:hAnsi="Cambria Math"/>
-                          <w:i/>
-                          <w:highlight w:val="yellow"/>
-                        </w:rPr>
-                      </m:ctrlPr>
-                    </m:dPr>
-                    <m:e>
-                      <m:r>
-                        <w:rPr>
-                          <w:rFonts w:ascii="Cambria Math" w:hAnsi="Cambria Math"/>
-                          <w:highlight w:val="yellow"/>
-                        </w:rPr>
-                        <m:t>g</m:t>
-                      </m:r>
-                    </m:e>
-                    <m:e>
-                      <m:r>
-                        <w:rPr>
-                          <w:rFonts w:ascii="Cambria Math" w:hAnsi="Cambria Math"/>
-                          <w:highlight w:val="yellow"/>
-                        </w:rPr>
-                        <m:t>in G</m:t>
-                      </m:r>
-                    </m:e>
-                  </m:d>
-                  <m:sSubSup>
-                    <m:sSubSupPr>
-                      <m:ctrlPr>
-                        <w:rPr>
-                          <w:rFonts w:ascii="Cambria Math" w:hAnsi="Cambria Math"/>
-                          <w:i/>
-                          <w:highlight w:val="yellow"/>
-                        </w:rPr>
-                      </m:ctrlPr>
-                    </m:sSubSupPr>
-                    <m:e>
-                      <m:r>
-                        <w:rPr>
-                          <w:rFonts w:ascii="Cambria Math" w:hAnsi="Cambria Math"/>
-                          <w:highlight w:val="yellow"/>
-                        </w:rPr>
-                        <m:t>s</m:t>
-                      </m:r>
-                    </m:e>
-                    <m:sub>
-                      <m:r>
-                        <w:rPr>
-                          <w:rFonts w:ascii="Cambria Math" w:hAnsi="Cambria Math"/>
-                          <w:highlight w:val="yellow"/>
-                        </w:rPr>
-                        <m:t>g</m:t>
-                      </m:r>
-                    </m:sub>
-                    <m:sup>
-                      <m:r>
-                        <w:rPr>
-                          <w:rFonts w:ascii="Cambria Math" w:hAnsi="Cambria Math"/>
-                          <w:highlight w:val="yellow"/>
-                        </w:rPr>
-                        <m:t>L</m:t>
-                      </m:r>
-                    </m:sup>
-                  </m:sSubSup>
-                  <m:r>
-                    <w:rPr>
-                      <w:rFonts w:ascii="Cambria Math" w:hAnsi="Cambria Math"/>
-                      <w:highlight w:val="yellow"/>
-                    </w:rPr>
-                    <m:t xml:space="preserve">d </m:t>
-                  </m:r>
-                </m:e>
-              </m:nary>
-            </m:e>
-          </m:func>
-          <m:func>
-            <m:funcPr>
-              <m:ctrlPr>
-                <w:rPr>
-                  <w:rFonts w:ascii="Cambria Math" w:hAnsi="Cambria Math"/>
-                  <w:i/>
-                  <w:highlight w:val="yellow"/>
-                </w:rPr>
-              </m:ctrlPr>
-            </m:funcPr>
-            <m:fName>
-              <m:r>
-                <m:rPr>
-                  <m:sty m:val="p"/>
-                </m:rPr>
-                <w:rPr>
-                  <w:rFonts w:ascii="Cambria Math" w:hAnsi="Cambria Math"/>
-                  <w:highlight w:val="yellow"/>
-                </w:rPr>
-                <m:t>ln</m:t>
-              </m:r>
-            </m:fName>
-            <m:e>
-              <m:eqArr>
-                <m:eqArrPr>
-                  <m:ctrlPr>
-                    <w:rPr>
-                      <w:rFonts w:ascii="Cambria Math" w:hAnsi="Cambria Math"/>
-                      <w:i/>
-                      <w:highlight w:val="yellow"/>
-                    </w:rPr>
-                  </m:ctrlPr>
-                </m:eqArrPr>
-                <m:e>
-                  <m:r>
-                    <w:rPr>
-                      <w:rFonts w:ascii="Cambria Math" w:hAnsi="Cambria Math"/>
-                      <w:highlight w:val="yellow"/>
-                    </w:rPr>
-                    <m:t xml:space="preserve">  </m:t>
-                  </m:r>
-                  <m:sSub>
-                    <m:sSubPr>
-                      <m:ctrlPr>
-                        <w:rPr>
-                          <w:rFonts w:ascii="Cambria Math" w:hAnsi="Cambria Math"/>
-                          <w:i/>
-                          <w:highlight w:val="yellow"/>
-                        </w:rPr>
-                      </m:ctrlPr>
-                    </m:sSubPr>
-                    <m:e>
-                      <m:r>
-                        <m:rPr>
-                          <m:sty m:val="p"/>
-                        </m:rPr>
-                        <w:rPr>
-                          <w:rFonts w:ascii="Cambria Math" w:hAnsi="Cambria Math"/>
-                          <w:highlight w:val="yellow"/>
-                        </w:rPr>
-                        <m:t>Γ</m:t>
-                      </m:r>
-                    </m:e>
-                    <m:sub>
-                      <m:r>
-                        <w:rPr>
-                          <w:rFonts w:ascii="Cambria Math" w:hAnsi="Cambria Math"/>
-                          <w:highlight w:val="yellow"/>
-                        </w:rPr>
-                        <m:t>gâuto</m:t>
-                      </m:r>
-                    </m:sub>
-                  </m:sSub>
-                  <m:r>
-                    <w:rPr>
-                      <w:rFonts w:ascii="Cambria Math" w:hAnsi="Cambria Math"/>
-                      <w:highlight w:val="yellow"/>
-                    </w:rPr>
-                    <m:t xml:space="preserve">  </m:t>
-                  </m:r>
-                  <m:sSub>
-                    <m:sSubPr>
-                      <m:ctrlPr>
-                        <w:rPr>
-                          <w:rFonts w:ascii="Cambria Math" w:hAnsi="Cambria Math"/>
-                          <w:i/>
-                          <w:highlight w:val="yellow"/>
-                        </w:rPr>
-                      </m:ctrlPr>
-                    </m:sSubPr>
-                    <m:e>
-                      <m:r>
-                        <w:rPr>
-                          <w:rFonts w:ascii="Cambria Math" w:hAnsi="Cambria Math"/>
-                          <w:highlight w:val="yellow"/>
-                        </w:rPr>
-                        <m:t>π</m:t>
-                      </m:r>
-                    </m:e>
-                    <m:sub>
-                      <m:r>
-                        <w:rPr>
-                          <w:rFonts w:ascii="Cambria Math" w:hAnsi="Cambria Math"/>
-                          <w:highlight w:val="yellow"/>
-                        </w:rPr>
-                        <m:t>g</m:t>
-                      </m:r>
-                    </m:sub>
-                  </m:sSub>
-                </m:e>
-                <m:e/>
-              </m:eqArr>
-            </m:e>
-          </m:func>
-        </m:oMath>
-      </m:oMathPara>
+        <w:jc w:val="right"/>
+      </w:pPr>
+      <w:r>
+        <w:rPr>
+          <w:rFonts w:eastAsiaTheme="minorEastAsia"/>
+        </w:rPr>
+        <w:t xml:space="preserve">            </w:t>
+      </w:r>
     </w:p>
     <w:p>
       <w:pPr>
         <w:pStyle w:val="Thesisbody"/>
       </w:pPr>
       <w:r>
+        <w:lastRenderedPageBreak/>
         <w:t>where:</w:t>
       </w:r>
     </w:p>
@@ -9906,11 +9723,11 @@
       <w:pPr>
         <w:pStyle w:val="thesisheading3"/>
       </w:pPr>
-      <w:bookmarkStart w:id="17" w:name="_Toc232672428"/>
+      <w:bookmarkStart w:id="16" w:name="_Toc232672428"/>
       <w:r>
         <w:t>1.2.2. Reinstatement, complementarity, and new task creation in the age of AI</w:t>
       </w:r>
-      <w:bookmarkEnd w:id="17"/>
+      <w:bookmarkEnd w:id="16"/>
     </w:p>
     <w:p>
       <w:pPr>
@@ -9941,11 +9758,7 @@
         <w:t>second</w:t>
       </w:r>
       <w:r>
-        <w:t xml:space="preserve"> mechanism, the reinstatement effect, whereby technological change creates entirely new, labour-intensive tasks that did not previously exist. New tasks are theoretically critical </w:t>
-      </w:r>
-      <w:r>
-        <w:lastRenderedPageBreak/>
-        <w:t>because they directly expand a worker group's task share</w:t>
+        <w:t xml:space="preserve"> mechanism, the reinstatement effect, whereby technological change creates entirely new, labour-intensive tasks that did not previously exist. New tasks are theoretically critical because they directly expand a worker group's task share</w:t>
       </w:r>
       <w:r>
         <w:t xml:space="preserve">, </w:t>
@@ -9984,7 +9797,7 @@
                     <pic:cNvPicPr/>
                   </pic:nvPicPr>
                   <pic:blipFill>
-                    <a:blip r:embed="rId15"/>
+                    <a:blip r:embed="rId14"/>
                     <a:stretch>
                       <a:fillRect/>
                     </a:stretch>
@@ -10013,6 +9826,7 @@
         <w:pStyle w:val="Thesisbody"/>
       </w:pPr>
       <w:r>
+        <w:lastRenderedPageBreak/>
         <w:t>where:</w:t>
       </w:r>
     </w:p>
@@ -10157,20 +9971,256 @@
       <w:pPr>
         <w:pStyle w:val="Thesisheading2"/>
       </w:pPr>
-      <w:bookmarkStart w:id="18" w:name="_Toc232672429"/>
-      <w:r>
-        <w:lastRenderedPageBreak/>
+      <w:bookmarkStart w:id="17" w:name="_Toc232672429"/>
+      <w:r>
         <w:t>1.3. AI, Skills, and Wage Outcomes: Empirical Motivation and Hypotheses</w:t>
+      </w:r>
+      <w:bookmarkEnd w:id="17"/>
+    </w:p>
+    <w:p>
+      <w:pPr>
+        <w:pStyle w:val="thesisheading3"/>
+      </w:pPr>
+      <w:bookmarkStart w:id="18" w:name="_Toc232672430"/>
+      <w:r>
+        <w:t>1.3.1. Emerging demand for AI-complementary skills</w:t>
       </w:r>
       <w:bookmarkEnd w:id="18"/>
     </w:p>
     <w:p>
       <w:pPr>
+        <w:pStyle w:val="Thesisbody"/>
+      </w:pPr>
+      <w:r>
+        <w:t>Turning to the contemporary AI labour market, t</w:t>
+      </w:r>
+      <w:r>
+        <w:t>he earliest cross-country signal comes from the OECD's vacancy analysis</w:t>
+      </w:r>
+      <w:r>
+        <w:t xml:space="preserve"> report, confirming that </w:t>
+      </w:r>
+      <w:r>
+        <w:t>between 2019 and 2022, the share of online job postings requiring AI skills grew by an average of 33%, with Machine Learning skills demanded in 29</w:t>
+      </w:r>
+      <w:r>
+        <w:t>-</w:t>
+      </w:r>
+      <w:r>
+        <w:t>39% of all AI-related vacancies, and approximately 73% of AI postings in European</w:t>
+      </w:r>
+      <w:r>
+        <w:t xml:space="preserve"> Union (EU)</w:t>
+      </w:r>
+      <w:r>
+        <w:t xml:space="preserve"> countries targeting professional-level roles</w:t>
+      </w:r>
+      <w:r>
+        <w:t xml:space="preserve"> over the observed 3 years </w:t>
+      </w:r>
+      <w:r>
+        <w:lastRenderedPageBreak/>
+        <w:t>period (OECD AI Paper No 2, 2023)</w:t>
+      </w:r>
+      <w:r>
+        <w:t>. This structural demand for AI-complementary human capital was already outpacing general labour market growth before the generative AI wave. PwC's</w:t>
+      </w:r>
+      <w:r>
+        <w:t xml:space="preserve"> Global AI Jobs Barometer</w:t>
+      </w:r>
+      <w:r>
+        <w:t xml:space="preserve"> (2024)</w:t>
+      </w:r>
+      <w:r>
+        <w:t>,</w:t>
+      </w:r>
+      <w:r>
+        <w:t xml:space="preserve"> analysing over half a billion job advertisements across 15 countries, extended this picture to the wage dimension: postings requiring AI skills have grown 3.5 times faster than all-job postings since 2016 and carry up to a 25% average wage premium in some markets</w:t>
+      </w:r>
+      <w:r>
+        <w:t xml:space="preserve"> </w:t>
+      </w:r>
+      <w:r>
+        <w:t>(PWC, 2025)</w:t>
+      </w:r>
+      <w:r>
+        <w:t xml:space="preserve">. </w:t>
+      </w:r>
+      <w:r>
+        <w:t>This constitutes</w:t>
+      </w:r>
+      <w:r>
+        <w:rPr>
+          <w:i/>
+          <w:iCs/>
+        </w:rPr>
+        <w:t xml:space="preserve"> </w:t>
+      </w:r>
+      <w:r>
+        <w:t>a direct empirical signal of the wage-enhancing reinstatement effect predicted by the Acemoglu</w:t>
+      </w:r>
+      <w:r>
+        <w:t xml:space="preserve"> </w:t>
+      </w:r>
+      <w:r>
+        <w:t>(2024)</w:t>
+      </w:r>
+      <w:r>
+        <w:t xml:space="preserve"> framework. </w:t>
+      </w:r>
+    </w:p>
+    <w:p>
+      <w:pPr>
+        <w:pStyle w:val="Thesisbody"/>
+      </w:pPr>
+      <w:r>
+        <w:t xml:space="preserve">The longer structural </w:t>
+      </w:r>
+      <w:r>
+        <w:t>evidence</w:t>
+      </w:r>
+      <w:r>
+        <w:t xml:space="preserve"> is documented by Hood, using LinkedIn's Economic Graph: AI engineering talent surged by 130% globally between 2016 and 2024, now comprising seven in every 1,000 LinkedIn members worldwide, with growth extending well beyond the technology sector into professional services, finance, and education</w:t>
+      </w:r>
+      <w:r>
+        <w:t xml:space="preserve"> (Hood, 2025)</w:t>
+      </w:r>
+      <w:r>
+        <w:t>. By 2024</w:t>
+      </w:r>
+      <w:r>
+        <w:t>-</w:t>
+      </w:r>
+      <w:r>
+        <w:t>2025, the acceleration became visible in aggregate hiring flows</w:t>
+      </w:r>
+      <w:r>
+        <w:t>.</w:t>
+      </w:r>
+      <w:r>
+        <w:t xml:space="preserve"> </w:t>
+      </w:r>
+      <w:r>
+        <w:t>A</w:t>
+      </w:r>
+      <w:r>
+        <w:t>ccording to LinkedIn's </w:t>
+      </w:r>
+      <w:r>
+        <w:t>2025 Future of Work Report</w:t>
+      </w:r>
+      <w:r>
+        <w:t xml:space="preserve"> (2026)</w:t>
+      </w:r>
+      <w:r>
+        <w:t xml:space="preserve">, </w:t>
+      </w:r>
+      <w:r>
+        <w:t xml:space="preserve"> </w:t>
+      </w:r>
+      <w:r>
+        <w:t>AI-related job postings surged by 38% between 2020 and 2024, and the global economy added over 1.3 million new AI-related roles</w:t>
+      </w:r>
+      <w:r>
+        <w:t xml:space="preserve">, </w:t>
+      </w:r>
+      <w:r>
+        <w:t>including AI engineers, forward-deployed engineers, and data annotators</w:t>
+      </w:r>
+      <w:r>
+        <w:t xml:space="preserve">, </w:t>
+      </w:r>
+      <w:r>
+        <w:t>within just two years</w:t>
+      </w:r>
+      <w:r>
+        <w:t xml:space="preserve"> (LinkedIn Labour Market Report, 2026)</w:t>
+      </w:r>
+      <w:r>
+        <w:t>.</w:t>
+      </w:r>
+      <w:r>
+        <w:t xml:space="preserve"> </w:t>
+      </w:r>
+    </w:p>
+    <w:p>
+      <w:pPr>
+        <w:pStyle w:val="Thesisbody"/>
+      </w:pPr>
+      <w:r>
+        <w:t xml:space="preserve">Notably, the reinstatement frontier is not </w:t>
+      </w:r>
+      <w:r>
+        <w:t>restricted</w:t>
+      </w:r>
+      <w:r>
+        <w:t xml:space="preserve"> to technically trained workers</w:t>
+      </w:r>
+      <w:r>
+        <w:t>.</w:t>
+      </w:r>
+      <w:r>
+        <w:t xml:space="preserve"> </w:t>
+      </w:r>
+      <w:r>
+        <w:t>R</w:t>
+      </w:r>
+      <w:r>
+        <w:t>oles such as AI trainer, prompt engineer, and AI product manager have emerged as accessible entry points requiring no coding expertise. The sectoral concentration of this reinstatement, however, remains highly uneven</w:t>
+      </w:r>
+      <w:r>
+        <w:t xml:space="preserve">. </w:t>
+      </w:r>
+      <w:r>
+        <w:t xml:space="preserve">Taking data for the European zone, </w:t>
+      </w:r>
+      <w:r>
+        <w:t xml:space="preserve">Eurostat data for 2025 show that 71% of non-adopting EU enterprises cite lack of relevant expertise as the primary barrier to AI adoption, confirming that the reinstatement </w:t>
+      </w:r>
+      <w:r>
+        <w:t>effect is conditional</w:t>
+      </w:r>
+      <w:r>
+        <w:t>. I</w:t>
+      </w:r>
+      <w:r>
+        <w:t>ts wage benefits acc</w:t>
+      </w:r>
+      <w:r>
+        <w:t>um</w:t>
+      </w:r>
+      <w:r>
+        <w:t>u</w:t>
+      </w:r>
+      <w:r>
+        <w:t>late</w:t>
+      </w:r>
+      <w:r>
+        <w:t xml:space="preserve"> only to sectors that have already invested in the digital human capital required to occupy the new task frontier</w:t>
+      </w:r>
+      <w:r>
+        <w:t xml:space="preserve"> </w:t>
+      </w:r>
+      <w:r>
+        <w:t>(Eurostat Statistical Report</w:t>
+      </w:r>
+      <w:r>
+        <w:t>, 2026</w:t>
+      </w:r>
+      <w:r>
+        <w:t>)</w:t>
+      </w:r>
+      <w:r>
+        <w:t>.</w:t>
+      </w:r>
+    </w:p>
+    <w:p>
+      <w:pPr>
         <w:pStyle w:val="thesisheading3"/>
       </w:pPr>
-      <w:bookmarkStart w:id="19" w:name="_Toc232672430"/>
-      <w:r>
-        <w:t>1.3.1. Emerging demand for AI-complementary skills</w:t>
+      <w:bookmarkStart w:id="19" w:name="_Toc232672431"/>
+      <w:r>
+        <w:t>1.3.2. AI exposure, wage heterogeneity, and the European evidence</w:t>
       </w:r>
       <w:bookmarkEnd w:id="19"/>
     </w:p>
@@ -10179,77 +10229,10 @@
         <w:pStyle w:val="Thesisbody"/>
       </w:pPr>
       <w:r>
-        <w:t>Turning to the contemporary AI labour market, t</w:t>
-      </w:r>
-      <w:r>
-        <w:t>he earliest cross-country signal comes from the OECD's vacancy analysis</w:t>
-      </w:r>
-      <w:r>
-        <w:t xml:space="preserve"> report, confirming that </w:t>
-      </w:r>
-      <w:r>
-        <w:t>between 2019 and 2022, the share of online job postings requiring AI skills grew by an average of 33%, with Machine Learning skills demanded in 29</w:t>
-      </w:r>
-      <w:r>
-        <w:t>-</w:t>
-      </w:r>
-      <w:r>
-        <w:t>39% of all AI-related vacancies, and approximately 73% of AI postings in European</w:t>
-      </w:r>
-      <w:r>
-        <w:t xml:space="preserve"> Union (EU)</w:t>
-      </w:r>
-      <w:r>
-        <w:t xml:space="preserve"> countries targeting professional-level roles</w:t>
-      </w:r>
-      <w:r>
-        <w:t xml:space="preserve"> over the observed 3 years period (OECD AI Paper No 2, 2023)</w:t>
-      </w:r>
-      <w:r>
-        <w:t>. This structural demand for AI-complementary human capital was already outpacing general labour market growth before the generative AI wave. PwC's</w:t>
-      </w:r>
-      <w:r>
-        <w:t xml:space="preserve"> Global AI Jobs Barometer</w:t>
-      </w:r>
-      <w:r>
-        <w:t xml:space="preserve"> (2024)</w:t>
-      </w:r>
-      <w:r>
-        <w:t>,</w:t>
-      </w:r>
-      <w:r>
-        <w:t xml:space="preserve"> analysing over half a billion job advertisements across 15 countries, extended this picture to the wage dimension: postings requiring AI skills have grown 3.5 times faster than all-job postings since 2016 and carry up to a 25% average wage premium in some markets</w:t>
+        <w:t>The body of evidence reviewed in this chapter converges on a single theoretical proposition: in the context of AI adoption, wages are not uniformly determined by technology intensity, but by the interaction between the pace of automation and the sector's capacity to supply the human capital required to occupy the new, technology-complementary tasks that automation simultaneously creates. This proposition has been assembled across three levels of analysis in the existing literature.</w:t>
       </w:r>
       <w:r>
         <w:t xml:space="preserve"> </w:t>
-      </w:r>
-      <w:r>
-        <w:t>(PWC, 2025)</w:t>
-      </w:r>
-      <w:r>
-        <w:t xml:space="preserve">. </w:t>
-      </w:r>
-      <w:r>
-        <w:t>This constitutes</w:t>
-      </w:r>
-      <w:r>
-        <w:rPr>
-          <w:i/>
-          <w:iCs/>
-        </w:rPr>
-        <w:t xml:space="preserve"> </w:t>
-      </w:r>
-      <w:r>
-        <w:t>a direct empirical signal of the wage-enhancing reinstatement effect predicted by the Acemoglu</w:t>
-      </w:r>
-      <w:r>
-        <w:t xml:space="preserve"> </w:t>
-      </w:r>
-      <w:r>
-        <w:t>(2024)</w:t>
-      </w:r>
-      <w:r>
-        <w:t xml:space="preserve"> framework. </w:t>
       </w:r>
     </w:p>
     <w:p>
@@ -10257,173 +10240,7 @@
         <w:pStyle w:val="Thesisbody"/>
       </w:pPr>
       <w:r>
-        <w:t xml:space="preserve">The longer structural </w:t>
-      </w:r>
-      <w:r>
-        <w:t>evidence</w:t>
-      </w:r>
-      <w:r>
-        <w:t xml:space="preserve"> is documented by Hood, using LinkedIn's Economic Graph: AI engineering talent surged by 130% globally between 2016 and 2024, now comprising seven in every 1,000 LinkedIn members worldwide, with growth extending well beyond the technology sector into professional services, finance, and education</w:t>
-      </w:r>
-      <w:r>
-        <w:t xml:space="preserve"> (Hood, 2025)</w:t>
-      </w:r>
-      <w:r>
-        <w:t>. By 2024</w:t>
-      </w:r>
-      <w:r>
-        <w:t>-</w:t>
-      </w:r>
-      <w:r>
-        <w:t>2025, the acceleration became visible in aggregate hiring flows</w:t>
-      </w:r>
-      <w:r>
-        <w:t>.</w:t>
-      </w:r>
-      <w:r>
-        <w:t xml:space="preserve"> </w:t>
-      </w:r>
-      <w:r>
-        <w:t>A</w:t>
-      </w:r>
-      <w:r>
-        <w:t>ccording to LinkedIn's </w:t>
-      </w:r>
-      <w:r>
-        <w:t>2025 Future of Work Report</w:t>
-      </w:r>
-      <w:r>
-        <w:t xml:space="preserve"> (2026)</w:t>
-      </w:r>
-      <w:r>
-        <w:t xml:space="preserve">, </w:t>
-      </w:r>
-      <w:r>
-        <w:t xml:space="preserve"> </w:t>
-      </w:r>
-      <w:r>
-        <w:t>AI-related job postings surged by 38% between 2020 and 2024, and the global economy added over 1.3 million new AI-related roles</w:t>
-      </w:r>
-      <w:r>
-        <w:t xml:space="preserve">, </w:t>
-      </w:r>
-      <w:r>
-        <w:t>including AI engineers, forward-deployed engineers, and data annotators</w:t>
-      </w:r>
-      <w:r>
-        <w:t xml:space="preserve">, </w:t>
-      </w:r>
-      <w:r>
-        <w:t>within just two years</w:t>
-      </w:r>
-      <w:r>
-        <w:t xml:space="preserve"> (LinkedIn Labour Market Report, 2026)</w:t>
-      </w:r>
-      <w:r>
-        <w:t>.</w:t>
-      </w:r>
-      <w:r>
-        <w:t xml:space="preserve"> </w:t>
-      </w:r>
-    </w:p>
-    <w:p>
-      <w:pPr>
-        <w:pStyle w:val="Thesisbody"/>
-      </w:pPr>
-      <w:r>
-        <w:t xml:space="preserve">Notably, the reinstatement frontier is not </w:t>
-      </w:r>
-      <w:r>
-        <w:t>restricted</w:t>
-      </w:r>
-      <w:r>
-        <w:t xml:space="preserve"> to technically trained workers</w:t>
-      </w:r>
-      <w:r>
-        <w:t>.</w:t>
-      </w:r>
-      <w:r>
-        <w:t xml:space="preserve"> </w:t>
-      </w:r>
-      <w:r>
-        <w:t>R</w:t>
-      </w:r>
-      <w:r>
-        <w:t>oles such as AI trainer, prompt engineer, and AI product manager have emerged as accessible entry points requiring no coding expertise. The sectoral concentration of this reinstatement, however, remains highly uneven</w:t>
-      </w:r>
-      <w:r>
-        <w:t xml:space="preserve">. </w:t>
-      </w:r>
-      <w:r>
-        <w:t xml:space="preserve">Taking data for the European zone, </w:t>
-      </w:r>
-      <w:r>
-        <w:t xml:space="preserve">Eurostat data for 2025 show that 71% of non-adopting EU enterprises cite lack of relevant expertise as the primary barrier to AI adoption, confirming that the reinstatement </w:t>
-      </w:r>
-      <w:r>
-        <w:t>effect is conditional</w:t>
-      </w:r>
-      <w:r>
-        <w:t>. I</w:t>
-      </w:r>
-      <w:r>
-        <w:t>ts wage benefits acc</w:t>
-      </w:r>
-      <w:r>
-        <w:t>um</w:t>
-      </w:r>
-      <w:r>
-        <w:t>u</w:t>
-      </w:r>
-      <w:r>
-        <w:t>late</w:t>
-      </w:r>
-      <w:r>
-        <w:t xml:space="preserve"> only to sectors that have already invested in the digital human capital required to occupy the new task frontier</w:t>
-      </w:r>
-      <w:r>
-        <w:t xml:space="preserve"> </w:t>
-      </w:r>
-      <w:r>
-        <w:t>(Eurostat Statistical Report</w:t>
-      </w:r>
-      <w:r>
-        <w:t>, 2026</w:t>
-      </w:r>
-      <w:r>
-        <w:t>)</w:t>
-      </w:r>
-      <w:r>
-        <w:t>.</w:t>
-      </w:r>
-    </w:p>
-    <w:p>
-      <w:pPr>
-        <w:pStyle w:val="thesisheading3"/>
-      </w:pPr>
-      <w:bookmarkStart w:id="20" w:name="_Toc232672431"/>
-      <w:r>
         <w:lastRenderedPageBreak/>
-        <w:t>1.3.2. AI exposure, wage heterogeneity, and the European evidence</w:t>
-      </w:r>
-      <w:bookmarkEnd w:id="20"/>
-    </w:p>
-    <w:p>
-      <w:pPr>
-        <w:pStyle w:val="Thesisbody"/>
-      </w:pPr>
-      <w:r>
-        <w:t>The body of evidence reviewed in this chapter converges on a single theoretical proposition: in the context of AI adoption, wages are not uniformly determined by technology intensity, but by the interaction between the pace of automation and the sector's capacity to supply the human capital required to occupy the new, technology-complementary tasks that automation simultaneously creates. This proposition has been assembled across three levels of analysis in the existing literature.</w:t>
-      </w:r>
-      <w:r>
-        <w:t xml:space="preserve"> </w:t>
-      </w:r>
-    </w:p>
-    <w:p>
-      <w:pPr>
-        <w:pStyle w:val="Thesisbody"/>
-      </w:pPr>
-      <w:r>
         <w:t xml:space="preserve">At the macroeconomic level, the IMF's cross-country analysis of 142 economies confirms that the gap between AI displacement and AI complementarity is widest precisely in advanced economies and that workers' ability to transition from displaced to complementary tasks is sharply differentiated by education and skill. </w:t>
       </w:r>
       <w:r>
@@ -10516,7 +10333,7 @@
                     <pic:cNvPicPr/>
                   </pic:nvPicPr>
                   <pic:blipFill>
-                    <a:blip r:embed="rId16"/>
+                    <a:blip r:embed="rId15"/>
                     <a:stretch>
                       <a:fillRect/>
                     </a:stretch>
@@ -10539,18 +10356,18 @@
       <w:r>
         <w:t xml:space="preserve"> </w:t>
       </w:r>
-      <w:commentRangeStart w:id="21"/>
+      <w:commentRangeStart w:id="20"/>
       <w:r>
         <w:t>[4]</w:t>
       </w:r>
-      <w:commentRangeEnd w:id="21"/>
+      <w:commentRangeEnd w:id="20"/>
       <w:r>
         <w:rPr>
           <w:rStyle w:val="CommentReference"/>
           <w:sz w:val="24"/>
           <w:szCs w:val="24"/>
         </w:rPr>
-        <w:commentReference w:id="21"/>
+        <w:commentReference w:id="20"/>
       </w:r>
     </w:p>
     <w:p>
@@ -10958,6 +10775,7 @@
         <w:pStyle w:val="Thesisbody"/>
       </w:pPr>
       <w:r>
+        <w:lastRenderedPageBreak/>
         <w:t>His findings establish three results that directly motivate the present study's research design</w:t>
       </w:r>
       <w:r>
@@ -11064,11 +10882,11 @@
       <w:pPr>
         <w:pStyle w:val="thesisheading3"/>
       </w:pPr>
-      <w:bookmarkStart w:id="22" w:name="_Toc232672432"/>
+      <w:bookmarkStart w:id="21" w:name="_Toc232672432"/>
       <w:r>
         <w:t>1.3.3. Research gap and hypotheses</w:t>
       </w:r>
-      <w:bookmarkEnd w:id="22"/>
+      <w:bookmarkEnd w:id="21"/>
     </w:p>
     <w:p>
       <w:pPr>
@@ -11084,10 +10902,7 @@
         <w:t>formalizes a reinstatement mechanism through which new technologies create entirely new, labour-intensive tasks that did not previously exist, expanding the task share available to workers and raising, rather than compressing, both wages and labour's share of income</w:t>
       </w:r>
       <w:r>
-        <w:t xml:space="preserve"> </w:t>
-      </w:r>
-      <w:r>
-        <w:t xml:space="preserve">(Acemoglu, 2024). </w:t>
+        <w:t xml:space="preserve"> (Acemoglu, 2024). </w:t>
       </w:r>
       <w:r>
         <w:t xml:space="preserve"> This channel is empirically c</w:t>
@@ -11131,7 +10946,6 @@
         <w:pStyle w:val="Thesisbody"/>
       </w:pPr>
       <w:r>
-        <w:lastRenderedPageBreak/>
         <w:t>At the same time, the historical and computerisation</w:t>
       </w:r>
       <w:r>
@@ -11143,10 +10957,7 @@
         <w:t>substituting force, but when investment in complementary human capital keeps pace, workers are able to capture the complementarity gains.</w:t>
       </w:r>
       <w:r>
-        <w:t xml:space="preserve"> </w:t>
-      </w:r>
-      <w:r>
-        <w:t>For the purposes of this thesis, this complementary human</w:t>
+        <w:t xml:space="preserve"> For the purposes of this thesis, this complementary human</w:t>
       </w:r>
       <w:r>
         <w:noBreakHyphen/>
@@ -11163,13 +10974,11 @@
       </w:r>
       <w:r>
         <w:noBreakHyphen/>
-        <w:t>related education and training within a sector</w:t>
-      </w:r>
-      <w:r>
-        <w:t>. It is</w:t>
-      </w:r>
-      <w:r>
-        <w:t xml:space="preserve"> the extent to which a sector employs workers with technical expertise and continues to build this expertise through training.</w:t>
+        <w:t xml:space="preserve">related education and training within a sector. It is the extent to </w:t>
+      </w:r>
+      <w:r>
+        <w:lastRenderedPageBreak/>
+        <w:t>which a sector employs workers with technical expertise and continues to build this expertise through training.</w:t>
       </w:r>
     </w:p>
     <w:p>
@@ -11177,25 +10986,7 @@
         <w:pStyle w:val="Thesisbody"/>
       </w:pPr>
       <w:r>
-        <w:t>This complementary capacity is not a gener</w:t>
-      </w:r>
-      <w:r>
-        <w:t>al</w:t>
-      </w:r>
-      <w:r>
-        <w:t xml:space="preserve"> requirement carried over from earlier computerisation research</w:t>
-      </w:r>
-      <w:r>
-        <w:t>.</w:t>
-      </w:r>
-      <w:r>
-        <w:t xml:space="preserve"> </w:t>
-      </w:r>
-      <w:r>
-        <w:t>I</w:t>
-      </w:r>
-      <w:r>
-        <w:t>t is directly evidenced as a binding constraint in the specific context of AI adoption. Eurostat data show that a lack of relevant expertise is the primary barrier cited by non</w:t>
+        <w:t>This complementary capacity is not a general requirement carried over from earlier computerisation research. It is directly evidenced as a binding constraint in the specific context of AI adoption. Eurostat data show that a lack of relevant expertise is the primary barrier cited by non</w:t>
       </w:r>
       <w:r>
         <w:noBreakHyphen/>
@@ -11240,37 +11031,7 @@
         <w:pStyle w:val="Thesisbody"/>
       </w:pPr>
       <w:r>
-        <w:t>Together</w:t>
-      </w:r>
-      <w:r>
-        <w:t>,</w:t>
-      </w:r>
-      <w:r>
-        <w:t xml:space="preserve"> </w:t>
-      </w:r>
-      <w:r>
-        <w:t xml:space="preserve">the </w:t>
-      </w:r>
-      <w:r>
-        <w:t xml:space="preserve">Acemoglu's reinstatement mechanism as the theoretical baseline, and technological </w:t>
-      </w:r>
-      <w:r>
-        <w:t>capacity</w:t>
-      </w:r>
-      <w:r>
-        <w:t xml:space="preserve"> as the empirically confirmed precondition for AI-era </w:t>
-      </w:r>
-      <w:r>
-        <w:t xml:space="preserve">technological adoption </w:t>
-      </w:r>
-      <w:r>
-        <w:t xml:space="preserve">motivate a hypothesis linking AI adoption, wages, and sectoral technological </w:t>
-      </w:r>
-      <w:r>
-        <w:t>potential</w:t>
-      </w:r>
-      <w:r>
-        <w:t>:</w:t>
+        <w:t>Together, the Acemoglu's reinstatement mechanism as the theoretical baseline, and technological capacity as the empirically confirmed precondition for AI-era technological adoption motivate a hypothesis linking AI adoption, wages, and sectoral technological potential:</w:t>
       </w:r>
     </w:p>
     <w:p>
@@ -11315,47 +11076,7 @@
           <w:sz w:val="24"/>
           <w:szCs w:val="24"/>
         </w:rPr>
-        <w:t xml:space="preserve"> In European sectors, higher AI adoption is associated with higher average wages when sectoral </w:t>
-      </w:r>
-      <w:r>
-        <w:rPr>
-          <w:rFonts w:ascii="Times New Roman" w:hAnsi="Times New Roman" w:cs="Times New Roman"/>
-          <w:i/>
-          <w:iCs/>
-          <w:sz w:val="24"/>
-          <w:szCs w:val="24"/>
-        </w:rPr>
-        <w:t>technological</w:t>
-      </w:r>
-      <w:r>
-        <w:rPr>
-          <w:rFonts w:ascii="Times New Roman" w:hAnsi="Times New Roman" w:cs="Times New Roman"/>
-          <w:i/>
-          <w:iCs/>
-          <w:sz w:val="24"/>
-          <w:szCs w:val="24"/>
-        </w:rPr>
-        <w:t xml:space="preserve"> capacity is strong, but this positive AI–wage association weakens in sectors with low </w:t>
-      </w:r>
-      <w:r>
-        <w:rPr>
-          <w:rFonts w:ascii="Times New Roman" w:hAnsi="Times New Roman" w:cs="Times New Roman"/>
-          <w:i/>
-          <w:iCs/>
-          <w:sz w:val="24"/>
-          <w:szCs w:val="24"/>
-        </w:rPr>
-        <w:t>technological</w:t>
-      </w:r>
-      <w:r>
-        <w:rPr>
-          <w:rFonts w:ascii="Times New Roman" w:hAnsi="Times New Roman" w:cs="Times New Roman"/>
-          <w:i/>
-          <w:iCs/>
-          <w:sz w:val="24"/>
-          <w:szCs w:val="24"/>
-        </w:rPr>
-        <w:t xml:space="preserve"> capacity”</w:t>
+        <w:t xml:space="preserve"> In European sectors, higher AI adoption is associated with higher average wages when sectoral technological capacity is strong, but this positive AI–wage association weakens in sectors with low technological capacity”</w:t>
       </w:r>
     </w:p>
     <w:p>
@@ -11369,13 +11090,7 @@
         <w:t>technology-related</w:t>
       </w:r>
       <w:r>
-        <w:t xml:space="preserve"> specialists and training</w:t>
-      </w:r>
-      <w:r>
-        <w:t xml:space="preserve"> or education</w:t>
-      </w:r>
-      <w:r>
-        <w:t>.</w:t>
+        <w:t xml:space="preserve"> specialists and training or education.</w:t>
       </w:r>
     </w:p>
     <w:p>
@@ -11383,8 +11098,11 @@
         <w:pStyle w:val="Thesisbody"/>
       </w:pPr>
       <w:r>
+        <w:t>This hypothesis is formed to directly close a gap left open by the abovementioned relevant European wage study, conducted by Madoń (2024), who uses the 2018 EU Structure of Earnings Survey to estimate Mincerian wage regressions as a function of occupational AI exposure, skill level, and sector and country fixed effects. His results show a positive and heterogeneous AI–wage association concentrated among high-skilled workers and sectors with greater technological penetration, confirming that AI-complementary skills shape returns to AI exposure. However, his data rely on a single cross-sectional snapshot from 2018, and his AI exposure measure is a fixed, occupation-level score constructed from other researchers' task-</w:t>
+      </w:r>
+      <w:r>
         <w:lastRenderedPageBreak/>
-        <w:t>This hypothesis is formed to directly close a gap left open by the abovementioned relevant European wage study, conducted by Madoń (2024), who uses the 2018 EU Structure of Earnings Survey to estimate Mincerian wage regressions as a function of occupational AI exposure, skill level, and sector and country fixed effects. His results show a positive and heterogeneous AI–wage association concentrated among high-skilled workers and sectors with greater technological penetration, confirming that AI-complementary skills shape returns to AI exposure. However, his data rely on a single cross-sectional snapshot from 2018, and his AI exposure measure is a fixed, occupation-level score constructed from other researchers' task-exposure classifications rather than observed, real AI adoption. As a result, Madoń's design cannot capture whether sectors with rising AI adoption over time experience different wage outcomes.</w:t>
+        <w:t>exposure classifications rather than observed, real AI adoption. As a result, Madoń's design cannot capture whether sectors with rising AI adoption over time experience different wage outcomes.</w:t>
       </w:r>
     </w:p>
     <w:p>
@@ -11394,7 +11112,7 @@
       <w:r>
         <w:t>In doing so, this thesis shifts the empirical question from Madoń's cross-sectional association between fixed AI exposure and wages to a dynamic, adoption-based test of whether sectors that combine AI adoption with stronger technological capacity outperform those where adoption occurs without a supportive skill base.</w:t>
       </w:r>
-      <w:bookmarkStart w:id="23" w:name="_Toc232672433"/>
+      <w:bookmarkStart w:id="22" w:name="_Toc232672433"/>
       <w:r>
         <w:br w:type="page"/>
       </w:r>
@@ -11407,17 +11125,17 @@
         <w:lastRenderedPageBreak/>
         <w:t>CHAPTER II</w:t>
       </w:r>
-      <w:bookmarkEnd w:id="23"/>
+      <w:bookmarkEnd w:id="22"/>
     </w:p>
     <w:p>
       <w:pPr>
         <w:pStyle w:val="Thesisheading1"/>
       </w:pPr>
-      <w:bookmarkStart w:id="24" w:name="_Toc232672434"/>
+      <w:bookmarkStart w:id="23" w:name="_Toc232672434"/>
       <w:r>
         <w:t>DATA AND METHODOLOGY</w:t>
       </w:r>
-      <w:bookmarkEnd w:id="24"/>
+      <w:bookmarkEnd w:id="23"/>
       <w:r>
         <w:t xml:space="preserve"> </w:t>
       </w:r>
@@ -11426,21 +11144,21 @@
       <w:pPr>
         <w:pStyle w:val="Thesisheading2"/>
       </w:pPr>
-      <w:bookmarkStart w:id="25" w:name="_Toc232672435"/>
+      <w:bookmarkStart w:id="24" w:name="_Toc232672435"/>
       <w:r>
         <w:t>2.1. Data Sources, Variables, and Panel Construction</w:t>
       </w:r>
-      <w:bookmarkEnd w:id="25"/>
+      <w:bookmarkEnd w:id="24"/>
     </w:p>
     <w:p>
       <w:pPr>
         <w:pStyle w:val="thesisheading3"/>
       </w:pPr>
-      <w:bookmarkStart w:id="26" w:name="_Toc232672436"/>
+      <w:bookmarkStart w:id="25" w:name="_Toc232672436"/>
       <w:r>
         <w:t xml:space="preserve">2.1.1. </w:t>
       </w:r>
-      <w:bookmarkEnd w:id="26"/>
+      <w:bookmarkEnd w:id="25"/>
       <w:r>
         <w:t>Definition and Measurement of Variables</w:t>
       </w:r>
@@ -11468,7 +11186,13 @@
         <w:t xml:space="preserve"> </w:t>
       </w:r>
       <w:r>
-        <w:t xml:space="preserve">Most of the variable selection for controls and AI adoption follows the research framework of Madoń (2024). Technology-related specialists and technological training are motivated </w:t>
+        <w:t xml:space="preserve">Most of the variable selection for controls and AI adoption follows the research framework of Madoń (2024). </w:t>
+      </w:r>
+      <w:r>
+        <w:t>Inclusion of t</w:t>
+      </w:r>
+      <w:r>
+        <w:t xml:space="preserve">echnology-related specialists and technological training are motivated </w:t>
       </w:r>
       <w:r>
         <w:t>to use</w:t>
@@ -11483,10 +11207,31 @@
         <w:t>Autor, Levy, and Murnane (2001) establish that technology complements workers performing non-routine cognitive tasks while substituting for those performing routine ones, motivating the inclusion of technology-related specialists as a measure of this complementary human capital</w:t>
       </w:r>
       <w:r>
+        <w:t xml:space="preserve"> (</w:t>
+      </w:r>
+      <w:r>
+        <w:t>Autor, Levy,</w:t>
+      </w:r>
+      <w:r>
+        <w:t xml:space="preserve"> </w:t>
+      </w:r>
+      <w:r>
+        <w:t>Murnane</w:t>
+      </w:r>
+      <w:r>
+        <w:t>, 2001)</w:t>
+      </w:r>
+      <w:r>
         <w:t>. Secondly,</w:t>
       </w:r>
       <w:r>
-        <w:t xml:space="preserve"> Goldin and Katz (2007) show that sectors where skill investment keeps pace with technological change avoid the wage-polarising effects seen when training lags behind, motivating the inclusion of technological training as a measure of this ongoing skill-supply adjustment.</w:t>
+        <w:t xml:space="preserve"> Goldin and Katz (2007) show that sectors where skill investment keeps pace with technological change avoid the wage-polarising effects seen when training lags behind, motivating the inclusion of technological training as a measure of this ongoing skill-supply adjustment</w:t>
+      </w:r>
+      <w:r>
+        <w:t xml:space="preserve"> (Goldin, Katz, 2007)</w:t>
+      </w:r>
+      <w:r>
+        <w:t>.</w:t>
       </w:r>
     </w:p>
     <w:p>
@@ -11566,17 +11311,20 @@
       </w:r>
       <w:r>
         <w:noBreakHyphen/>
-        <w:t xml:space="preserve">complementary human capital within a sector and indicates whether firms have already built the specialist base required to implement and use AI tools. </w:t>
+        <w:t xml:space="preserve">complementary human capital </w:t>
+      </w:r>
+      <w:r>
+        <w:lastRenderedPageBreak/>
+        <w:t xml:space="preserve">within a sector and indicates whether firms have already built the specialist base required to implement and use AI tools. </w:t>
       </w:r>
     </w:p>
     <w:p>
       <w:pPr>
         <w:pStyle w:val="Thesisbody"/>
       </w:pPr>
+      <w:commentRangeStart w:id="26"/>
       <w:commentRangeStart w:id="27"/>
-      <w:commentRangeStart w:id="28"/>
-      <w:r>
-        <w:lastRenderedPageBreak/>
+      <w:r>
         <w:t xml:space="preserve">The </w:t>
       </w:r>
       <w:r>
@@ -11601,6 +11349,15 @@
         <w:noBreakHyphen/>
         <w:t xml:space="preserve">specialist staff, and it is selected as the closest available proxy for ongoing sectoral investment in digital skills. </w:t>
       </w:r>
+      <w:commentRangeEnd w:id="26"/>
+      <w:r>
+        <w:rPr>
+          <w:rStyle w:val="CommentReference"/>
+          <w:sz w:val="24"/>
+          <w:szCs w:val="24"/>
+        </w:rPr>
+        <w:commentReference w:id="26"/>
+      </w:r>
       <w:commentRangeEnd w:id="27"/>
       <w:r>
         <w:rPr>
@@ -11609,100 +11366,89 @@
           <w:szCs w:val="24"/>
         </w:rPr>
         <w:commentReference w:id="27"/>
-      </w:r>
-      <w:commentRangeEnd w:id="28"/>
-      <w:r>
-        <w:rPr>
-          <w:rStyle w:val="CommentReference"/>
-          <w:sz w:val="24"/>
-          <w:szCs w:val="24"/>
-        </w:rPr>
-        <w:commentReference w:id="28"/>
       </w:r>
     </w:p>
     <w:p>
       <w:pPr>
         <w:pStyle w:val="Thesisbody"/>
       </w:pPr>
-      <w:commentRangeStart w:id="29"/>
-      <w:r>
-        <w:rPr>
-          <w:highlight w:val="yellow"/>
-        </w:rPr>
+      <w:r>
         <w:t xml:space="preserve">As a </w:t>
       </w:r>
       <w:r>
-        <w:rPr>
-          <w:highlight w:val="yellow"/>
-        </w:rPr>
         <w:t xml:space="preserve">wage </w:t>
       </w:r>
       <w:r>
-        <w:rPr>
-          <w:highlight w:val="yellow"/>
-        </w:rPr>
         <w:t>control variables were selected</w:t>
       </w:r>
       <w:r>
-        <w:rPr>
-          <w:highlight w:val="yellow"/>
-        </w:rPr>
-        <w:t xml:space="preserve"> labour productivity, firm size index, share of </w:t>
-      </w:r>
-      <w:commentRangeEnd w:id="29"/>
-      <w:r>
-        <w:rPr>
-          <w:rStyle w:val="CommentReference"/>
-          <w:sz w:val="24"/>
-          <w:szCs w:val="24"/>
-          <w:highlight w:val="yellow"/>
-        </w:rPr>
-        <w:commentReference w:id="29"/>
-      </w:r>
-      <w:r>
-        <w:rPr>
-          <w:highlight w:val="yellow"/>
-        </w:rPr>
-        <w:t xml:space="preserve">high-skill occupations, and tertiary education rate. Productivity as </w:t>
-      </w:r>
-      <w:r>
-        <w:rPr>
-          <w:highlight w:val="yellow"/>
-        </w:rPr>
+        <w:t xml:space="preserve"> labour productivity,</w:t>
+      </w:r>
+      <w:r>
+        <w:t xml:space="preserve"> </w:t>
+      </w:r>
+      <w:r>
+        <w:t xml:space="preserve">share of high-skill occupations, and tertiary education rate. Productivity as </w:t>
+      </w:r>
+      <w:r>
         <w:t>g</w:t>
       </w:r>
       <w:r>
-        <w:rPr>
-          <w:highlight w:val="yellow"/>
-        </w:rPr>
         <w:t xml:space="preserve">ross value added per employee (Eurostat: nama_10_a64_e) is included as the most direct structural control for wage differences across sectors and countries. The </w:t>
       </w:r>
       <w:r>
-        <w:rPr>
-          <w:highlight w:val="yellow"/>
-        </w:rPr>
-        <w:t xml:space="preserve">IMF “Artificial Intelligence and Productivity in Europe” </w:t>
-      </w:r>
-      <w:r>
-        <w:rPr>
-          <w:highlight w:val="yellow"/>
-        </w:rPr>
-        <w:t>paper confirms that productivity effects are the primary theoretical mechanism through which AI generates wage gains at the macro level: higher AI adoption rates increase total factor productivity, and under competitive labour markets this gain is partially passed through to wages [</w:t>
-      </w:r>
-      <w:r>
-        <w:rPr>
-          <w:highlight w:val="yellow"/>
-        </w:rPr>
-        <w:t>17</w:t>
-      </w:r>
-      <w:r>
-        <w:rPr>
-          <w:highlight w:val="yellow"/>
-        </w:rPr>
-        <w:t>]. Excluding productivity would risk attributing to AI adoption what is in fact a productivity–wage channel.</w:t>
-      </w:r>
-      <w:r>
-        <w:t xml:space="preserve"> </w:t>
+        <w:t xml:space="preserve">IMF </w:t>
+      </w:r>
+      <w:r>
+        <w:t>paper</w:t>
+      </w:r>
+      <w:r>
+        <w:t xml:space="preserve"> (2025)</w:t>
+      </w:r>
+      <w:r>
+        <w:t xml:space="preserve"> confirms that productivity effects are the primary theoretical mechanism through which AI generates wage gains at the macro level: higher AI adoption rates increase total factor productivity, and under competitive labour markets this gain is partially passed through to wages </w:t>
+      </w:r>
+      <w:r>
+        <w:t>(IMF, 2025)</w:t>
+      </w:r>
+      <w:r>
+        <w:t xml:space="preserve">. </w:t>
+      </w:r>
+      <w:r>
+        <w:t xml:space="preserve">Because of that, productivity </w:t>
+      </w:r>
+      <w:r>
+        <w:t>may itself be a channel through which AI adoption affects wages rather than a fully independent control</w:t>
+      </w:r>
+      <w:r>
+        <w:t>. Therefore,</w:t>
+      </w:r>
+      <w:r>
+        <w:t xml:space="preserve"> including it alongside AI adoption risks absorbing part of the very effect this </w:t>
+      </w:r>
+      <w:r>
+        <w:t>work</w:t>
+      </w:r>
+      <w:r>
+        <w:t xml:space="preserve"> seeks to estimate</w:t>
+      </w:r>
+      <w:r>
+        <w:t xml:space="preserve">. </w:t>
+      </w:r>
+      <w:r>
+        <w:t xml:space="preserve">To address this, the main specifications </w:t>
+      </w:r>
+      <w:r>
+        <w:t>would be</w:t>
+      </w:r>
+      <w:r>
+        <w:t xml:space="preserve"> estimated both with and without productivity, allowing the total AI</w:t>
+      </w:r>
+      <w:r>
+        <w:t>-</w:t>
+      </w:r>
+      <w:r>
+        <w:t xml:space="preserve">wage association (excluding productivity) to be compared against the conditional association net of the productivity channel (including productivity). </w:t>
       </w:r>
     </w:p>
     <w:p>
@@ -11725,71 +11471,141 @@
         <w:t xml:space="preserve"> paper</w:t>
       </w:r>
       <w:r>
-        <w:t xml:space="preserve"> adoption-rate regressions show</w:t>
-      </w:r>
-      <w:r>
-        <w:t xml:space="preserve"> [</w:t>
-      </w:r>
-      <w:r>
-        <w:t>17</w:t>
-      </w:r>
-      <w:r>
-        <w:t>]</w:t>
-      </w:r>
-      <w:r>
-        <w:t>. The variable therefore serves as a proxy for the scale and organisational complexity of the sector, which independently predicts both wage levels and adoption incentives.</w:t>
+        <w:t xml:space="preserve"> </w:t>
+      </w:r>
+      <w:r>
+        <w:t xml:space="preserve">(2025) </w:t>
+      </w:r>
+      <w:r>
+        <w:t>adoption-rate regressions show</w:t>
+      </w:r>
+      <w:r>
+        <w:t xml:space="preserve"> (IMF, 2025)</w:t>
+      </w:r>
+      <w:r>
+        <w:t>. The variable therefore serves as a proxy for the scale and organisational complexity of the sector, which independently predicts both wage levels and adoption</w:t>
+      </w:r>
+      <w:r>
+        <w:t xml:space="preserve"> incentives</w:t>
+      </w:r>
+      <w:r>
+        <w:t>.</w:t>
       </w:r>
     </w:p>
     <w:p>
       <w:pPr>
         <w:pStyle w:val="Thesisbody"/>
-      </w:pPr>
-      <w:r>
-        <w:t xml:space="preserve">Next control variable is related to the high-skill occupations. </w:t>
-      </w:r>
-      <w:r>
-        <w:t>The share of managers (ISCO OC1), professionals (OC2), and technicians (OC3) in total sector employment (Eurostat</w:t>
-      </w:r>
-      <w:r>
-        <w:t>:</w:t>
-      </w:r>
-      <w:r>
-        <w:t> lfsa_eisn2) proxies the occupational skill composition of the sector. In Acemoglu and Restrepo, wage changes are directly linked to a demographic group's specialisation in the tasks being automated: groups whose tasks are displaced experience wage declines, while groups in non-automatable or complementary tasks experience wage gains</w:t>
-      </w:r>
-      <w:r>
+        <w:rPr>
+          <w:strike/>
+        </w:rPr>
+      </w:pPr>
+      <w:r>
+        <w:rPr>
+          <w:strike/>
+        </w:rPr>
+        <w:t xml:space="preserve">Next control variable is related to the high-skill occupations. The share of managers (ISCO OC1), professionals (OC2), and technicians (OC3) in total sector employment (Eurostat: lfsa_eisn2) proxies the occupational skill composition of the sector. </w:t>
+      </w:r>
+      <w:r>
+        <w:rPr>
+          <w:strike/>
+        </w:rPr>
+        <w:t xml:space="preserve">Acemoglu and Restrepo </w:t>
+      </w:r>
+      <w:r>
+        <w:rPr>
+          <w:strike/>
+        </w:rPr>
+        <w:t xml:space="preserve">(2022) </w:t>
+      </w:r>
+      <w:r>
+        <w:rPr>
+          <w:strike/>
+        </w:rPr>
+        <w:t xml:space="preserve">show that wage changes are linked to a demographic group's specialisation in the tasks being automated: groups whose tasks are displaced experience wage declines, while groups in non-automatable or complementary tasks experience wage gains. This shows that </w:t>
+      </w:r>
+      <w:r>
+        <w:rPr>
+          <w:strike/>
+        </w:rPr>
+        <w:lastRenderedPageBreak/>
+        <w:t xml:space="preserve">occupational skill composition and technological capacity are two separate things. Skill composition reflects what tasks a sector's workers already do, while technological capacity reflects how much a sector has invested in </w:t>
+      </w:r>
+      <w:r>
+        <w:rPr>
+          <w:strike/>
+        </w:rPr>
+        <w:t xml:space="preserve">technological </w:t>
+      </w:r>
+      <w:r>
+        <w:rPr>
+          <w:strike/>
+        </w:rPr>
+        <w:t>skills</w:t>
+      </w:r>
+      <w:r>
+        <w:rPr>
+          <w:strike/>
+        </w:rPr>
+        <w:t>.</w:t>
+      </w:r>
+      <w:r>
+        <w:rPr>
+          <w:strike/>
+        </w:rPr>
+        <w:t xml:space="preserve"> </w:t>
+      </w:r>
+      <w:r>
+        <w:rPr>
+          <w:strike/>
+        </w:rPr>
+        <w:t xml:space="preserve">Controlling for the occupational skill mix separates the AI adoption wage effect from underlying compositional differences between sectors that already employ more high-skill workers. </w:t>
+      </w:r>
+      <w:r>
+        <w:rPr>
+          <w:strike/>
+        </w:rPr>
+        <w:t xml:space="preserve">Karol </w:t>
+      </w:r>
+      <w:r>
+        <w:rPr>
+          <w:strike/>
+        </w:rPr>
+        <w:t xml:space="preserve">Madoń similarly includes sectoral composition controls in his Mincerian </w:t>
+      </w:r>
+      <w:r>
+        <w:rPr>
+          <w:strike/>
+        </w:rPr>
+        <w:t xml:space="preserve">wage regression </w:t>
+      </w:r>
+      <w:r>
+        <w:rPr>
+          <w:strike/>
+        </w:rPr>
+        <w:t>specifications to isolate the AI-specific wage channel</w:t>
+      </w:r>
+      <w:r>
+        <w:rPr>
+          <w:strike/>
+        </w:rPr>
         <w:t xml:space="preserve"> [</w:t>
       </w:r>
       <w:r>
-        <w:t>15</w:t>
-      </w:r>
-      <w:r>
+        <w:rPr>
+          <w:strike/>
+        </w:rPr>
+        <w:t>25</w:t>
+      </w:r>
+      <w:r>
+        <w:rPr>
+          <w:strike/>
+        </w:rPr>
         <w:t>]</w:t>
       </w:r>
       <w:r>
-        <w:t xml:space="preserve">. Controlling for the occupational skill mix separates the AI adoption wage effect from underlying compositional differences between sectors that already employ more high-skill workers. </w:t>
-      </w:r>
-      <w:r>
-        <w:t xml:space="preserve">Karol </w:t>
-      </w:r>
-      <w:r>
-        <w:t xml:space="preserve">Madoń similarly includes sectoral composition controls in his Mincerian </w:t>
-      </w:r>
-      <w:r>
-        <w:t xml:space="preserve">wage regression </w:t>
-      </w:r>
-      <w:r>
-        <w:t>specifications to isolate the AI-specific wage channel</w:t>
-      </w:r>
-      <w:r>
-        <w:t xml:space="preserve"> [</w:t>
-      </w:r>
-      <w:r>
-        <w:t>25</w:t>
-      </w:r>
-      <w:r>
-        <w:t>]</w:t>
-      </w:r>
-      <w:r>
+        <w:rPr>
+          <w:strike/>
+        </w:rPr>
         <w:t>.</w:t>
       </w:r>
     </w:p>
@@ -11804,11 +11620,7 @@
         <w:t>. It is a</w:t>
       </w:r>
       <w:r>
-        <w:t xml:space="preserve"> share of employed persons aged 18–69 with tertiary education (ISCED 5–8) in a sector (Eurostat: edat_lfs_9910), </w:t>
-      </w:r>
-      <w:r>
-        <w:lastRenderedPageBreak/>
-        <w:t xml:space="preserve">which proxies the human capital stock of the sector. </w:t>
+        <w:t xml:space="preserve"> share of employed persons aged 18–69 with tertiary education (ISCED 5–8) in a sector (Eurostat: edat_lfs_9910), which proxies the human capital stock of the sector. </w:t>
       </w:r>
       <w:r>
         <w:t xml:space="preserve">Consistent with this framework, </w:t>
@@ -11817,7 +11629,13 @@
         <w:t xml:space="preserve">Karol </w:t>
       </w:r>
       <w:r>
-        <w:t xml:space="preserve">Madoń's specifications further include education level as a core covariate, on the grounds that </w:t>
+        <w:t>Madoń's specifications</w:t>
+      </w:r>
+      <w:r>
+        <w:t xml:space="preserve"> (2024)</w:t>
+      </w:r>
+      <w:r>
+        <w:t xml:space="preserve"> further include education level as a core covariate, on the grounds that </w:t>
       </w:r>
       <w:r>
         <w:t>“</w:t>
@@ -11832,7 +11650,13 @@
         <w:t xml:space="preserve"> and that higher-skilled workers command systematically higher wage premia </w:t>
       </w:r>
       <w:r>
-        <w:t>[25]</w:t>
+        <w:t>(Mado</w:t>
+      </w:r>
+      <w:r>
+        <w:t>ń</w:t>
+      </w:r>
+      <w:r>
+        <w:t>, 2024)</w:t>
       </w:r>
       <w:r>
         <w:t xml:space="preserve">. This is </w:t>
@@ -11847,7 +11671,10 @@
         <w:t>by Autor, Katz, and Goldin (2020), who document that the wage premium for tertiary education has grown monotonically alongside technological change across decades</w:t>
       </w:r>
       <w:r>
-        <w:t xml:space="preserve"> [13]</w:t>
+        <w:t xml:space="preserve"> </w:t>
+      </w:r>
+      <w:r>
+        <w:t>(Autor, Katz, Goldin, 2020)</w:t>
       </w:r>
       <w:r>
         <w:t>. Including tertiary education in the model thus separates the direct human-capital wage premium from the adoption-mediated wage effect.</w:t>
@@ -11867,7 +11694,13 @@
         <w:t xml:space="preserve">Karol </w:t>
       </w:r>
       <w:r>
-        <w:t>Madoń also incorporates a vector of macroeconomic controls</w:t>
+        <w:t>Madoń</w:t>
+      </w:r>
+      <w:r>
+        <w:t xml:space="preserve"> (2024)</w:t>
+      </w:r>
+      <w:r>
+        <w:t xml:space="preserve"> also incorporates a vector of macroeconomic controls</w:t>
       </w:r>
       <w:r>
         <w:t xml:space="preserve"> </w:t>
@@ -11876,16 +11709,22 @@
         <w:t>alongside country and sector fixed effects in order to isolate the AI-specific wage channel from broader economic conditions</w:t>
       </w:r>
       <w:r>
-        <w:t xml:space="preserve"> [</w:t>
-      </w:r>
-      <w:r>
-        <w:t>25</w:t>
-      </w:r>
-      <w:r>
-        <w:t>]</w:t>
-      </w:r>
-      <w:r>
-        <w:t>. In the present panel setting, these three variables serve analogous purposes</w:t>
+        <w:t xml:space="preserve"> </w:t>
+      </w:r>
+      <w:r>
+        <w:t>(Mado</w:t>
+      </w:r>
+      <w:r>
+        <w:t>ń</w:t>
+      </w:r>
+      <w:r>
+        <w:t>, 2024)</w:t>
+      </w:r>
+      <w:r>
+        <w:t xml:space="preserve">. </w:t>
+      </w:r>
+      <w:r>
+        <w:t>In the present panel setting, these three variables serve analogous purposes</w:t>
       </w:r>
       <w:r>
         <w:t>.</w:t>
@@ -11895,11 +11734,11 @@
       <w:pPr>
         <w:pStyle w:val="thesisheading3"/>
       </w:pPr>
-      <w:bookmarkStart w:id="30" w:name="_Toc232672437"/>
+      <w:bookmarkStart w:id="28" w:name="_Toc232672437"/>
       <w:r>
         <w:t>2.1.2. Data transformations and aggregation</w:t>
       </w:r>
-      <w:bookmarkEnd w:id="30"/>
+      <w:bookmarkEnd w:id="28"/>
     </w:p>
     <w:p>
       <w:pPr>
@@ -11960,13 +11799,11 @@
         <w:t xml:space="preserve"> </w:t>
       </w:r>
       <w:r>
-        <w:t>Firm Size Index (FSI) is computed as the share of employees in large enterprises (≥250 persons) relative to total sector employment, derived from the Eurostat Structural Business Statistics.</w:t>
-      </w:r>
-      <w:r>
-        <w:t xml:space="preserve"> </w:t>
-      </w:r>
-      <w:r>
-        <w:t>Share of high-skill occupations is aggregated from the employment-by-occupation and sector table by summing ISCO major groups 1, 2, and 3 as a percentage of total sector employment.</w:t>
+        <w:t xml:space="preserve">Firm Size Index (FSI) is computed as the </w:t>
+      </w:r>
+      <w:r>
+        <w:lastRenderedPageBreak/>
+        <w:t>share of employees in large enterprises (≥250 persons) relative to total sector employment, derived from the Eurostat Structural Business Statistics.</w:t>
       </w:r>
       <w:r>
         <w:t xml:space="preserve"> </w:t>
@@ -11976,9 +11813,362 @@
       <w:pPr>
         <w:pStyle w:val="thesisheading3"/>
       </w:pPr>
-      <w:bookmarkStart w:id="31" w:name="_Toc232672438"/>
-      <w:r>
-        <w:t>2.1.3. Panel structure and econometric limitations</w:t>
+      <w:bookmarkStart w:id="29" w:name="_Toc232672438"/>
+      <w:r>
+        <w:t>2.1.3. Panel structure</w:t>
+      </w:r>
+      <w:bookmarkEnd w:id="29"/>
+    </w:p>
+    <w:p>
+      <w:pPr>
+        <w:pStyle w:val="Thesisbody"/>
+      </w:pPr>
+      <w:r>
+        <w:t>A critical constraint shaping the empirical design is data availability. The Eurostat enterprise survey on AI adoption (isoc_eb_ain2) was first conducted in 2021, with subsequent waves in 2022, 2023,</w:t>
+      </w:r>
+      <w:r>
+        <w:t xml:space="preserve"> </w:t>
+      </w:r>
+      <w:r>
+        <w:t>2024</w:t>
+      </w:r>
+      <w:r>
+        <w:t xml:space="preserve"> and 2025</w:t>
+      </w:r>
+      <w:r>
+        <w:t>. As noted by the IMF</w:t>
+      </w:r>
+      <w:r>
+        <w:t xml:space="preserve"> (2025)</w:t>
+      </w:r>
+      <w:r>
+        <w:t xml:space="preserve">, the systematic, cross-country, cross-sector data on AI adoption in European enterprises simply did not exist before </w:t>
+      </w:r>
+      <w:r>
+        <w:t>2021</w:t>
+      </w:r>
+      <w:r>
+        <w:t xml:space="preserve"> </w:t>
+      </w:r>
+      <w:r>
+        <w:t>(</w:t>
+      </w:r>
+      <w:r>
+        <w:t xml:space="preserve">IMF, </w:t>
+      </w:r>
+      <w:r>
+        <w:t>2025</w:t>
+      </w:r>
+      <w:r>
+        <w:t>)</w:t>
+      </w:r>
+      <w:r>
+        <w:t xml:space="preserve">. </w:t>
+      </w:r>
+      <w:r>
+        <w:t>The sample therefore spans 2021</w:t>
+      </w:r>
+      <w:r>
+        <w:t>-</w:t>
+      </w:r>
+      <w:r>
+        <w:t>2025 and covers country</w:t>
+      </w:r>
+      <w:r>
+        <w:t>-</w:t>
+      </w:r>
+      <w:r>
+        <w:t>sector cells constructed as a composite panel identifier, drawing on Eurostat's NACE Rev. 2 one-digit classification</w:t>
+      </w:r>
+      <w:r>
+        <w:t>.</w:t>
+      </w:r>
+      <w:r>
+        <w:t xml:space="preserve"> </w:t>
+      </w:r>
+      <w:r>
+        <w:t>E</w:t>
+      </w:r>
+      <w:r>
+        <w:t>ach observation represents a single broad sector letter (e.g., C for Manufacturing, G for Wholesale and Retail Trade) within a given country and year</w:t>
+      </w:r>
+      <w:r>
+        <w:t>.</w:t>
+      </w:r>
+    </w:p>
+    <w:p>
+      <w:pPr>
+        <w:pStyle w:val="Thesisbody"/>
+      </w:pPr>
+      <w:r>
+        <w:t>A further constraint arises from the ICT capacity variables. Eurostat’s enterprise surveys on ICT specialists and ICT trainin</w:t>
+      </w:r>
+      <w:r>
+        <w:t>g</w:t>
+      </w:r>
+      <w:r>
+        <w:t xml:space="preserve"> are conducted biennially with observations available for 202</w:t>
+      </w:r>
+      <w:r>
+        <w:t>0</w:t>
+      </w:r>
+      <w:r>
+        <w:t>, 202</w:t>
+      </w:r>
+      <w:r>
+        <w:t>2</w:t>
+      </w:r>
+      <w:r>
+        <w:t>, and 202</w:t>
+      </w:r>
+      <w:r>
+        <w:t>4</w:t>
+      </w:r>
+      <w:r>
+        <w:t xml:space="preserve">. This implies that ICT capacity is observed only at discrete points, while AI adoption and wages are available annually. To align the empirical specification with this measurement structure and with the theoretical framework, ICT capacity is treated as a lagged, structural moderator: sectoral wages and AI adoption in year </w:t>
+      </w:r>
+      <m:oMath>
+        <m:r>
+          <w:rPr>
+            <w:rFonts w:ascii="Cambria Math" w:hAnsi="Cambria Math"/>
+          </w:rPr>
+          <m:t>t</m:t>
+        </m:r>
+      </m:oMath>
+      <w:r>
+        <w:rPr>
+          <w:rFonts w:eastAsiaTheme="minorEastAsia"/>
+        </w:rPr>
+        <w:t xml:space="preserve"> </w:t>
+      </w:r>
+      <w:r>
+        <w:t xml:space="preserve">are modelled as functions of ICT specialists and ICT training measured in year </w:t>
+      </w:r>
+      <m:oMath>
+        <m:r>
+          <w:rPr>
+            <w:rFonts w:ascii="Cambria Math" w:hAnsi="Cambria Math"/>
+          </w:rPr>
+          <m:t>t-1</m:t>
+        </m:r>
+      </m:oMath>
+      <w:r>
+        <w:t xml:space="preserve">. This one-period gap reflects the logic of the hypotheses, which </w:t>
+      </w:r>
+      <w:r>
+        <w:t xml:space="preserve">treat </w:t>
+      </w:r>
+      <w:r>
+        <w:t xml:space="preserve"> technological capacity as a pre-existing condition that shapes how subsequent AI adoption translates into wage outcomes</w:t>
+      </w:r>
+      <w:r>
+        <w:t>. In other words,</w:t>
+      </w:r>
+      <w:r>
+        <w:t xml:space="preserve"> </w:t>
+      </w:r>
+      <w:r>
+        <w:t>country-</w:t>
+      </w:r>
+      <w:r>
+        <w:t xml:space="preserve">sectors must first accumulate digital human capital before they can </w:t>
+      </w:r>
+      <w:r>
+        <w:t xml:space="preserve">adapt adopt and use AI technology effectively. </w:t>
+      </w:r>
+    </w:p>
+    <w:p>
+      <w:pPr>
+        <w:pStyle w:val="Thesisbody"/>
+      </w:pPr>
+      <w:r>
+        <w:t>The resulting panel is thus short and wide: there are three effective wage–AI periods per country–sector cell that can be linked to lagged ICT capacit</w:t>
+      </w:r>
+      <w:r>
+        <w:t>y</w:t>
+      </w:r>
+      <w:r>
+        <w:t xml:space="preserve">. This </w:t>
+      </w:r>
+      <w:r>
+        <w:t>establishes</w:t>
+      </w:r>
+      <w:r>
+        <w:t xml:space="preserve"> a recognised limitation of the present study. From an econometric perspective, a panel with a short time dimension restricts the temporal variation available to identify structural changes. Wooldridge </w:t>
+      </w:r>
+      <w:r>
+        <w:t xml:space="preserve">(2010) </w:t>
+      </w:r>
+      <w:r>
+        <w:t>notes</w:t>
+      </w:r>
+      <w:r>
+        <w:t xml:space="preserve"> </w:t>
+      </w:r>
+      <w:r>
+        <w:t xml:space="preserve"> that bias</w:t>
+      </w:r>
+      <w:r>
+        <w:noBreakHyphen/>
+        <w:t>adjustment procedures for panel estimators typically require more time periods than are available in many applications, and that consistent identification through within</w:t>
+      </w:r>
+      <w:r>
+        <w:noBreakHyphen/>
+        <w:t xml:space="preserve">entity variation relies on there being “sufficient time variation in the covariates,” a condition that becomes increasingly binding as </w:t>
+      </w:r>
+      <m:oMath>
+        <m:r>
+          <w:rPr>
+            <w:rFonts w:ascii="Cambria Math" w:hAnsi="Cambria Math"/>
+          </w:rPr>
+          <m:t>T</m:t>
+        </m:r>
+      </m:oMath>
+      <w:r>
+        <w:rPr>
+          <w:rFonts w:eastAsiaTheme="minorEastAsia"/>
+        </w:rPr>
+        <w:t xml:space="preserve"> </w:t>
+      </w:r>
+      <w:r>
+        <w:t>shrinks</w:t>
+      </w:r>
+      <w:r>
+        <w:t xml:space="preserve"> (Wooldridge, 2010)</w:t>
+      </w:r>
+      <w:r>
+        <w:t xml:space="preserve">. With only three </w:t>
+      </w:r>
+      <w:r>
+        <w:lastRenderedPageBreak/>
+        <w:t>lagged observation windows, the scope to trace multi</w:t>
+      </w:r>
+      <w:r>
+        <w:noBreakHyphen/>
+        <w:t>year, wage responses to technology adoption is inherently limited</w:t>
+      </w:r>
+      <w:r>
+        <w:t>. The analysis is not focusing on long-run effects then.</w:t>
+      </w:r>
+    </w:p>
+    <w:p>
+      <w:pPr>
+        <w:pStyle w:val="Thesisbody"/>
+        <w:rPr>
+          <w:lang w:val="en"/>
+        </w:rPr>
+      </w:pPr>
+      <w:r>
+        <w:rPr>
+          <w:lang w:val="en"/>
+        </w:rPr>
+        <w:t>Furthermore, relying on highly aggregated cross-sectional units introduces the risk of aggregation bias. Averaging data at the NACE Rev. 2 one-digit letter level means that considerable micro-level heterogeneity across sub-industries, firm sizes, and occupational structures is absorbed into a single cell mean. This concern reflects the limitation acknowledged directly by Karol Madoń</w:t>
+      </w:r>
+      <w:r>
+        <w:rPr>
+          <w:lang w:val="en"/>
+        </w:rPr>
+        <w:t xml:space="preserve"> (2024)</w:t>
+      </w:r>
+      <w:r>
+        <w:rPr>
+          <w:lang w:val="en"/>
+        </w:rPr>
+        <w:t>, who notes that to estimate causal effects of AI on wages “one should use firm-level data with information about technology adoption,” and that results based on more aggregated or exposure-based measures “should be interpreted with caution and treated as a description of final allocation in equilibrium, rather than causal relationships”</w:t>
+      </w:r>
+      <w:r>
+        <w:rPr>
+          <w:lang w:val="en"/>
+        </w:rPr>
+        <w:t xml:space="preserve"> (Mado</w:t>
+      </w:r>
+      <w:r>
+        <w:rPr>
+          <w:lang w:val="en"/>
+        </w:rPr>
+        <w:t>ń</w:t>
+      </w:r>
+      <w:r>
+        <w:rPr>
+          <w:lang w:val="en"/>
+        </w:rPr>
+        <w:t>, 2024)</w:t>
+      </w:r>
+      <w:r>
+        <w:rPr>
+          <w:lang w:val="en"/>
+        </w:rPr>
+        <w:t>.</w:t>
+      </w:r>
+      <w:r>
+        <w:rPr>
+          <w:lang w:val="en"/>
+        </w:rPr>
+        <w:t xml:space="preserve"> These trade-offs are, however, unavoidable given the current state of Eurostat data availability. Because 2021</w:t>
+      </w:r>
+      <w:r>
+        <w:rPr>
+          <w:lang w:val="en"/>
+        </w:rPr>
+        <w:t>-</w:t>
+      </w:r>
+      <w:r>
+        <w:rPr>
+          <w:lang w:val="en"/>
+        </w:rPr>
+        <w:t>2025 coincides precisely with the active diffusion phase of enterprise AI adoption across EU sectors, this period remains the only feasible and substantively relevant observation window for testing the short</w:t>
+      </w:r>
+      <w:r>
+        <w:rPr>
+          <w:lang w:val="en"/>
+        </w:rPr>
+        <w:noBreakHyphen/>
+        <w:t>run macro-level wage effects of AI adoption under a lagged ICT capacity framework.</w:t>
+      </w:r>
+    </w:p>
+    <w:p>
+      <w:pPr>
+        <w:pStyle w:val="Thesisheading2"/>
+      </w:pPr>
+      <w:bookmarkStart w:id="30" w:name="_Toc232672439"/>
+      <w:r>
+        <w:t>2.</w:t>
+      </w:r>
+      <w:r>
+        <w:t>2</w:t>
+      </w:r>
+      <w:r>
+        <w:t>. Exploratory Data Analysis</w:t>
+      </w:r>
+      <w:bookmarkEnd w:id="30"/>
+      <w:r>
+        <w:t xml:space="preserve"> </w:t>
+      </w:r>
+    </w:p>
+    <w:p>
+      <w:pPr>
+        <w:pStyle w:val="Thesisbody"/>
+      </w:pPr>
+      <w:r>
+        <w:t>The exploratory analysis presented in this section was conducted by the author. All code utilised for data preparation, visualisation, and subsequent econometric modelling is available in a publicly accessible repositor</w:t>
+      </w:r>
+      <w:r>
+        <w:t>y</w:t>
+      </w:r>
+      <w:r>
+        <w:t xml:space="preserve"> (Martyniuk, 2026)</w:t>
+      </w:r>
+      <w:r>
+        <w:t>.</w:t>
+      </w:r>
+    </w:p>
+    <w:p>
+      <w:pPr>
+        <w:pStyle w:val="thesisheading3"/>
+      </w:pPr>
+      <w:bookmarkStart w:id="31" w:name="_Toc232672440"/>
+      <w:r>
+        <w:t>2.2.1. Sample composition and missingness patterns</w:t>
       </w:r>
       <w:bookmarkEnd w:id="31"/>
     </w:p>
@@ -11987,50 +12177,37 @@
         <w:pStyle w:val="Thesisbody"/>
       </w:pPr>
       <w:r>
-        <w:t xml:space="preserve">A critical constraint shaping the empirical design is data availability. The Eurostat enterprise survey on AI adoption (isoc_eb_ain2) was first conducted in 2021, with subsequent waves in 2022, 2023, and 2024. As noted by the IMF, the systematic, cross-country, cross-sector data on AI adoption in European enterprises simply did not exist before </w:t>
-      </w:r>
-      <w:r>
-        <w:t>2021</w:t>
-      </w:r>
-      <w:r>
-        <w:t xml:space="preserve"> </w:t>
-      </w:r>
-      <w:r>
-        <w:t>[</w:t>
-      </w:r>
-      <w:r>
-        <w:t>15</w:t>
-      </w:r>
-      <w:r>
-        <w:t>]. This</w:t>
-      </w:r>
-      <w:r>
-        <w:t xml:space="preserve"> determines the sample period: 2021–2024, yielding a four-year panel. The sample covers </w:t>
-      </w:r>
-      <w:r>
-        <w:lastRenderedPageBreak/>
-        <w:t xml:space="preserve">country–sector cells constructed as a composite panel identifier, drawing on Eurostat's NACE Rev. 2 one-digit </w:t>
-      </w:r>
-      <w:r>
-        <w:t>classification</w:t>
-      </w:r>
-      <w:r>
-        <w:t>,</w:t>
-      </w:r>
-      <w:r>
-        <w:t xml:space="preserve"> meaning that each observation represents a single broad sector letter (e.g., </w:t>
-      </w:r>
-      <w:r>
-        <w:t>C</w:t>
-      </w:r>
-      <w:r>
-        <w:t> for Manufacturing, </w:t>
-      </w:r>
-      <w:r>
-        <w:t>G</w:t>
-      </w:r>
-      <w:r>
-        <w:t> for Wholesale and Retail Trade) within a given country and year. This level of aggregation, combined with the four-year time horizon, results in a panel that is short and wide by econometric standards, with a limited number of time periods relative to the number of cross-sectional units.</w:t>
+        <w:t xml:space="preserve">The empirical analysis is built on a multi-dimensional panel dataset spanning four years, from 2021 to 2024. </w:t>
+      </w:r>
+      <w:r>
+        <w:t>T</w:t>
+      </w:r>
+      <w:r>
+        <w:t xml:space="preserve">he sample </w:t>
+      </w:r>
+      <w:r>
+        <w:t>includes</w:t>
+      </w:r>
+      <w:r>
+        <w:t xml:space="preserve"> 25 European countries</w:t>
+      </w:r>
+      <w:r>
+        <w:t xml:space="preserve">: </w:t>
+      </w:r>
+      <w:r>
+        <w:t>Austria, Belgium, Bulgaria, Cyprus, Czechia, Germany, Denmark, Estonia, Spain, Finland, France, Croatia, Hungary, Ireland, Italy, Lithuania, Latvia, Malta, the Netherlands, Norway, Poland, Portugal, Romania, Slovenia, Slovakia, and Sweden</w:t>
+      </w:r>
+      <w:r>
+        <w:t xml:space="preserve">. The data for these countries </w:t>
+      </w:r>
+      <w:r>
+        <w:t>provi</w:t>
+      </w:r>
+      <w:r>
+        <w:t>de</w:t>
+      </w:r>
+      <w:r>
+        <w:t xml:space="preserve"> broad coverage across income levels, institutional frameworks, and stages of digital development within the European economic area.</w:t>
       </w:r>
     </w:p>
     <w:p>
@@ -12038,242 +12215,7 @@
         <w:pStyle w:val="Thesisbody"/>
       </w:pPr>
       <w:r>
-        <w:t>This constitutes a recognised limitation of the present study. From an econometric perspective, a panel with a short time dimension</w:t>
-      </w:r>
-      <w:r>
-        <w:t xml:space="preserve"> (T = 4</w:t>
-      </w:r>
-      <w:r>
-        <w:t xml:space="preserve">) restricts the temporal variation available to identify structural changes. </w:t>
-      </w:r>
-      <w:r>
-        <w:t xml:space="preserve">Jeffrey </w:t>
-      </w:r>
-      <w:r>
-        <w:t>Wooldridge</w:t>
-      </w:r>
-      <w:r>
-        <w:t xml:space="preserve"> in</w:t>
-      </w:r>
-      <w:r>
-        <w:t xml:space="preserve"> his work “Econometric Analysis of Cross Section and Panel Data”</w:t>
-      </w:r>
-      <w:r>
-        <w:t xml:space="preserve"> explicitly notes that bias-adjustment procedures for panel estimators require a number of time periods </w:t>
-      </w:r>
-      <w:r>
-        <w:t>“</w:t>
-      </w:r>
-      <w:r>
-        <w:t>greater than is available in many applications,</w:t>
-      </w:r>
-      <w:r>
-        <w:t>”</w:t>
-      </w:r>
-      <w:r>
-        <w:t xml:space="preserve"> and that consistent identification through within-entity variation relies on there being </w:t>
-      </w:r>
-      <w:r>
-        <w:t>“</w:t>
-      </w:r>
-      <w:r>
-        <w:t>sufficient time variation in the covariates</w:t>
-      </w:r>
-      <w:r>
-        <w:t xml:space="preserve">”. It is </w:t>
-      </w:r>
-      <w:r>
-        <w:t>a condition that becomes increasingly binding as </w:t>
-      </w:r>
-      <w:r>
-        <w:t>T</w:t>
-      </w:r>
-      <w:r>
-        <w:t xml:space="preserve"> shrinks. With only four annual observations per country–sector cell, the scope to trace delayed or gradual wage responses to technology adoption shocks is therefore inherently </w:t>
-      </w:r>
-      <w:r>
-        <w:t>limited [</w:t>
-      </w:r>
-      <w:r>
-        <w:t>26</w:t>
-      </w:r>
-      <w:r>
-        <w:t>].</w:t>
-      </w:r>
-      <w:r>
-        <w:t xml:space="preserve"> </w:t>
-      </w:r>
-    </w:p>
-    <w:p>
-      <w:pPr>
-        <w:pStyle w:val="Thesisbody"/>
-      </w:pPr>
-      <w:r>
-        <w:t>Furthermore, relying on highly aggregated cross-sectional units introduces the risk of aggregation bias. Averaging data at the NACE</w:t>
-      </w:r>
-      <w:r>
-        <w:t xml:space="preserve"> Rev 2.</w:t>
-      </w:r>
-      <w:r>
-        <w:t xml:space="preserve"> one-digit letter level means that considerable micro-level heterogeneity across sub-industries, firm sizes, and occupational structures</w:t>
-      </w:r>
-      <w:r>
-        <w:t>,</w:t>
-      </w:r>
-      <w:r>
-        <w:t xml:space="preserve"> is absorbed into a single cell mean. This concern </w:t>
-      </w:r>
-      <w:r>
-        <w:t>reflects</w:t>
-      </w:r>
-      <w:r>
-        <w:t xml:space="preserve"> the limitation acknowledged directly </w:t>
-      </w:r>
-      <w:r>
-        <w:t xml:space="preserve">by </w:t>
-      </w:r>
-      <w:r>
-        <w:t xml:space="preserve">Karol </w:t>
-      </w:r>
-      <w:r>
-        <w:t>Madoń, who</w:t>
-      </w:r>
-      <w:r>
-        <w:t xml:space="preserve"> notes that to estimate causal effects of AI on wages </w:t>
-      </w:r>
-      <w:r>
-        <w:t>“</w:t>
-      </w:r>
-      <w:r>
-        <w:t>one should use firm-level data with information about technology adoption,</w:t>
-      </w:r>
-      <w:r>
-        <w:t>”</w:t>
-      </w:r>
-      <w:r>
-        <w:t xml:space="preserve"> and that results based on more aggregated or exposure-based measures </w:t>
-      </w:r>
-      <w:r>
-        <w:t>“</w:t>
-      </w:r>
-      <w:r>
-        <w:t>should be interpreted with caution and treated as a description of final allocation in equilibrium, rather than causal relationships</w:t>
-      </w:r>
-      <w:r>
-        <w:t>.</w:t>
-      </w:r>
-      <w:r>
-        <w:t>” [</w:t>
-      </w:r>
-      <w:r>
-        <w:t>25</w:t>
-      </w:r>
-      <w:r>
-        <w:t>]</w:t>
-      </w:r>
-      <w:r>
-        <w:t xml:space="preserve"> These trade-offs are, however, unavoidable given the current state of Eurostat data availability. Because this period coincides precisely with the active diffusion phase of enterprise AI adoption across EU sectors, 2021–2024 remains the only feasible and substantively relevant observation window for testing the macro-level wage effects of actual AI adoption.</w:t>
-      </w:r>
-    </w:p>
-    <w:p>
-      <w:pPr>
-        <w:pStyle w:val="Thesisheading2"/>
-      </w:pPr>
-      <w:bookmarkStart w:id="32" w:name="_Toc232672439"/>
-      <w:r>
         <w:lastRenderedPageBreak/>
-        <w:t>2.</w:t>
-      </w:r>
-      <w:r>
-        <w:t>2</w:t>
-      </w:r>
-      <w:r>
-        <w:t>. Exploratory Data Analysis</w:t>
-      </w:r>
-      <w:bookmarkEnd w:id="32"/>
-      <w:r>
-        <w:t xml:space="preserve"> </w:t>
-      </w:r>
-    </w:p>
-    <w:p>
-      <w:pPr>
-        <w:pStyle w:val="Thesisbody"/>
-      </w:pPr>
-      <w:r>
-        <w:t>The exploratory analysis presented in this section was conducted by the author. All code utilised for data preparation, visualisation, and subsequent econometric modelling is available in a publicly accessible repositor</w:t>
-      </w:r>
-      <w:r>
-        <w:t>y</w:t>
-      </w:r>
-      <w:r>
-        <w:t xml:space="preserve"> </w:t>
-      </w:r>
-      <w:r>
-        <w:t>[</w:t>
-      </w:r>
-      <w:r>
-        <w:t>27</w:t>
-      </w:r>
-      <w:r>
-        <w:t>]</w:t>
-      </w:r>
-      <w:r>
-        <w:t>.</w:t>
-      </w:r>
-    </w:p>
-    <w:p>
-      <w:pPr>
-        <w:pStyle w:val="thesisheading3"/>
-      </w:pPr>
-      <w:bookmarkStart w:id="33" w:name="_Toc232672440"/>
-      <w:r>
-        <w:t>2.2.1. Sample composition and missingness patterns</w:t>
-      </w:r>
-      <w:bookmarkEnd w:id="33"/>
-    </w:p>
-    <w:p>
-      <w:pPr>
-        <w:pStyle w:val="Thesisbody"/>
-      </w:pPr>
-      <w:r>
-        <w:t xml:space="preserve">The empirical analysis is built on a multi-dimensional panel dataset spanning four years, from 2021 to 2024. </w:t>
-      </w:r>
-      <w:r>
-        <w:t>T</w:t>
-      </w:r>
-      <w:r>
-        <w:t xml:space="preserve">he sample </w:t>
-      </w:r>
-      <w:r>
-        <w:t>includes</w:t>
-      </w:r>
-      <w:r>
-        <w:t xml:space="preserve"> 25 European countries</w:t>
-      </w:r>
-      <w:r>
-        <w:t xml:space="preserve">: </w:t>
-      </w:r>
-      <w:r>
-        <w:t>Austria, Belgium, Bulgaria, Cyprus, Czechia, Germany, Denmark, Estonia, Spain, Finland, France, Croatia, Hungary, Ireland, Italy, Lithuania, Latvia, Malta, the Netherlands, Norway, Poland, Portugal, Romania, Slovenia, Slovakia, and Sweden</w:t>
-      </w:r>
-      <w:r>
-        <w:t xml:space="preserve">. The data for these countries </w:t>
-      </w:r>
-      <w:r>
-        <w:t>provi</w:t>
-      </w:r>
-      <w:r>
-        <w:t>de</w:t>
-      </w:r>
-      <w:r>
-        <w:t xml:space="preserve"> broad coverage across income levels, institutional frameworks, and stages of digital development within the European economic area.</w:t>
-      </w:r>
-    </w:p>
-    <w:p>
-      <w:pPr>
-        <w:pStyle w:val="Thesisbody"/>
-      </w:pPr>
-      <w:r>
         <w:t>The sectoral dimension of the panel is defined at the one-digit level of the NACE Rev. 2 classification, yielding seven distinct economic activities that span both digitally intensive and traditionally labour-intensive segments of the European economy:</w:t>
       </w:r>
     </w:p>
@@ -12328,7 +12270,7 @@
           <w:sz w:val="24"/>
           <w:szCs w:val="24"/>
         </w:rPr>
-        <w:t>F</w:t>
+        <w:t xml:space="preserve">D </w:t>
       </w:r>
       <w:r>
         <w:rPr>
@@ -12336,7 +12278,15 @@
           <w:sz w:val="24"/>
           <w:szCs w:val="24"/>
         </w:rPr>
-        <w:t> – Construction</w:t>
+        <w:t xml:space="preserve">– </w:t>
+      </w:r>
+      <w:r>
+        <w:rPr>
+          <w:rFonts w:ascii="Times New Roman" w:hAnsi="Times New Roman" w:cs="Times New Roman"/>
+          <w:sz w:val="24"/>
+          <w:szCs w:val="24"/>
+        </w:rPr>
+        <w:t>Electricity, gas, steam and air-conditioning supply</w:t>
       </w:r>
     </w:p>
     <w:p>
@@ -12359,7 +12309,7 @@
           <w:sz w:val="24"/>
           <w:szCs w:val="24"/>
         </w:rPr>
-        <w:t>G</w:t>
+        <w:t xml:space="preserve">E </w:t>
       </w:r>
       <w:r>
         <w:rPr>
@@ -12367,7 +12317,31 @@
           <w:sz w:val="24"/>
           <w:szCs w:val="24"/>
         </w:rPr>
-        <w:t> – Wholesale and Retail Trade; Repair of Motor Vehicles</w:t>
+        <w:t>–</w:t>
+      </w:r>
+      <w:r>
+        <w:rPr>
+          <w:rFonts w:ascii="Times New Roman" w:hAnsi="Times New Roman" w:cs="Times New Roman"/>
+          <w:sz w:val="24"/>
+          <w:szCs w:val="24"/>
+        </w:rPr>
+        <w:t xml:space="preserve"> </w:t>
+      </w:r>
+      <w:r>
+        <w:rPr>
+          <w:rFonts w:ascii="Times New Roman" w:hAnsi="Times New Roman" w:cs="Times New Roman"/>
+          <w:sz w:val="24"/>
+          <w:szCs w:val="24"/>
+        </w:rPr>
+        <w:t xml:space="preserve">Water supply, sewerage, </w:t>
+      </w:r>
+      <w:r>
+        <w:rPr>
+          <w:rFonts w:ascii="Times New Roman" w:hAnsi="Times New Roman" w:cs="Times New Roman"/>
+          <w:sz w:val="24"/>
+          <w:szCs w:val="24"/>
+        </w:rPr>
+        <w:t>waste management and remediation</w:t>
       </w:r>
     </w:p>
     <w:p>
@@ -12390,7 +12364,7 @@
           <w:sz w:val="24"/>
           <w:szCs w:val="24"/>
         </w:rPr>
-        <w:t>H</w:t>
+        <w:t>F</w:t>
       </w:r>
       <w:r>
         <w:rPr>
@@ -12398,7 +12372,7 @@
           <w:sz w:val="24"/>
           <w:szCs w:val="24"/>
         </w:rPr>
-        <w:t> – Transportation and Storage</w:t>
+        <w:t> – Construction</w:t>
       </w:r>
     </w:p>
     <w:p>
@@ -12421,7 +12395,7 @@
           <w:sz w:val="24"/>
           <w:szCs w:val="24"/>
         </w:rPr>
-        <w:t>I</w:t>
+        <w:t>G</w:t>
       </w:r>
       <w:r>
         <w:rPr>
@@ -12429,7 +12403,7 @@
           <w:sz w:val="24"/>
           <w:szCs w:val="24"/>
         </w:rPr>
-        <w:t> – Accommodation and Food Service Activities</w:t>
+        <w:t> – Wholesale and Retail Trade; Repair of Motor Vehicles</w:t>
       </w:r>
     </w:p>
     <w:p>
@@ -12452,7 +12426,7 @@
           <w:sz w:val="24"/>
           <w:szCs w:val="24"/>
         </w:rPr>
-        <w:t>J</w:t>
+        <w:t>H</w:t>
       </w:r>
       <w:r>
         <w:rPr>
@@ -12460,7 +12434,7 @@
           <w:sz w:val="24"/>
           <w:szCs w:val="24"/>
         </w:rPr>
-        <w:t> – Information and Communication</w:t>
+        <w:t> – Transportation and Storage</w:t>
       </w:r>
     </w:p>
     <w:p>
@@ -12483,7 +12457,7 @@
           <w:sz w:val="24"/>
           <w:szCs w:val="24"/>
         </w:rPr>
-        <w:t>N</w:t>
+        <w:t>I</w:t>
       </w:r>
       <w:r>
         <w:rPr>
@@ -12491,58 +12465,235 @@
           <w:sz w:val="24"/>
           <w:szCs w:val="24"/>
         </w:rPr>
-        <w:t> – Administrative and Support Service Activities</w:t>
+        <w:t> – Accommodation and Food Service Activities</w:t>
       </w:r>
     </w:p>
     <w:p>
       <w:pPr>
-        <w:pStyle w:val="Thesisbody"/>
-      </w:pPr>
-      <w:r>
-        <w:t>The seven</w:t>
-      </w:r>
-      <w:r>
-        <w:t xml:space="preserve"> available</w:t>
-      </w:r>
-      <w:r>
-        <w:t xml:space="preserve"> activities collectively cover the full spectrum of AI readiness: from </w:t>
-      </w:r>
-      <w:r>
-        <w:t>s</w:t>
-      </w:r>
-      <w:r>
-        <w:t xml:space="preserve">ector J, which serves as the structural frontier of enterprise AI adoption and the natural reference category in the empirical model, to </w:t>
-      </w:r>
-      <w:r>
-        <w:t>s</w:t>
-      </w:r>
-      <w:r>
-        <w:t xml:space="preserve">ectors F and I, where technology penetration remains systemically low and the workforce is concentrated in manual, site-specific tasks. The observational unit throughout the analysis is a unique country–sector–year </w:t>
-      </w:r>
-      <w:r>
-        <w:t xml:space="preserve">row </w:t>
-      </w:r>
-      <w:r>
-        <w:t>in the panel.</w:t>
+        <w:numPr>
+          <w:ilvl w:val="0"/>
+          <w:numId w:val="2"/>
+        </w:numPr>
+        <w:rPr>
+          <w:rFonts w:ascii="Times New Roman" w:hAnsi="Times New Roman" w:cs="Times New Roman"/>
+          <w:sz w:val="24"/>
+          <w:szCs w:val="24"/>
+        </w:rPr>
+      </w:pPr>
+      <w:r>
+        <w:rPr>
+          <w:rFonts w:ascii="Times New Roman" w:hAnsi="Times New Roman" w:cs="Times New Roman"/>
+          <w:b/>
+          <w:bCs/>
+          <w:sz w:val="24"/>
+          <w:szCs w:val="24"/>
+        </w:rPr>
+        <w:t>J</w:t>
+      </w:r>
+      <w:r>
+        <w:rPr>
+          <w:rFonts w:ascii="Times New Roman" w:hAnsi="Times New Roman" w:cs="Times New Roman"/>
+          <w:sz w:val="24"/>
+          <w:szCs w:val="24"/>
+        </w:rPr>
+        <w:t> – Information and Communication</w:t>
       </w:r>
     </w:p>
     <w:p>
       <w:pPr>
+        <w:numPr>
+          <w:ilvl w:val="0"/>
+          <w:numId w:val="2"/>
+        </w:numPr>
+        <w:rPr>
+          <w:rFonts w:ascii="Times New Roman" w:hAnsi="Times New Roman" w:cs="Times New Roman"/>
+          <w:sz w:val="24"/>
+          <w:szCs w:val="24"/>
+        </w:rPr>
+      </w:pPr>
+      <w:r>
+        <w:rPr>
+          <w:rFonts w:ascii="Times New Roman" w:hAnsi="Times New Roman" w:cs="Times New Roman"/>
+          <w:b/>
+          <w:bCs/>
+          <w:sz w:val="24"/>
+          <w:szCs w:val="24"/>
+        </w:rPr>
+        <w:t xml:space="preserve">L </w:t>
+      </w:r>
+      <w:r>
+        <w:rPr>
+          <w:rFonts w:ascii="Times New Roman" w:hAnsi="Times New Roman" w:cs="Times New Roman"/>
+          <w:sz w:val="24"/>
+          <w:szCs w:val="24"/>
+        </w:rPr>
+        <w:t xml:space="preserve">– </w:t>
+      </w:r>
+      <w:r>
+        <w:rPr>
+          <w:rFonts w:ascii="Times New Roman" w:hAnsi="Times New Roman" w:cs="Times New Roman"/>
+          <w:sz w:val="24"/>
+          <w:szCs w:val="24"/>
+        </w:rPr>
+        <w:t>Real Estate Activities (which includes imputed rents of owner-occupied dwellings)</w:t>
+      </w:r>
+    </w:p>
+    <w:p>
+      <w:pPr>
+        <w:numPr>
+          <w:ilvl w:val="0"/>
+          <w:numId w:val="2"/>
+        </w:numPr>
+        <w:rPr>
+          <w:rFonts w:ascii="Times New Roman" w:hAnsi="Times New Roman" w:cs="Times New Roman"/>
+          <w:sz w:val="24"/>
+          <w:szCs w:val="24"/>
+        </w:rPr>
+      </w:pPr>
+      <w:r>
+        <w:rPr>
+          <w:rFonts w:ascii="Times New Roman" w:hAnsi="Times New Roman" w:cs="Times New Roman"/>
+          <w:b/>
+          <w:bCs/>
+          <w:sz w:val="24"/>
+          <w:szCs w:val="24"/>
+        </w:rPr>
+        <w:t xml:space="preserve">M </w:t>
+      </w:r>
+      <w:r>
+        <w:rPr>
+          <w:rFonts w:ascii="Times New Roman" w:hAnsi="Times New Roman" w:cs="Times New Roman"/>
+          <w:sz w:val="24"/>
+          <w:szCs w:val="24"/>
+        </w:rPr>
+        <w:t>–</w:t>
+      </w:r>
+      <w:r>
+        <w:rPr>
+          <w:rFonts w:ascii="Times New Roman" w:hAnsi="Times New Roman" w:cs="Times New Roman"/>
+          <w:sz w:val="24"/>
+          <w:szCs w:val="24"/>
+        </w:rPr>
+        <w:t xml:space="preserve"> </w:t>
+      </w:r>
+      <w:r>
+        <w:rPr>
+          <w:rFonts w:ascii="Times New Roman" w:hAnsi="Times New Roman" w:cs="Times New Roman"/>
+          <w:sz w:val="24"/>
+          <w:szCs w:val="24"/>
+        </w:rPr>
+        <w:t xml:space="preserve">Professionals and Scientific </w:t>
+      </w:r>
+      <w:r>
+        <w:rPr>
+          <w:rFonts w:ascii="Times New Roman" w:hAnsi="Times New Roman" w:cs="Times New Roman"/>
+          <w:sz w:val="24"/>
+          <w:szCs w:val="24"/>
+        </w:rPr>
+        <w:t xml:space="preserve">and technical </w:t>
+      </w:r>
+      <w:r>
+        <w:rPr>
+          <w:rFonts w:ascii="Times New Roman" w:hAnsi="Times New Roman" w:cs="Times New Roman"/>
+          <w:sz w:val="24"/>
+          <w:szCs w:val="24"/>
+        </w:rPr>
+        <w:t>activities</w:t>
+      </w:r>
+    </w:p>
+    <w:p>
+      <w:pPr>
+        <w:numPr>
+          <w:ilvl w:val="0"/>
+          <w:numId w:val="2"/>
+        </w:numPr>
+        <w:rPr>
+          <w:rFonts w:ascii="Times New Roman" w:hAnsi="Times New Roman" w:cs="Times New Roman"/>
+          <w:sz w:val="24"/>
+          <w:szCs w:val="24"/>
+        </w:rPr>
+      </w:pPr>
+      <w:r>
+        <w:rPr>
+          <w:rFonts w:ascii="Times New Roman" w:hAnsi="Times New Roman" w:cs="Times New Roman"/>
+          <w:b/>
+          <w:bCs/>
+          <w:sz w:val="24"/>
+          <w:szCs w:val="24"/>
+        </w:rPr>
+        <w:t>N</w:t>
+      </w:r>
+      <w:r>
+        <w:rPr>
+          <w:rFonts w:ascii="Times New Roman" w:hAnsi="Times New Roman" w:cs="Times New Roman"/>
+          <w:sz w:val="24"/>
+          <w:szCs w:val="24"/>
+        </w:rPr>
+        <w:t> – Administrative and Support Service Activities</w:t>
+      </w:r>
+    </w:p>
+    <w:p>
+      <w:pPr>
         <w:pStyle w:val="Thesisbody"/>
-        <w:rPr>
-          <w:lang w:val="ru-RU"/>
-        </w:rPr>
-      </w:pPr>
-      <w:r>
-        <w:rPr>
-          <w:noProof/>
-        </w:rPr>
+      </w:pPr>
+      <w:r>
+        <w:t xml:space="preserve">The </w:t>
+      </w:r>
+      <w:r>
+        <w:t>eleven</w:t>
+      </w:r>
+      <w:r>
+        <w:t xml:space="preserve"> available</w:t>
+      </w:r>
+      <w:r>
+        <w:t xml:space="preserve"> activities collectively cover the full spectrum of AI readiness: from </w:t>
+      </w:r>
+      <w:r>
+        <w:t>s</w:t>
+      </w:r>
+      <w:r>
+        <w:t xml:space="preserve">ector J, which serves as the structural frontier of enterprise AI adoption and the natural reference category in the empirical model, to </w:t>
+      </w:r>
+      <w:r>
+        <w:t>s</w:t>
+      </w:r>
+      <w:r>
+        <w:t xml:space="preserve">ectors F and I, where technology penetration remains systemically low and the workforce is concentrated in manual, site-specific tasks. The observational unit throughout the analysis is a unique country–sector–year </w:t>
+      </w:r>
+      <w:r>
+        <w:t xml:space="preserve">row </w:t>
+      </w:r>
+      <w:r>
+        <w:t>in the panel.</w:t>
+      </w:r>
+    </w:p>
+    <w:p>
+      <w:pPr>
+        <w:pStyle w:val="Thesisbody"/>
+        <w:ind w:firstLine="284"/>
+        <w:jc w:val="left"/>
+      </w:pPr>
+    </w:p>
+    <w:p>
+      <w:pPr>
+        <w:pStyle w:val="Thesisbody"/>
+        <w:ind w:firstLine="284"/>
+        <w:jc w:val="left"/>
+      </w:pPr>
+    </w:p>
+    <w:p>
+      <w:pPr>
+        <w:pStyle w:val="Thesisbody"/>
+        <w:ind w:firstLine="284"/>
+        <w:jc w:val="left"/>
+      </w:pPr>
+      <w:r>
         <w:lastRenderedPageBreak/>
         <w:drawing>
-          <wp:inline distT="0" distB="0" distL="0" distR="0" wp14:anchorId="04806AFB" wp14:editId="0E6129B4">
-            <wp:extent cx="4921898" cy="3055158"/>
-            <wp:effectExtent l="0" t="0" r="0" b="0"/>
-            <wp:docPr id="2112500105" name="Picture 1"/>
+          <wp:inline distT="0" distB="0" distL="0" distR="0" wp14:anchorId="599D0D75" wp14:editId="310065ED">
+            <wp:extent cx="5428519" cy="3310378"/>
+            <wp:effectExtent l="0" t="0" r="1270" b="4445"/>
+            <wp:docPr id="1859067085" name="Picture 1"/>
             <wp:cNvGraphicFramePr>
               <a:graphicFrameLocks xmlns:a="http://schemas.openxmlformats.org/drawingml/2006/main" noChangeAspect="1"/>
             </wp:cNvGraphicFramePr>
@@ -12550,11 +12701,11 @@
               <a:graphicData uri="http://schemas.openxmlformats.org/drawingml/2006/picture">
                 <pic:pic xmlns:pic="http://schemas.openxmlformats.org/drawingml/2006/picture">
                   <pic:nvPicPr>
-                    <pic:cNvPr id="2112500105" name=""/>
+                    <pic:cNvPr id="1859067085" name=""/>
                     <pic:cNvPicPr/>
                   </pic:nvPicPr>
                   <pic:blipFill>
-                    <a:blip r:embed="rId17"/>
+                    <a:blip r:embed="rId16"/>
                     <a:stretch>
                       <a:fillRect/>
                     </a:stretch>
@@ -12562,7 +12713,7 @@
                   <pic:spPr>
                     <a:xfrm>
                       <a:off x="0" y="0"/>
-                      <a:ext cx="4931199" cy="3060931"/>
+                      <a:ext cx="5495906" cy="3351471"/>
                     </a:xfrm>
                     <a:prstGeom prst="rect">
                       <a:avLst/>
@@ -12578,37 +12729,89 @@
     <w:p>
       <w:pPr>
         <w:pStyle w:val="Figurethesis"/>
+      </w:pPr>
+      <w:commentRangeStart w:id="32"/>
+      <w:r>
         <w:rPr>
           <w:rStyle w:val="FigurethesisChar"/>
-        </w:rPr>
-      </w:pPr>
-      <w:r>
-        <w:rPr>
-          <w:rStyle w:val="FigurethesisChar"/>
-        </w:rPr>
-        <w:t>Figure 1. Data coverage matrix: number of years with available observations per country and NACE Rev. 2 sector, 2021–2024.</w:t>
+          <w:b/>
+          <w:bCs/>
+          <w:iCs/>
+        </w:rPr>
+        <w:t xml:space="preserve">Figure 1. Data coverage matrix: number of years with available observations per country and NACE Rev. 2 sector, 2021–2024. </w:t>
+      </w:r>
+      <w:r>
+        <w:t>Filed to: years (number of annual observations, integer scale 0–4).</w:t>
       </w:r>
     </w:p>
     <w:p>
       <w:pPr>
         <w:pStyle w:val="fig3thesis"/>
-      </w:pPr>
-      <w:r>
-        <w:t>Filed to: years (number of annual observations, integer scale 0–4).</w:t>
+        <w:rPr>
+          <w:i w:val="0"/>
+        </w:rPr>
+      </w:pPr>
+      <w:r>
+        <w:rPr>
+          <w:rStyle w:val="fig3thesisChar"/>
+          <w:i/>
+          <w:iCs/>
+        </w:rPr>
+        <w:t>Source</w:t>
+      </w:r>
+      <w:r>
+        <w:rPr>
+          <w:rStyle w:val="fig3thesisChar"/>
+        </w:rPr>
+        <w:t>: own study based on Eurostat enterprise and labour market surveys (isoc_eb_ain2, isoc_ske_itspen2, isoc_ske_ittn2, nama_10_a64_e), 2021–2024.</w:t>
+      </w:r>
+      <w:r>
+        <w:rPr>
+          <w:rStyle w:val="fig3thesisChar"/>
+        </w:rPr>
+        <w:t xml:space="preserve"> Filed to: years (number of integer observation, integer scale 0-3)</w:t>
+      </w:r>
+      <w:commentRangeEnd w:id="32"/>
+      <w:r>
+        <w:rPr>
+          <w:rStyle w:val="CommentReference"/>
+          <w:i w:val="0"/>
+          <w:sz w:val="20"/>
+          <w:szCs w:val="24"/>
+        </w:rPr>
+        <w:commentReference w:id="32"/>
       </w:r>
     </w:p>
     <w:p>
       <w:pPr>
-        <w:pStyle w:val="fig3thesis"/>
-        <w:rPr>
-          <w:sz w:val="24"/>
-        </w:rPr>
-      </w:pPr>
-      <w:r>
-        <w:rPr>
-          <w:rStyle w:val="fig3thesisChar"/>
-        </w:rPr>
-        <w:t>Source: own study based on Eurostat enterprise and labour market surveys (isoc_eb_ain2, isoc_ske_itspen2, isoc_ske_ittn2, nama_10_a64_e), 2021–2024.</w:t>
+        <w:pStyle w:val="Thesisbody"/>
+      </w:pPr>
+      <w:r>
+        <w:t>Figure 1 confirms that the resulting dataset constitutes an </w:t>
+      </w:r>
+      <w:r>
+        <w:t>unbalanced panel</w:t>
+      </w:r>
+      <w:r>
+        <w:t>. The missing observations are not randomly distributed across time</w:t>
+      </w:r>
+      <w:r>
+        <w:t>. T</w:t>
+      </w:r>
+      <w:r>
+        <w:t xml:space="preserve">hey are structurally absent for entire country–sector pairs across all </w:t>
+      </w:r>
+      <w:r>
+        <w:t>three</w:t>
+      </w:r>
+      <w:r>
+        <w:t xml:space="preserve"> years. This pattern is econometrically significant: because the gaps reflect a persistent absence of reporting rather than isolated measurement failures, standard imputation methods cannot be applied without introducing systematic bias into the cross-sectional dimension</w:t>
+      </w:r>
+      <w:r>
+        <w:t xml:space="preserve"> (Brodeur, Cook, Heyes, Stephens, 2024)</w:t>
+      </w:r>
+      <w:r>
+        <w:t xml:space="preserve">. </w:t>
       </w:r>
     </w:p>
     <w:p>
@@ -12616,25 +12819,7 @@
         <w:pStyle w:val="Thesisbody"/>
       </w:pPr>
       <w:r>
-        <w:t>Figure 1 confirms that the resulting dataset constitutes an </w:t>
-      </w:r>
-      <w:r>
-        <w:t>unbalanced panel</w:t>
-      </w:r>
-      <w:r>
-        <w:t>. The missing observations are not randomly distributed across time</w:t>
-      </w:r>
-      <w:r>
-        <w:t>. T</w:t>
-      </w:r>
-      <w:r>
-        <w:t>hey are structurally absent for entire country–sector pairs across all four years. This pattern is econometrically significant: because the gaps reflect a persistent absence of reporting rather than isolated measurement failures, standard imputation methods cannot be applied without introducing systematic bias into the cross-sectional dimension. [</w:t>
-      </w:r>
-      <w:r>
-        <w:t>28</w:t>
-      </w:r>
-      <w:r>
-        <w:t>]</w:t>
+        <w:t>The spatial concentration of missingness is itself informative. Coverage is close to complete for most sectors and countries, but several small or structurally distinct economies show persistent gaps in specific sectors — for example, the Netherlands (NL) reports almost no data outside Construction (F), Luxembourg (LU) has substantial gaps in Accommodation and Food Service Activities (I) and Real Estate (L), and Water Supply and Waste Management (E) is missing for a cluster of countries including Bulgaria (BG), Denmark (DK), Estonia (EE), France (FR), Ireland (IE), Luxembourg (LU), the Netherlands (NL), and Norway (NO).</w:t>
       </w:r>
     </w:p>
     <w:p>
@@ -12642,66 +12827,104 @@
         <w:pStyle w:val="Thesisbody"/>
       </w:pPr>
       <w:r>
-        <w:t>The spatial concentration of missingness is itself informative. It is disproportionately clustered in consumer-facing service Accommodation and Food Service Activities (I)</w:t>
-      </w:r>
-      <w:r>
-        <w:t xml:space="preserve"> sector</w:t>
-      </w:r>
-      <w:r>
-        <w:t xml:space="preserve"> and, Administrative and Support Services (N) </w:t>
-      </w:r>
-      <w:r>
-        <w:t xml:space="preserve">sector. </w:t>
-      </w:r>
-      <w:r>
-        <w:t>This non-random missingness pattern raises the possibility of </w:t>
-      </w:r>
-      <w:r>
-        <w:t>structural selection:</w:t>
-      </w:r>
-      <w:r>
-        <w:t xml:space="preserve"> countries and sectors that do report may be systematically more digitally advanced than those that do not, which would imply that the observed sample slightly overstates average AI adoption levels relative to the full European economy.</w:t>
+        <w:t>The missing observations are not random: entire country–sector pairs have no data for any year</w:t>
+      </w:r>
+      <w:r>
+        <w:t xml:space="preserve">. </w:t>
+      </w:r>
+      <w:r>
+        <w:t xml:space="preserve">Wooldridge </w:t>
+      </w:r>
+      <w:r>
+        <w:t xml:space="preserve">(2010) </w:t>
+      </w:r>
+      <w:r>
+        <w:t>shows in his discussion of sample selection</w:t>
       </w:r>
       <w:r>
         <w:t xml:space="preserve"> </w:t>
       </w:r>
       <w:r>
-        <w:t xml:space="preserve">Given these constraints, all subsequent econometric estimations are conducted on the unbalanced panel as observed, </w:t>
-      </w:r>
-      <w:commentRangeStart w:id="34"/>
-      <w:r>
-        <w:t>employing robust estimators that account for unequally sized cross-sectional groups without requiring a balanced structure</w:t>
-      </w:r>
-      <w:commentRangeEnd w:id="34"/>
-      <w:r>
-        <w:rPr>
-          <w:rStyle w:val="CommentReference"/>
-          <w:sz w:val="24"/>
-          <w:szCs w:val="24"/>
-        </w:rPr>
-        <w:commentReference w:id="34"/>
+        <w:t>that non</w:t>
+      </w:r>
+      <w:r>
+        <w:noBreakHyphen/>
+        <w:t xml:space="preserve">random loss of units or periods can make estimates representative only of the selected sample, not of the </w:t>
+      </w:r>
+      <w:r>
+        <w:lastRenderedPageBreak/>
+        <w:t>whole target population</w:t>
+      </w:r>
+      <w:r>
+        <w:t xml:space="preserve"> (Wooldridge, 2010)</w:t>
       </w:r>
       <w:r>
         <w:t>.</w:t>
+      </w:r>
+      <w:r>
+        <w:t xml:space="preserve"> </w:t>
+      </w:r>
+      <w:r>
+        <w:t>T</w:t>
+      </w:r>
+      <w:r>
+        <w:t>he</w:t>
+      </w:r>
+      <w:r>
+        <w:t xml:space="preserve"> studied</w:t>
+      </w:r>
+      <w:r>
+        <w:t xml:space="preserve"> panel is unbalanced and the sample may be selective. Countries and sectors that report AI and wage data may differ systematically from those that never report, for example in their digital capacity or statistical infrastructure</w:t>
+      </w:r>
+      <w:r>
+        <w:t>.</w:t>
+      </w:r>
+      <w:r>
+        <w:t xml:space="preserve"> </w:t>
+      </w:r>
+      <w:r>
+        <w:t>A</w:t>
+      </w:r>
+      <w:r>
+        <w:t>s a result, the estimates describe the better</w:t>
+      </w:r>
+      <w:r>
+        <w:noBreakHyphen/>
+        <w:t>covered part of the European econom</w:t>
+      </w:r>
+      <w:r>
+        <w:t xml:space="preserve">y, but not </w:t>
+      </w:r>
+      <w:r>
+        <w:t xml:space="preserve">the full EU. </w:t>
       </w:r>
     </w:p>
     <w:p>
       <w:pPr>
         <w:pStyle w:val="thesisheading3"/>
       </w:pPr>
-      <w:bookmarkStart w:id="35" w:name="_Toc232672441"/>
-      <w:r>
-        <w:lastRenderedPageBreak/>
+      <w:bookmarkStart w:id="33" w:name="_Toc232672441"/>
+      <w:r>
         <w:t>2.2.2. Summary statistics and variance decomposition</w:t>
       </w:r>
-      <w:bookmarkEnd w:id="35"/>
+      <w:bookmarkEnd w:id="33"/>
     </w:p>
     <w:p>
       <w:pPr>
         <w:pStyle w:val="Figurethesis"/>
       </w:pPr>
+      <w:commentRangeStart w:id="34"/>
       <w:r>
         <w:t>Table 1. Summary statistics of panel variables for selected European countries, 2021–2024.</w:t>
+      </w:r>
+      <w:commentRangeEnd w:id="34"/>
+      <w:r>
+        <w:rPr>
+          <w:rStyle w:val="CommentReference"/>
+          <w:sz w:val="20"/>
+          <w:szCs w:val="24"/>
+        </w:rPr>
+        <w:commentReference w:id="34"/>
       </w:r>
     </w:p>
     <w:tbl>
@@ -14976,21 +15199,21 @@
       <w:r>
         <w:t xml:space="preserve">, and all structural controls exhibit between-to-within standard deviation ratios of between 6:1 and 17:1. </w:t>
       </w:r>
-      <w:commentRangeStart w:id="36"/>
+      <w:commentRangeStart w:id="35"/>
       <w:r>
         <w:t xml:space="preserve">This confirms that the European wage and technology landscape is characterised by deep, persistent structural heterogeneity across sectors and countries rather than by </w:t>
       </w:r>
       <w:r>
         <w:t>rapid dynamic change within entities over the four-year window</w:t>
       </w:r>
-      <w:commentRangeEnd w:id="36"/>
+      <w:commentRangeEnd w:id="35"/>
       <w:r>
         <w:rPr>
           <w:rStyle w:val="CommentReference"/>
           <w:sz w:val="24"/>
           <w:szCs w:val="24"/>
         </w:rPr>
-        <w:commentReference w:id="36"/>
+        <w:commentReference w:id="35"/>
       </w:r>
       <w:r>
         <w:t>. From an econometric perspective, this dominance of between variance is the primary quantitative justification for the</w:t>
@@ -15013,6 +15236,7 @@
         <w:pStyle w:val="Thesisbody"/>
       </w:pPr>
       <w:r>
+        <w:lastRenderedPageBreak/>
         <w:t>The sole exception is the inflation rate, where within-standard deviation (3.81) substantially exceeds between-standard deviation (1.95)</w:t>
       </w:r>
       <w:r>
@@ -15031,11 +15255,7 @@
         <w:t xml:space="preserve"> [29]</w:t>
       </w:r>
       <w:r>
-        <w:t xml:space="preserve">. Unemployment, by contrast, is almost entirely structural </w:t>
-      </w:r>
-      <w:r>
-        <w:lastRenderedPageBreak/>
-        <w:t>(Between_Std = 2.33, Within_Std = 0.60): countries with persistently high unemployment at the start of the panel retained that position throughout.</w:t>
+        <w:t>. Unemployment, by contrast, is almost entirely structural (Between_Std = 2.33, Within_Std = 0.60): countries with persistently high unemployment at the start of the panel retained that position throughout.</w:t>
       </w:r>
     </w:p>
     <w:p>
@@ -15118,12 +15338,12 @@
       <w:pPr>
         <w:pStyle w:val="thesisheading3"/>
       </w:pPr>
-      <w:bookmarkStart w:id="37" w:name="_Toc232672442"/>
+      <w:bookmarkStart w:id="36" w:name="_Toc232672442"/>
       <w:r>
         <w:lastRenderedPageBreak/>
         <w:t>2.2.3. Multicollinearity and correlation analysis</w:t>
       </w:r>
-      <w:bookmarkEnd w:id="37"/>
+      <w:bookmarkEnd w:id="36"/>
     </w:p>
     <w:p>
       <w:pPr>
@@ -15153,7 +15373,7 @@
                     <pic:cNvPicPr/>
                   </pic:nvPicPr>
                   <pic:blipFill>
-                    <a:blip r:embed="rId18"/>
+                    <a:blip r:embed="rId17"/>
                     <a:stretch>
                       <a:fillRect/>
                     </a:stretch>
@@ -15373,14 +15593,14 @@
           <w:noProof/>
         </w:rPr>
       </w:pPr>
-      <w:bookmarkStart w:id="38" w:name="_Toc232672443"/>
+      <w:bookmarkStart w:id="37" w:name="_Toc232672443"/>
       <w:r>
         <w:rPr>
           <w:noProof/>
         </w:rPr>
         <w:t>2.2.4. Spatial and visual analysis of AI-wage dynamics</w:t>
       </w:r>
-      <w:bookmarkEnd w:id="38"/>
+      <w:bookmarkEnd w:id="37"/>
     </w:p>
     <w:p>
       <w:pPr>
@@ -15407,7 +15627,7 @@
                     <pic:cNvPicPr/>
                   </pic:nvPicPr>
                   <pic:blipFill>
-                    <a:blip r:embed="rId19"/>
+                    <a:blip r:embed="rId18"/>
                     <a:stretch>
                       <a:fillRect/>
                     </a:stretch>
@@ -15575,7 +15795,7 @@
                     <pic:cNvPicPr/>
                   </pic:nvPicPr>
                   <pic:blipFill>
-                    <a:blip r:embed="rId20"/>
+                    <a:blip r:embed="rId19"/>
                     <a:stretch>
                       <a:fillRect/>
                     </a:stretch>
@@ -15688,7 +15908,7 @@
       <w:pPr>
         <w:pStyle w:val="Thesisbody"/>
       </w:pPr>
-      <w:commentRangeStart w:id="39"/>
+      <w:commentRangeStart w:id="38"/>
       <w:r>
         <w:t>As a robustness check, potential outliers in the three core technology variables (AI adoption, ICT specialists, ICT training) were identified using a conditional interquartile</w:t>
       </w:r>
@@ -15696,14 +15916,14 @@
         <w:noBreakHyphen/>
         <w:t>range rule applied separately within each sector–year.</w:t>
       </w:r>
-      <w:commentRangeEnd w:id="39"/>
+      <w:commentRangeEnd w:id="38"/>
       <w:r>
         <w:rPr>
           <w:rStyle w:val="CommentReference"/>
           <w:sz w:val="24"/>
           <w:szCs w:val="24"/>
         </w:rPr>
-        <w:commentReference w:id="39"/>
+        <w:commentReference w:id="38"/>
       </w:r>
       <w:r>
         <w:t xml:space="preserve"> This procedure flags a small number of extreme but structurally plausible cases, such as very high AI adoption in Denmark and Norway in traditional sectors and unusually dense concentrations of ICT specialists in selected transport and logistics industries</w:t>
@@ -15813,17 +16033,17 @@
       <w:pPr>
         <w:pStyle w:val="Thesisheading2"/>
       </w:pPr>
-      <w:bookmarkStart w:id="40" w:name="_Toc232672444"/>
+      <w:bookmarkStart w:id="39" w:name="_Toc232672444"/>
       <w:r>
         <w:t>2.3. Econometric Modelling Strategy</w:t>
       </w:r>
-      <w:bookmarkEnd w:id="40"/>
+      <w:bookmarkEnd w:id="39"/>
     </w:p>
     <w:p>
       <w:pPr>
         <w:pStyle w:val="Thesisbody"/>
       </w:pPr>
-      <w:commentRangeStart w:id="41"/>
+      <w:commentRangeStart w:id="40"/>
       <w:r>
         <w:t xml:space="preserve">The exploratory data analysis established empirical constraints that </w:t>
       </w:r>
@@ -15860,14 +16080,14 @@
       <w:r>
         <w:t xml:space="preserve">. </w:t>
       </w:r>
-      <w:commentRangeEnd w:id="41"/>
+      <w:commentRangeEnd w:id="40"/>
       <w:r>
         <w:rPr>
           <w:rStyle w:val="CommentReference"/>
           <w:sz w:val="24"/>
           <w:szCs w:val="24"/>
         </w:rPr>
-        <w:commentReference w:id="41"/>
+        <w:commentReference w:id="40"/>
       </w:r>
       <w:r>
         <w:t>The</w:t>
@@ -15943,11 +16163,11 @@
       <w:pPr>
         <w:pStyle w:val="thesisheading3"/>
       </w:pPr>
-      <w:bookmarkStart w:id="42" w:name="_Toc232672445"/>
+      <w:bookmarkStart w:id="41" w:name="_Toc232672445"/>
       <w:r>
         <w:t>2.3.1. Baseline cross-sectional specification</w:t>
       </w:r>
-      <w:bookmarkEnd w:id="42"/>
+      <w:bookmarkEnd w:id="41"/>
     </w:p>
     <w:p>
       <w:pPr>
@@ -15975,7 +16195,7 @@
         <w:t xml:space="preserve"> thereby motivating the transition to panel estimators. The model takes the form:</w:t>
       </w:r>
     </w:p>
-    <w:commentRangeStart w:id="43"/>
+    <w:commentRangeStart w:id="42"/>
     <w:p>
       <w:pPr>
         <w:spacing w:line="360" w:lineRule="auto"/>
@@ -16295,7 +16515,7 @@
           </m:sub>
         </m:sSub>
       </m:oMath>
-      <w:commentRangeEnd w:id="43"/>
+      <w:commentRangeEnd w:id="42"/>
       <w:r>
         <w:rPr>
           <w:rStyle w:val="CommentReference"/>
@@ -16303,7 +16523,7 @@
           <w:sz w:val="24"/>
           <w:szCs w:val="24"/>
         </w:rPr>
-        <w:commentReference w:id="43"/>
+        <w:commentReference w:id="42"/>
       </w:r>
     </w:p>
     <w:p>
@@ -16381,11 +16601,11 @@
       <w:pPr>
         <w:pStyle w:val="thesisheading3"/>
       </w:pPr>
-      <w:bookmarkStart w:id="44" w:name="_Toc232672446"/>
+      <w:bookmarkStart w:id="43" w:name="_Toc232672446"/>
       <w:r>
         <w:t>2.3.2. Two-way fixed effects for within-entity dynamics</w:t>
       </w:r>
-      <w:bookmarkEnd w:id="44"/>
+      <w:bookmarkEnd w:id="43"/>
     </w:p>
     <w:p>
       <w:pPr>
@@ -16460,7 +16680,7 @@
       <w:r>
         <w:t xml:space="preserve">) and for common annual shocks affecting all sectors simultaneously </w:t>
       </w:r>
-      <w:commentRangeStart w:id="45"/>
+      <w:commentRangeStart w:id="44"/>
       <w:r>
         <w:t>(</w:t>
       </w:r>
@@ -16494,14 +16714,14 @@
       <w:r>
         <w:t>)</w:t>
       </w:r>
-      <w:commentRangeEnd w:id="45"/>
+      <w:commentRangeEnd w:id="44"/>
       <w:r>
         <w:rPr>
           <w:rStyle w:val="CommentReference"/>
           <w:sz w:val="24"/>
           <w:szCs w:val="24"/>
         </w:rPr>
-        <w:commentReference w:id="45"/>
+        <w:commentReference w:id="44"/>
       </w:r>
       <w:r>
         <w:t>, isolating the </w:t>
@@ -16528,7 +16748,7 @@
         <w:t>​</w:t>
       </w:r>
     </w:p>
-    <w:commentRangeStart w:id="46"/>
+    <w:commentRangeStart w:id="45"/>
     <w:p>
       <w:pPr>
         <w:spacing w:line="360" w:lineRule="auto"/>
@@ -16877,7 +17097,7 @@
           </m:sub>
         </m:sSub>
       </m:oMath>
-      <w:commentRangeEnd w:id="46"/>
+      <w:commentRangeEnd w:id="45"/>
       <w:r>
         <w:rPr>
           <w:rStyle w:val="CommentReference"/>
@@ -16885,18 +17105,18 @@
           <w:sz w:val="22"/>
           <w:szCs w:val="22"/>
         </w:rPr>
-        <w:commentReference w:id="46"/>
+        <w:commentReference w:id="45"/>
       </w:r>
     </w:p>
     <w:p>
       <w:pPr>
         <w:pStyle w:val="thesisheading3"/>
       </w:pPr>
-      <w:bookmarkStart w:id="47" w:name="_Toc232672447"/>
+      <w:bookmarkStart w:id="46" w:name="_Toc232672447"/>
       <w:r>
         <w:t>2.3.3. Correlated random effects specification</w:t>
       </w:r>
-      <w:bookmarkEnd w:id="47"/>
+      <w:bookmarkEnd w:id="46"/>
     </w:p>
     <w:p>
       <w:pPr>
@@ -16967,7 +17187,7 @@
         <w:t>:</w:t>
       </w:r>
     </w:p>
-    <w:commentRangeStart w:id="48"/>
+    <w:commentRangeStart w:id="47"/>
     <w:p>
       <w:pPr>
         <w:spacing w:line="360" w:lineRule="auto"/>
@@ -17125,7 +17345,7 @@
           <w:lang w:val="en"/>
         </w:rPr>
       </w:pPr>
-      <w:commentRangeStart w:id="49"/>
+      <w:commentRangeStart w:id="48"/>
       <m:oMath>
         <m:r>
           <m:rPr>
@@ -17934,7 +18154,7 @@
           </m:sub>
         </m:sSub>
       </m:oMath>
-      <w:commentRangeEnd w:id="48"/>
+      <w:commentRangeEnd w:id="47"/>
       <w:r>
         <w:rPr>
           <w:rStyle w:val="CommentReference"/>
@@ -17943,9 +18163,9 @@
           <w:szCs w:val="24"/>
           <w:lang w:val="en"/>
         </w:rPr>
-        <w:commentReference w:id="48"/>
-      </w:r>
-      <w:commentRangeEnd w:id="49"/>
+        <w:commentReference w:id="47"/>
+      </w:r>
+      <w:commentRangeEnd w:id="48"/>
       <w:r>
         <w:rPr>
           <w:rStyle w:val="CommentReference"/>
@@ -17954,7 +18174,7 @@
           <w:szCs w:val="24"/>
           <w:lang w:val="en"/>
         </w:rPr>
-        <w:commentReference w:id="49"/>
+        <w:commentReference w:id="48"/>
       </w:r>
     </w:p>
     <w:p>
@@ -18173,8 +18393,8 @@
       <w:pPr>
         <w:pStyle w:val="Thesisheading1"/>
       </w:pPr>
-      <w:bookmarkStart w:id="50" w:name="_Toc232672448"/>
-      <w:commentRangeStart w:id="51"/>
+      <w:bookmarkStart w:id="49" w:name="_Toc232672448"/>
+      <w:commentRangeStart w:id="50"/>
       <w:r>
         <w:rPr>
           <w:highlight w:val="yellow"/>
@@ -18182,236 +18402,236 @@
         <w:lastRenderedPageBreak/>
         <w:t>CHAPTER III</w:t>
       </w:r>
-      <w:bookmarkEnd w:id="50"/>
-      <w:commentRangeEnd w:id="51"/>
+      <w:bookmarkEnd w:id="49"/>
+      <w:commentRangeEnd w:id="50"/>
       <w:r>
         <w:rPr>
           <w:rStyle w:val="CommentReference"/>
           <w:sz w:val="24"/>
           <w:szCs w:val="40"/>
         </w:rPr>
-        <w:commentReference w:id="51"/>
+        <w:commentReference w:id="50"/>
       </w:r>
     </w:p>
     <w:p>
       <w:pPr>
         <w:pStyle w:val="Thesisheading1"/>
       </w:pPr>
-      <w:bookmarkStart w:id="52" w:name="_Toc232672449"/>
+      <w:bookmarkStart w:id="51" w:name="_Toc232672449"/>
       <w:r>
         <w:t>Empirical Results and Hypothesis Testing</w:t>
+      </w:r>
+      <w:bookmarkEnd w:id="51"/>
+    </w:p>
+    <w:p>
+      <w:pPr>
+        <w:pStyle w:val="Thesisheading2"/>
+      </w:pPr>
+      <w:bookmarkStart w:id="52" w:name="_Toc232672450"/>
+      <w:r>
+        <w:t>3.1. Cross-Sectional Models (2021–2024): Structural AI–Wage Relationship</w:t>
       </w:r>
       <w:bookmarkEnd w:id="52"/>
     </w:p>
     <w:p>
       <w:pPr>
-        <w:pStyle w:val="Thesisheading2"/>
-      </w:pPr>
-      <w:bookmarkStart w:id="53" w:name="_Toc232672450"/>
-      <w:r>
-        <w:t>3.1. Cross-Sectional Models (2021–2024): Structural AI–Wage Relationship</w:t>
-      </w:r>
-      <w:bookmarkEnd w:id="53"/>
+        <w:pStyle w:val="Thesisbody"/>
+      </w:pPr>
+      <w:r>
+        <w:t xml:space="preserve">Cross-sectional models, estimated separately for each year from 2021 to 2024, capture the </w:t>
+      </w:r>
+      <w:commentRangeStart w:id="53"/>
+      <w:r>
+        <w:t>between-sector</w:t>
+      </w:r>
+      <w:commentRangeEnd w:id="53"/>
+      <w:r>
+        <w:rPr>
+          <w:rStyle w:val="CommentReference"/>
+          <w:sz w:val="24"/>
+          <w:szCs w:val="24"/>
+        </w:rPr>
+        <w:commentReference w:id="53"/>
+      </w:r>
+      <w:r>
+        <w:t xml:space="preserve">, structural relationship between AI adoption and wage levels. </w:t>
+      </w:r>
+      <w:commentRangeStart w:id="54"/>
+      <w:r>
+        <w:t>This design directly addresses Hypothesis 2 (H2):</w:t>
+      </w:r>
+      <w:commentRangeEnd w:id="54"/>
+      <w:r>
+        <w:rPr>
+          <w:rStyle w:val="CommentReference"/>
+          <w:sz w:val="24"/>
+          <w:szCs w:val="24"/>
+        </w:rPr>
+        <w:commentReference w:id="54"/>
+      </w:r>
+      <w:r>
+        <w:t xml:space="preserve"> Sectors that are structurally more advanced in AI adoption pay higher wages on average, reflecting the reinstatement effect, but this wage premium diminishes at higher levels of sectoral ICT capacity. The theoretical justification for a cross-sectional approach rests on the variance structure of the dataset: the between-sector standard deviation in real wages (9.59 EUR/hour) is approximately twelve times larger than the within-sector standard deviation over time (0.80 EUR/hour), as documented in the</w:t>
+      </w:r>
+      <w:r>
+        <w:t xml:space="preserve"> data analysis </w:t>
+      </w:r>
+      <w:r>
+        <w:t xml:space="preserve"> section. This confirms that the structurally relevant signal</w:t>
+      </w:r>
+      <w:r>
+        <w:t xml:space="preserve">, </w:t>
+      </w:r>
+      <w:r>
+        <w:t xml:space="preserve">the </w:t>
+      </w:r>
+      <w:commentRangeStart w:id="55"/>
+      <w:r>
+        <w:t xml:space="preserve">long-run wage hierarchy </w:t>
+      </w:r>
+      <w:commentRangeEnd w:id="55"/>
+      <w:r>
+        <w:rPr>
+          <w:rStyle w:val="CommentReference"/>
+          <w:sz w:val="24"/>
+          <w:szCs w:val="24"/>
+        </w:rPr>
+        <w:commentReference w:id="55"/>
+      </w:r>
+      <w:r>
+        <w:t xml:space="preserve">across sectors at different stages of AI </w:t>
+      </w:r>
+      <w:r>
+        <w:t xml:space="preserve">adoption, </w:t>
+      </w:r>
+      <w:r>
+        <w:t xml:space="preserve"> lives in the cross-sectional dimension of the data, not in its short-run time variation. As Acemoglu and Restrepo establish</w:t>
+      </w:r>
+      <w:r>
+        <w:t xml:space="preserve"> in their work “Task, Automation and the Rise in US Wage Inequality”</w:t>
+      </w:r>
+      <w:r>
+        <w:t>, the displacement effect on wages is a structural equilibrium outcome: sectors that adopted automation earlier and more intensively exhibit permanently lower task shares for routine workers and persistently suppressed wages for affected groups</w:t>
+      </w:r>
+      <w:r>
+        <w:t xml:space="preserve"> [15]</w:t>
+      </w:r>
+      <w:r>
+        <w:t xml:space="preserve">. </w:t>
+      </w:r>
+      <w:commentRangeStart w:id="56"/>
+      <w:r>
+        <w:t>A cross-sectional OLS with country and sector fixed effects is therefore the appropriate estimator for isolating this settled, between-sector relationship.</w:t>
+      </w:r>
+      <w:commentRangeEnd w:id="56"/>
+      <w:r>
+        <w:rPr>
+          <w:rStyle w:val="CommentReference"/>
+          <w:sz w:val="24"/>
+          <w:szCs w:val="24"/>
+        </w:rPr>
+        <w:commentReference w:id="56"/>
+      </w:r>
     </w:p>
     <w:p>
       <w:pPr>
         <w:pStyle w:val="Thesisbody"/>
       </w:pPr>
       <w:r>
-        <w:t xml:space="preserve">Cross-sectional models, estimated separately for each year from 2021 to 2024, capture the </w:t>
-      </w:r>
-      <w:commentRangeStart w:id="54"/>
-      <w:r>
-        <w:t>between-sector</w:t>
-      </w:r>
-      <w:commentRangeEnd w:id="54"/>
+        <w:t>However, t</w:t>
+      </w:r>
+      <w:r>
+        <w:t xml:space="preserve">he cross-sectional models provide mixed evidence on H2. </w:t>
+      </w:r>
+      <w:commentRangeStart w:id="57"/>
+      <w:r>
+        <w:t>The additive specifications consistently show a negative and significant association between AI adoption and wages across all four years</w:t>
+      </w:r>
+      <w:r>
+        <w:t xml:space="preserve">, </w:t>
+      </w:r>
+      <w:r>
+        <w:t>indicating that structurally higher-AI sectors do not pay higher wages on average</w:t>
+      </w:r>
+      <w:r>
+        <w:t xml:space="preserve">. </w:t>
+      </w:r>
+      <w:r>
+        <w:t xml:space="preserve"> </w:t>
+      </w:r>
+      <w:r>
+        <w:t xml:space="preserve">So, </w:t>
+      </w:r>
+      <w:r>
+        <w:t>the first component of H2 is not confirmed in the cross-section. ICT training is independently positive and significant throughout, while ICT specialists are insignificant in additive specifications. In the interaction specifications</w:t>
+      </w:r>
+      <w:commentRangeEnd w:id="57"/>
       <w:r>
         <w:rPr>
           <w:rStyle w:val="CommentReference"/>
           <w:sz w:val="24"/>
           <w:szCs w:val="24"/>
         </w:rPr>
-        <w:commentReference w:id="54"/>
-      </w:r>
-      <w:r>
-        <w:t xml:space="preserve">, structural relationship between AI adoption and wage levels. </w:t>
-      </w:r>
-      <w:commentRangeStart w:id="55"/>
-      <w:r>
-        <w:t>This design directly addresses Hypothesis 2 (H2):</w:t>
-      </w:r>
-      <w:commentRangeEnd w:id="55"/>
-      <w:r>
-        <w:rPr>
-          <w:rStyle w:val="CommentReference"/>
-          <w:sz w:val="24"/>
-          <w:szCs w:val="24"/>
-        </w:rPr>
-        <w:commentReference w:id="55"/>
-      </w:r>
-      <w:r>
-        <w:t xml:space="preserve"> Sectors that are structurally more advanced in AI adoption pay higher wages on average, reflecting the reinstatement effect, but this wage premium diminishes at higher levels of sectoral ICT capacity. The theoretical justification for a cross-sectional approach rests on the variance structure of the dataset: the between-sector standard deviation in real wages (9.59 EUR/hour) is approximately twelve times larger than the within-sector standard deviation over time (0.80 EUR/hour), as documented in the</w:t>
-      </w:r>
-      <w:r>
-        <w:t xml:space="preserve"> data analysis </w:t>
-      </w:r>
-      <w:r>
-        <w:t xml:space="preserve"> section. This confirms that the structurally relevant signal</w:t>
-      </w:r>
-      <w:r>
-        <w:t xml:space="preserve">, </w:t>
-      </w:r>
-      <w:r>
-        <w:t xml:space="preserve">the </w:t>
-      </w:r>
-      <w:commentRangeStart w:id="56"/>
-      <w:r>
-        <w:t xml:space="preserve">long-run wage hierarchy </w:t>
-      </w:r>
-      <w:commentRangeEnd w:id="56"/>
-      <w:r>
-        <w:rPr>
-          <w:rStyle w:val="CommentReference"/>
-          <w:sz w:val="24"/>
-          <w:szCs w:val="24"/>
-        </w:rPr>
-        <w:commentReference w:id="56"/>
-      </w:r>
-      <w:r>
-        <w:t xml:space="preserve">across sectors at different stages of AI </w:t>
-      </w:r>
-      <w:r>
-        <w:t xml:space="preserve">adoption, </w:t>
-      </w:r>
-      <w:r>
-        <w:t xml:space="preserve"> lives in the cross-sectional dimension of the data, not in its short-run time variation. As Acemoglu and Restrepo establish</w:t>
-      </w:r>
-      <w:r>
-        <w:t xml:space="preserve"> in their work “Task, Automation and the Rise in US Wage Inequality”</w:t>
-      </w:r>
-      <w:r>
-        <w:t>, the displacement effect on wages is a structural equilibrium outcome: sectors that adopted automation earlier and more intensively exhibit permanently lower task shares for routine workers and persistently suppressed wages for affected groups</w:t>
-      </w:r>
-      <w:r>
-        <w:t xml:space="preserve"> [15]</w:t>
-      </w:r>
-      <w:r>
-        <w:t xml:space="preserve">. </w:t>
-      </w:r>
-      <w:commentRangeStart w:id="57"/>
-      <w:r>
-        <w:t>A cross-sectional OLS with country and sector fixed effects is therefore the appropriate estimator for isolating this settled, between-sector relationship.</w:t>
-      </w:r>
-      <w:commentRangeEnd w:id="57"/>
-      <w:r>
-        <w:rPr>
-          <w:rStyle w:val="CommentReference"/>
-          <w:sz w:val="24"/>
-          <w:szCs w:val="24"/>
-        </w:rPr>
         <w:commentReference w:id="57"/>
+      </w:r>
+      <w:r>
+        <w:t xml:space="preserve">, the AI × ICT interaction coefficient is negative and significant across all years and both ICT measures, directionally consistent with the diminishing complementarity predicted by H2. However, the marginal effects of AI adoption evaluated across the ICT distribution are statistically insignificant at all levels and in all years, meaning the cross-sectional models do not provide statistically reliable evidence of a varying AI–wage </w:t>
+      </w:r>
+      <w:r>
+        <w:t>relations</w:t>
+      </w:r>
+      <w:r>
+        <w:t>. The detailed estimation results and diagnostics are presented in the subsections below.</w:t>
       </w:r>
     </w:p>
     <w:p>
       <w:pPr>
-        <w:pStyle w:val="Thesisbody"/>
-      </w:pPr>
-      <w:r>
-        <w:t>However, t</w:t>
-      </w:r>
-      <w:r>
-        <w:t xml:space="preserve">he cross-sectional models provide mixed evidence on H2. </w:t>
-      </w:r>
-      <w:commentRangeStart w:id="58"/>
-      <w:r>
-        <w:t>The additive specifications consistently show a negative and significant association between AI adoption and wages across all four years</w:t>
-      </w:r>
-      <w:r>
-        <w:t xml:space="preserve">, </w:t>
-      </w:r>
-      <w:r>
-        <w:t>indicating that structurally higher-AI sectors do not pay higher wages on average</w:t>
-      </w:r>
-      <w:r>
-        <w:t xml:space="preserve">. </w:t>
-      </w:r>
-      <w:r>
-        <w:t xml:space="preserve"> </w:t>
-      </w:r>
-      <w:r>
-        <w:t xml:space="preserve">So, </w:t>
-      </w:r>
-      <w:r>
-        <w:t>the first component of H2 is not confirmed in the cross-section. ICT training is independently positive and significant throughout, while ICT specialists are insignificant in additive specifications. In the interaction specifications</w:t>
-      </w:r>
-      <w:commentRangeEnd w:id="58"/>
-      <w:r>
-        <w:rPr>
-          <w:rStyle w:val="CommentReference"/>
-          <w:sz w:val="24"/>
-          <w:szCs w:val="24"/>
-        </w:rPr>
-        <w:commentReference w:id="58"/>
-      </w:r>
-      <w:r>
-        <w:t xml:space="preserve">, the AI × ICT interaction coefficient is negative and significant across all years and both ICT measures, directionally consistent with the diminishing complementarity predicted by H2. However, the marginal effects of AI adoption evaluated across the ICT distribution are statistically insignificant at all levels and in all years, meaning the cross-sectional models do not provide statistically reliable evidence of a varying AI–wage </w:t>
-      </w:r>
-      <w:r>
-        <w:t>relations</w:t>
-      </w:r>
-      <w:r>
-        <w:t>. The detailed estimation results and diagnostics are presented in the subsections below.</w:t>
-      </w:r>
+        <w:pStyle w:val="thesisheading3"/>
+      </w:pPr>
+      <w:bookmarkStart w:id="58" w:name="_Toc232672451"/>
+      <w:r>
+        <w:lastRenderedPageBreak/>
+        <w:t>3.1.</w:t>
+      </w:r>
+      <w:r>
+        <w:t>1</w:t>
+      </w:r>
+      <w:r>
+        <w:t>. Additive specifications: the displacement baseline</w:t>
+      </w:r>
+      <w:bookmarkEnd w:id="58"/>
     </w:p>
     <w:p>
       <w:pPr>
-        <w:pStyle w:val="thesisheading3"/>
-      </w:pPr>
-      <w:bookmarkStart w:id="59" w:name="_Toc232672451"/>
-      <w:r>
-        <w:lastRenderedPageBreak/>
-        <w:t>3.1.</w:t>
-      </w:r>
-      <w:r>
-        <w:t>1</w:t>
-      </w:r>
-      <w:r>
-        <w:t>. Additive specifications: the displacement baseline</w:t>
-      </w:r>
-      <w:bookmarkEnd w:id="59"/>
+        <w:pStyle w:val="Thesisbody"/>
+      </w:pPr>
+      <w:commentRangeStart w:id="59"/>
+      <w:r>
+        <w:t xml:space="preserve">In the additive specifications without an interaction term, </w:t>
+      </w:r>
+      <w:commentRangeEnd w:id="59"/>
+      <w:r>
+        <w:rPr>
+          <w:rStyle w:val="CommentReference"/>
+          <w:sz w:val="24"/>
+          <w:szCs w:val="24"/>
+        </w:rPr>
+        <w:commentReference w:id="59"/>
+      </w:r>
+      <w:r>
+        <w:t>AI adoption exhibits a </w:t>
+      </w:r>
+      <w:r>
+        <w:t>consistently negative and statistically significant association with log wages across all four years</w:t>
+      </w:r>
+      <w:r>
+        <w:t>.</w:t>
+      </w:r>
     </w:p>
     <w:p>
       <w:pPr>
         <w:pStyle w:val="Thesisbody"/>
       </w:pPr>
       <w:commentRangeStart w:id="60"/>
-      <w:r>
-        <w:t xml:space="preserve">In the additive specifications without an interaction term, </w:t>
-      </w:r>
-      <w:commentRangeEnd w:id="60"/>
-      <w:r>
-        <w:rPr>
-          <w:rStyle w:val="CommentReference"/>
-          <w:sz w:val="24"/>
-          <w:szCs w:val="24"/>
-        </w:rPr>
-        <w:commentReference w:id="60"/>
-      </w:r>
-      <w:r>
-        <w:t>AI adoption exhibits a </w:t>
-      </w:r>
-      <w:r>
-        <w:t>consistently negative and statistically significant association with log wages across all four years</w:t>
-      </w:r>
-      <w:r>
-        <w:t>.</w:t>
-      </w:r>
-    </w:p>
-    <w:p>
-      <w:pPr>
-        <w:pStyle w:val="Thesisbody"/>
-      </w:pPr>
-      <w:commentRangeStart w:id="61"/>
       <w:r>
         <w:t>The dependent variable is the natural log of real hourly wages in EUR. The AI adoption variable and both ICT variables are measured in percentage points (0</w:t>
       </w:r>
@@ -18502,14 +18722,14 @@
       <w:r>
         <w:t xml:space="preserve">rather, it captures the proportional wage response to a one-unit absolute change in sectoral AI adoption. </w:t>
       </w:r>
-      <w:commentRangeEnd w:id="61"/>
+      <w:commentRangeEnd w:id="60"/>
       <w:r>
         <w:rPr>
           <w:rStyle w:val="CommentReference"/>
           <w:sz w:val="24"/>
           <w:szCs w:val="24"/>
         </w:rPr>
-        <w:commentReference w:id="61"/>
+        <w:commentReference w:id="60"/>
       </w:r>
       <w:r>
         <w:t xml:space="preserve">For the interaction term, which is the product of two percentage-scale variables, the coefficient is scaled by </w:t>
@@ -22366,22 +22586,80 @@
       <w:pPr>
         <w:pStyle w:val="Thesisbody"/>
       </w:pPr>
+      <w:commentRangeStart w:id="61"/>
+      <w:r>
+        <w:t>A 1 percentage point increase in sectoral AI adoption is associated with approximately 0.</w:t>
+      </w:r>
+      <w:r>
+        <w:t>7</w:t>
+      </w:r>
+      <w:r>
+        <w:t>-</w:t>
+      </w:r>
+      <w:r>
+        <w:t xml:space="preserve">1.3% lower real hourly wages in the cross-section. This is the net effect of AI adoption in the average European </w:t>
+      </w:r>
       <w:commentRangeStart w:id="62"/>
       <w:r>
-        <w:t>A 1 percentage point increase in sectoral AI adoption is associated with approximately 0.</w:t>
-      </w:r>
-      <w:r>
-        <w:t>7</w:t>
+        <w:t>sector</w:t>
+      </w:r>
+      <w:commentRangeEnd w:id="62"/>
+      <w:r>
+        <w:rPr>
+          <w:rStyle w:val="CommentReference"/>
+          <w:sz w:val="24"/>
+          <w:szCs w:val="24"/>
+        </w:rPr>
+        <w:commentReference w:id="62"/>
+      </w:r>
+      <w:r>
+        <w:t>, where displacement pressures are not offset by complementary ICT investment</w:t>
+      </w:r>
+      <w:commentRangeEnd w:id="61"/>
+      <w:r>
+        <w:rPr>
+          <w:rStyle w:val="CommentReference"/>
+          <w:sz w:val="24"/>
+          <w:szCs w:val="24"/>
+        </w:rPr>
+        <w:commentReference w:id="61"/>
+      </w:r>
+      <w:r>
+        <w:t xml:space="preserve">. This finding aligns with Acemoglu and Restrepo, whose wage-displacement regressions yield a coefficient of </w:t>
       </w:r>
       <w:r>
         <w:t>-</w:t>
       </w:r>
       <w:r>
-        <w:t xml:space="preserve">1.3% lower real hourly wages in the cross-section. This is the net effect of AI adoption in the average European </w:t>
+        <w:t>1.31 on task displacement (SE 0.19), implying that a 25 pp increase in task displacement reduces relative wages by 40%</w:t>
+      </w:r>
+      <w:r>
+        <w:t xml:space="preserve"> [15]</w:t>
+      </w:r>
+      <w:r>
+        <w:t>. At the magnitude documented here</w:t>
+      </w:r>
+      <w:r>
+        <w:t xml:space="preserve">, </w:t>
+      </w:r>
+      <w:r>
+        <w:t>roughly 1% per 1 pp of AI adoption</w:t>
+      </w:r>
+      <w:r>
+        <w:t xml:space="preserve">, </w:t>
+      </w:r>
+      <w:r>
+        <w:t>the result is consistent with the robots literature of Acemoglu and Restrepo, who find that one additional robot per thousand workers reduces aggregate wages by 0.42%</w:t>
+      </w:r>
+      <w:r>
+        <w:t xml:space="preserve"> [16]</w:t>
+      </w:r>
+      <w:r>
+        <w:t xml:space="preserve">. The cross-sectional negative coefficient thus captures the settled displacement equilibrium: </w:t>
       </w:r>
       <w:commentRangeStart w:id="63"/>
       <w:r>
-        <w:t>sector</w:t>
+        <w:t>sectors</w:t>
       </w:r>
       <w:commentRangeEnd w:id="63"/>
       <w:r>
@@ -22391,64 +22669,6 @@
           <w:szCs w:val="24"/>
         </w:rPr>
         <w:commentReference w:id="63"/>
-      </w:r>
-      <w:r>
-        <w:t>, where displacement pressures are not offset by complementary ICT investment</w:t>
-      </w:r>
-      <w:commentRangeEnd w:id="62"/>
-      <w:r>
-        <w:rPr>
-          <w:rStyle w:val="CommentReference"/>
-          <w:sz w:val="24"/>
-          <w:szCs w:val="24"/>
-        </w:rPr>
-        <w:commentReference w:id="62"/>
-      </w:r>
-      <w:r>
-        <w:t xml:space="preserve">. This finding aligns with Acemoglu and Restrepo, whose wage-displacement regressions yield a coefficient of </w:t>
-      </w:r>
-      <w:r>
-        <w:t>-</w:t>
-      </w:r>
-      <w:r>
-        <w:t>1.31 on task displacement (SE 0.19), implying that a 25 pp increase in task displacement reduces relative wages by 40%</w:t>
-      </w:r>
-      <w:r>
-        <w:t xml:space="preserve"> [15]</w:t>
-      </w:r>
-      <w:r>
-        <w:t>. At the magnitude documented here</w:t>
-      </w:r>
-      <w:r>
-        <w:t xml:space="preserve">, </w:t>
-      </w:r>
-      <w:r>
-        <w:t>roughly 1% per 1 pp of AI adoption</w:t>
-      </w:r>
-      <w:r>
-        <w:t xml:space="preserve">, </w:t>
-      </w:r>
-      <w:r>
-        <w:t>the result is consistent with the robots literature of Acemoglu and Restrepo, who find that one additional robot per thousand workers reduces aggregate wages by 0.42%</w:t>
-      </w:r>
-      <w:r>
-        <w:t xml:space="preserve"> [16]</w:t>
-      </w:r>
-      <w:r>
-        <w:t xml:space="preserve">. The cross-sectional negative coefficient thus captures the settled displacement equilibrium: </w:t>
-      </w:r>
-      <w:commentRangeStart w:id="64"/>
-      <w:r>
-        <w:t>sectors</w:t>
-      </w:r>
-      <w:commentRangeEnd w:id="64"/>
-      <w:r>
-        <w:rPr>
-          <w:rStyle w:val="CommentReference"/>
-          <w:sz w:val="24"/>
-          <w:szCs w:val="24"/>
-        </w:rPr>
-        <w:commentReference w:id="64"/>
       </w:r>
       <w:r>
         <w:t xml:space="preserve"> that have adopted AI most intensively over time are those that already automated the largest share of routine tasks, and the wage outcome reflects the long-run compression of task share for affected workers.</w:t>
@@ -22514,7 +22734,7 @@
       <w:pPr>
         <w:pStyle w:val="thesisheading3"/>
       </w:pPr>
-      <w:bookmarkStart w:id="65" w:name="_Toc232672452"/>
+      <w:bookmarkStart w:id="64" w:name="_Toc232672452"/>
       <w:r>
         <w:t>3.1.</w:t>
       </w:r>
@@ -22524,7 +22744,7 @@
       <w:r>
         <w:t>. Interaction specifications and marginal effects</w:t>
       </w:r>
-      <w:bookmarkEnd w:id="65"/>
+      <w:bookmarkEnd w:id="64"/>
     </w:p>
     <w:p>
       <w:pPr>
@@ -24347,7 +24567,7 @@
       <w:pPr>
         <w:pStyle w:val="thesisheading3"/>
       </w:pPr>
-      <w:bookmarkStart w:id="66" w:name="_Toc232672453"/>
+      <w:bookmarkStart w:id="65" w:name="_Toc232672453"/>
       <w:r>
         <w:lastRenderedPageBreak/>
         <w:t>3.1.</w:t>
@@ -24357,6 +24577,422 @@
       </w:r>
       <w:r>
         <w:t>. Diagnostic testing and model selection</w:t>
+      </w:r>
+      <w:bookmarkEnd w:id="65"/>
+    </w:p>
+    <w:p>
+      <w:pPr>
+        <w:pStyle w:val="Thesisbody"/>
+      </w:pPr>
+      <w:r>
+        <w:t>Having presented the cross-sectional estimation results, this section assesses the statistical validity of the adopted specifications. The diagnostic evidence informs both the choice of standard error estimator and the preference for interaction over additive specifications.</w:t>
+      </w:r>
+      <w:r>
+        <w:t xml:space="preserve"> The results of the diagnostic test of the models are presented in Table</w:t>
+      </w:r>
+      <w:r>
+        <w:t xml:space="preserve"> A4</w:t>
+      </w:r>
+      <w:r>
+        <w:t xml:space="preserve"> in  Appendix</w:t>
+      </w:r>
+      <w:r>
+        <w:t>.</w:t>
+      </w:r>
+      <w:r>
+        <w:t xml:space="preserve"> </w:t>
+      </w:r>
+    </w:p>
+    <w:p>
+      <w:pPr>
+        <w:pStyle w:val="Thesisbody"/>
+      </w:pPr>
+      <w:r>
+        <w:t>To assess the validity of the homoskedasticity assumption, the Breusch-Pagan test was applied to all estimated cross-sectional specifications. The null hypothesis states that error variance is constant across observations, while the alternative indicates that variance depends on the independent variables. As Wooldridge notes, heteroskedasticity does not bias OLS coefficient estimates but invalidates standard errors, t-statistics, and F-statistics</w:t>
+      </w:r>
+      <w:r>
+        <w:t xml:space="preserve"> </w:t>
+      </w:r>
+      <w:r>
+        <w:t xml:space="preserve"> [</w:t>
+      </w:r>
+      <w:r>
+        <w:t>30</w:t>
+      </w:r>
+      <w:r>
+        <w:t>]</w:t>
+      </w:r>
+      <w:r>
+        <w:t>. The Breusch-Pagan test confirmed heteroskedasticity in </w:t>
+      </w:r>
+      <w:r>
+        <w:t xml:space="preserve">all </w:t>
+      </w:r>
+      <w:r>
+        <w:t xml:space="preserve">estimated specifications. This result is consistent with the nature of cross-country sectoral data where units exhibit fundamentally different variance structures, as documented in the </w:t>
+      </w:r>
+      <w:r>
+        <w:t>data analysis chapter in</w:t>
+      </w:r>
+      <w:r>
+        <w:t xml:space="preserve"> distribution analysis</w:t>
+      </w:r>
+      <w:r>
+        <w:t xml:space="preserve"> part</w:t>
+      </w:r>
+      <w:r>
+        <w:t>. Given the small sample of 134 observations per cross-section, standard HC0 robust estimators may perform poorly. Following Long and Ervin (2000) and White (1985), the HC3 variant of the heteroskedasticity-consistent covariance estimator was adopted for all heteroskedastic specifications, as it provides superior finite-sample performance and reduces over-rejection under the null</w:t>
+      </w:r>
+      <w:r>
+        <w:t xml:space="preserve"> </w:t>
+      </w:r>
+      <w:r>
+        <w:t>[</w:t>
+      </w:r>
+      <w:r>
+        <w:t>3</w:t>
+      </w:r>
+      <w:r>
+        <w:t>3</w:t>
+      </w:r>
+      <w:r>
+        <w:t>, 3</w:t>
+      </w:r>
+      <w:r>
+        <w:t>4</w:t>
+      </w:r>
+      <w:r>
+        <w:t>]</w:t>
+      </w:r>
+      <w:r>
+        <w:t>.</w:t>
+      </w:r>
+    </w:p>
+    <w:p>
+      <w:pPr>
+        <w:pStyle w:val="Thesisbody"/>
+      </w:pPr>
+      <w:r>
+        <w:t xml:space="preserve">The Ramsey RESET test was applied to assess whether the linear functional form is adequate. </w:t>
+      </w:r>
+      <w:r>
+        <w:t>The null was rejected at the 0.1% level in all additive specifications. This rejection motivated the introduction of the multiplicative AI × ICT interaction term, which partially captures non-linear moderating effects. However, even with interaction terms, the RESET test continued to reject the null across all specifications</w:t>
+      </w:r>
+      <w:r>
+        <w:t xml:space="preserve">: </w:t>
+      </w:r>
+      <w:r>
+        <w:t>for example, the ICT training interaction model in 2024 returned F = 14.20, p &lt; 0.001. Residual non-linearity therefore persists and is treated as a limitation of the linear cross-sectional framework. This is discussed further in the limitations section.</w:t>
+      </w:r>
+    </w:p>
+    <w:p>
+      <w:pPr>
+        <w:pStyle w:val="Thesisbody"/>
+      </w:pPr>
+      <w:r>
+        <w:t>Variance inflation factors (VIF) were computed in two ways. First, VIFs were calculated for the numeric regressors only, excluding country and sector dummies, to isolate collinearity among substantive predictors. Second, VIFs were computed for the full specification including dummies, to reflect the estimation environment actually faced by the model. Both sets of results are reported in the appendix (Tables A</w:t>
+      </w:r>
+      <w:r>
+        <w:t>5</w:t>
+      </w:r>
+      <w:r>
+        <w:t xml:space="preserve"> and A</w:t>
+      </w:r>
+      <w:r>
+        <w:t>6</w:t>
+      </w:r>
+      <w:r>
+        <w:t>).</w:t>
+      </w:r>
+    </w:p>
+    <w:p>
+      <w:pPr>
+        <w:pStyle w:val="Thesisbody"/>
+      </w:pPr>
+      <w:r>
+        <w:lastRenderedPageBreak/>
+        <w:t xml:space="preserve">In the additive specifications without dummies, all substantive regressors show VIFs well below 10 across all four years. For the ICT specialist specification, AI adoption ranges from 3.48 to 5.44, ICT specialists from 6.60 to 8.10, productivity from 1.54 to 1.76, and firm size from 1.16 to 1.18. For the ICT training specification, values are similarly moderate (AI adoption 3.98–6.79, ICT training 7.34–8.07). This confirms that multicollinearity among the substantive predictors does not </w:t>
+      </w:r>
+      <w:r>
+        <w:t>represent</w:t>
+      </w:r>
+      <w:r>
+        <w:t xml:space="preserve"> an inference problem in the additive specifications.</w:t>
+      </w:r>
+    </w:p>
+    <w:p>
+      <w:pPr>
+        <w:pStyle w:val="Thesisbody"/>
+      </w:pPr>
+      <w:r>
+        <w:t>In the interaction specifications without dummies, VIFs for AI adoption and the interaction term increase substantially</w:t>
+      </w:r>
+      <w:r>
+        <w:t xml:space="preserve">. The </w:t>
+      </w:r>
+      <w:r>
+        <w:t>AI adoption reaches 13–28 in the ICT specialist specification and 16–27 in the ICT training specification, and the interaction terms reach 17–28 and 18–28 respectively. This is a well-documented consequence of including a multiplicative term alongside its constituent variables, and does not indicate model misspecification</w:t>
+      </w:r>
+      <w:r>
+        <w:t xml:space="preserve"> [34]</w:t>
+      </w:r>
+      <w:r>
+        <w:t>. As Wooldridge emphasises, structural multicollinearity of this kind does not bias coefficient estimates</w:t>
+      </w:r>
+      <w:r>
+        <w:t>.</w:t>
+      </w:r>
+      <w:r>
+        <w:t xml:space="preserve"> </w:t>
+      </w:r>
+      <w:r>
+        <w:t>I</w:t>
+      </w:r>
+      <w:r>
+        <w:t xml:space="preserve">t inflates standard errors, making statistical significance harder to achieve. This is one additional reason why inference on the moderating effect relies on marginal effects and their confidence </w:t>
+      </w:r>
+      <w:r>
+        <w:t>intervals rather than on the raw interaction coefficient</w:t>
+      </w:r>
+      <w:r>
+        <w:t xml:space="preserve"> [30]</w:t>
+      </w:r>
+      <w:r>
+        <w:t>.</w:t>
+      </w:r>
+    </w:p>
+    <w:p>
+      <w:pPr>
+        <w:pStyle w:val="Thesisbody"/>
+      </w:pPr>
+      <w:r>
+        <w:t xml:space="preserve">When dummies are included in the VIF computation, values for structural regressors such as ICT specialists, tertiary education, and the ‘Information Technology and Communication’ sector dummy </w:t>
+      </w:r>
+      <w:r>
+        <w:t>became</w:t>
+      </w:r>
+      <w:r>
+        <w:t xml:space="preserve"> substantially higher</w:t>
+      </w:r>
+      <w:r>
+        <w:t xml:space="preserve"> for both interactive and additive specifications</w:t>
+      </w:r>
+      <w:r>
+        <w:t>:</w:t>
+      </w:r>
+      <w:r>
+        <w:t xml:space="preserve"> </w:t>
+      </w:r>
+      <w:r>
+        <w:t xml:space="preserve">from </w:t>
+      </w:r>
+      <w:r>
+        <w:t>29</w:t>
+      </w:r>
+      <w:r>
+        <w:t xml:space="preserve"> to </w:t>
+      </w:r>
+      <w:r>
+        <w:t>4,</w:t>
+      </w:r>
+      <w:r>
+        <w:t xml:space="preserve"> from 21 to 24,</w:t>
+      </w:r>
+      <w:r>
+        <w:t xml:space="preserve"> </w:t>
+      </w:r>
+      <w:r>
+        <w:t xml:space="preserve">from </w:t>
+      </w:r>
+      <w:r>
+        <w:t>33</w:t>
+      </w:r>
+      <w:r>
+        <w:t xml:space="preserve"> to </w:t>
+      </w:r>
+      <w:r>
+        <w:t>38</w:t>
+      </w:r>
+      <w:r>
+        <w:t xml:space="preserve"> respectively</w:t>
+      </w:r>
+      <w:r>
+        <w:t xml:space="preserve">. </w:t>
+      </w:r>
+      <w:r>
+        <w:t>Following Allison and Wooldridge, these elevated values reflect group-mean differences across country and sector categories rather than problematic collinearity among the variables of interest and do not distort inference on the substantive parameters</w:t>
+      </w:r>
+      <w:r>
+        <w:t xml:space="preserve"> [30, 35]</w:t>
+      </w:r>
+      <w:r>
+        <w:t>.</w:t>
+      </w:r>
+    </w:p>
+    <w:p>
+      <w:pPr>
+        <w:pStyle w:val="Thesisbody"/>
+      </w:pPr>
+      <w:r>
+        <w:t>All wage-level specifications with country and sector fixed effects achieved R² between 0.978 and 0.984, and adjusted R² between 0.970 and 0.978. The high explanatory power reflects that country fixed effects absorb the dominant share of wage dispersion across Europe. The narrow R²</w:t>
+      </w:r>
+      <w:r>
+        <w:t xml:space="preserve">, </w:t>
+      </w:r>
+      <w:r>
+        <w:t>adjusted R² gap (0.5</w:t>
+      </w:r>
+      <w:r>
+        <w:t>-</w:t>
+      </w:r>
+      <w:r>
+        <w:t xml:space="preserve">0.8 percentage points) confirms that the included regressors contribute meaningful explanatory power beyond chance. Model selection using AIC and BIC consistently favoured interaction specifications over additive models across all </w:t>
+      </w:r>
+      <w:r>
+        <w:t>four years</w:t>
+      </w:r>
+      <w:r>
+        <w:t xml:space="preserve"> [</w:t>
+      </w:r>
+      <w:r>
+        <w:t>26</w:t>
+      </w:r>
+      <w:r>
+        <w:t>]</w:t>
+      </w:r>
+      <w:r>
+        <w:t>.</w:t>
+      </w:r>
+      <w:r>
+        <w:t xml:space="preserve"> </w:t>
+      </w:r>
+      <w:r>
+        <w:t xml:space="preserve"> In 2021, the ICT training interaction model achieved AIC = </w:t>
+      </w:r>
+      <w:r>
+        <w:t>-</w:t>
+      </w:r>
+      <w:r>
+        <w:t>238.1</w:t>
+      </w:r>
+      <w:r>
+        <w:t xml:space="preserve">and BIC = </w:t>
+      </w:r>
+      <w:r>
+        <w:t>-</w:t>
+      </w:r>
+      <w:r>
+        <w:t>128.0</w:t>
+      </w:r>
+      <w:r>
+        <w:t xml:space="preserve">, compared to AIC = </w:t>
+      </w:r>
+      <w:r>
+        <w:t>-</w:t>
+      </w:r>
+      <w:r>
+        <w:t>234.9</w:t>
+      </w:r>
+      <w:r>
+        <w:t xml:space="preserve"> </w:t>
+      </w:r>
+      <w:r>
+        <w:t xml:space="preserve">and BIC = </w:t>
+      </w:r>
+      <w:r>
+        <w:t>-124.8</w:t>
+      </w:r>
+      <w:r>
+        <w:t xml:space="preserve"> </w:t>
+      </w:r>
+      <w:r>
+        <w:t>for the additive ICT specialists model, a pattern that held across 2022</w:t>
+      </w:r>
+      <w:r>
+        <w:t>-</w:t>
+      </w:r>
+      <w:r>
+        <w:t>2024</w:t>
+      </w:r>
+      <w:r>
+        <w:t xml:space="preserve"> as well</w:t>
+      </w:r>
+      <w:r>
+        <w:t>.</w:t>
+      </w:r>
+    </w:p>
+    <w:p>
+      <w:pPr>
+        <w:pStyle w:val="Thesisbody"/>
+      </w:pPr>
+      <w:r>
+        <w:lastRenderedPageBreak/>
+        <w:t>Based on the diagnostic evidence, the interaction specifications with country and sector fixed effects and HC3-corrected standard errors are the preferred models for inference. The choice rests on four grounds. First, AIC and BIC consistently favour interaction specifications over additive models across all four years and both ICT measures, confirming that the interaction between AI adoption and ICT capacity provides a statistically superior description of the wage-determination process. Second, the jump in R² from 0.804 (no country fixed effects) to approximately 0.981 (with country fixed effects) confirms that national wage-setting institutions explain a substantial share of wage variation that sector-level variables alone cannot capture</w:t>
+      </w:r>
+      <w:r>
+        <w:t>.</w:t>
+      </w:r>
+      <w:r>
+        <w:t xml:space="preserve"> </w:t>
+      </w:r>
+      <w:r>
+        <w:t>O</w:t>
+      </w:r>
+      <w:r>
+        <w:t>mitting country fixed effects would produce severe omitted variable bias. Third, HC3-corrected standard errors are mandatory throughout, as the Breusch-Pagan test confirmed heteroskedasticity in all 16 estimated specifications (p &lt; 0.05 in every case)</w:t>
+      </w:r>
+      <w:r>
+        <w:t>.</w:t>
+      </w:r>
+      <w:r>
+        <w:t xml:space="preserve"> </w:t>
+      </w:r>
+      <w:r>
+        <w:t>T</w:t>
+      </w:r>
+      <w:r>
+        <w:t>he HC3 estimator is preferred over HC0 given the modest sample of 134 observations per cross-section, where HC0 would systematically over-reject the null. Fourth, all specifications fail the Ramsey RESET test, indicating that residual non-linearity persists beyond what the linear interaction term can capture</w:t>
+      </w:r>
+      <w:r>
+        <w:t>.</w:t>
+      </w:r>
+      <w:r>
+        <w:t xml:space="preserve"> </w:t>
+      </w:r>
+      <w:r>
+        <w:t>T</w:t>
+      </w:r>
+      <w:r>
+        <w:t>his is treated as a structural limitation of the cross-sectional design rather than a ground for abandoning the specification.</w:t>
+      </w:r>
+    </w:p>
+    <w:p>
+      <w:pPr>
+        <w:pStyle w:val="Thesisbody"/>
+      </w:pPr>
+      <w:r>
+        <w:t>Two additional qualifications apply. Structural multicollinearity in the interaction specifications is documented and expected from the product construction</w:t>
+      </w:r>
+      <w:r>
+        <w:t>. According to the literature,</w:t>
+      </w:r>
+      <w:r>
+        <w:t xml:space="preserve"> it does not bias coefficient estimates but reduces precision, which reinforces the </w:t>
+      </w:r>
+      <w:r>
+        <w:t>confidence</w:t>
+      </w:r>
+      <w:r>
+        <w:t xml:space="preserve"> on marginal effects rather than raw coefficients as the unit of inference. However, the marginal effects of AI adoption evaluated across the full ICT distribution are statistically insignificant at conventional levels in all years and both specifications, meaning that the cross-sectional interaction models do not provide statistically reliable evidence of a varying AI–wage gradient. The interaction specifications are therefore retained as the primary vehicle for examining the moderation hypothesis on descriptive and information-criteria grounds, while the additive models serve as displacement-baseline benchmarks. </w:t>
+      </w:r>
+    </w:p>
+    <w:p>
+      <w:pPr>
+        <w:pStyle w:val="Thesisheading2"/>
+      </w:pPr>
+      <w:bookmarkStart w:id="66" w:name="_Toc232672454"/>
+      <w:r>
+        <w:t>3.2. Panel Models: Testing Within-Sector Dynamics (Hypothesis 1)</w:t>
       </w:r>
       <w:bookmarkEnd w:id="66"/>
     </w:p>
@@ -24364,585 +25000,169 @@
       <w:pPr>
         <w:pStyle w:val="Thesisbody"/>
       </w:pPr>
-      <w:r>
-        <w:t>Having presented the cross-sectional estimation results, this section assesses the statistical validity of the adopted specifications. The diagnostic evidence informs both the choice of standard error estimator and the preference for interaction over additive specifications.</w:t>
-      </w:r>
-      <w:r>
-        <w:t xml:space="preserve"> The results of the diagnostic test of the models are presented in Table</w:t>
-      </w:r>
-      <w:r>
-        <w:t xml:space="preserve"> A4</w:t>
-      </w:r>
-      <w:r>
-        <w:t xml:space="preserve"> in  Appendix</w:t>
-      </w:r>
-      <w:r>
-        <w:t>.</w:t>
-      </w:r>
-      <w:r>
-        <w:t xml:space="preserve"> </w:t>
+      <w:commentRangeStart w:id="67"/>
+      <w:r>
+        <w:t>To test whether within-sector increases in AI adoption are associated with negative wage pressures (H1), which is explicitly about within</w:t>
+      </w:r>
+      <w:r>
+        <w:noBreakHyphen/>
+        <w:t>sector wage dynamics over time, the preferred estimator is a two</w:t>
+      </w:r>
+      <w:r>
+        <w:noBreakHyphen/>
+        <w:t>way Fixed Effects (FE) panel model with country–sector and year effects. This specification exploits only within</w:t>
+      </w:r>
+      <w:r>
+        <w:noBreakHyphen/>
+        <w:t>entity variation and differences out all time</w:t>
+      </w:r>
+      <w:r>
+        <w:noBreakHyphen/>
+        <w:t xml:space="preserve">invariant sectoral and country characteristics, while the year dummies absorb common macroeconomic </w:t>
+      </w:r>
+      <w:r>
+        <w:lastRenderedPageBreak/>
+        <w:t xml:space="preserve">shocks that affected all European labour markets between 2021 and 2024, such as the 2022 inflation spike and subsequent partial recovery </w:t>
+      </w:r>
+      <w:r>
+        <w:t>[</w:t>
+      </w:r>
+      <w:r>
+        <w:t>26</w:t>
+      </w:r>
+      <w:r>
+        <w:t>].</w:t>
+      </w:r>
+      <w:r>
+        <w:t> </w:t>
+      </w:r>
+      <w:commentRangeEnd w:id="67"/>
+      <w:r>
+        <w:rPr>
+          <w:rStyle w:val="CommentReference"/>
+          <w:sz w:val="24"/>
+          <w:szCs w:val="24"/>
+        </w:rPr>
+        <w:commentReference w:id="67"/>
       </w:r>
     </w:p>
     <w:p>
       <w:pPr>
         <w:pStyle w:val="Thesisbody"/>
       </w:pPr>
-      <w:r>
-        <w:t>To assess the validity of the homoskedasticity assumption, the Breusch-Pagan test was applied to all estimated cross-sectional specifications. The null hypothesis states that error variance is constant across observations, while the alternative indicates that variance depends on the independent variables. As Wooldridge notes, heteroskedasticity does not bias OLS coefficient estimates but invalidates standard errors, t-statistics, and F-statistics</w:t>
-      </w:r>
-      <w:r>
-        <w:t xml:space="preserve"> </w:t>
-      </w:r>
-      <w:r>
-        <w:t xml:space="preserve"> [</w:t>
-      </w:r>
-      <w:r>
-        <w:t>30</w:t>
-      </w:r>
-      <w:r>
-        <w:t>]</w:t>
-      </w:r>
-      <w:r>
-        <w:t>. The Breusch-Pagan test confirmed heteroskedasticity in </w:t>
-      </w:r>
-      <w:r>
-        <w:t xml:space="preserve">all </w:t>
-      </w:r>
-      <w:r>
-        <w:t xml:space="preserve">estimated specifications. This result is consistent with the nature of cross-country sectoral data where units exhibit fundamentally different variance structures, as documented in the </w:t>
-      </w:r>
-      <w:r>
-        <w:t>data analysis chapter in</w:t>
-      </w:r>
-      <w:r>
-        <w:t xml:space="preserve"> distribution analysis</w:t>
-      </w:r>
-      <w:r>
-        <w:t xml:space="preserve"> part</w:t>
-      </w:r>
-      <w:r>
-        <w:t>. Given the small sample of 134 observations per cross-section, standard HC0 robust estimators may perform poorly. Following Long and Ervin (2000) and White (1985), the HC3 variant of the heteroskedasticity-consistent covariance estimator was adopted for all heteroskedastic specifications, as it provides superior finite-sample performance and reduces over-rejection under the null</w:t>
-      </w:r>
-      <w:r>
-        <w:t xml:space="preserve"> </w:t>
-      </w:r>
-      <w:r>
-        <w:t>[</w:t>
-      </w:r>
-      <w:r>
-        <w:t>3</w:t>
-      </w:r>
-      <w:r>
-        <w:t>3</w:t>
-      </w:r>
-      <w:r>
-        <w:t>, 3</w:t>
-      </w:r>
-      <w:r>
-        <w:t>4</w:t>
-      </w:r>
-      <w:r>
-        <w:t>]</w:t>
-      </w:r>
-      <w:r>
-        <w:t>.</w:t>
+      <w:commentRangeStart w:id="68"/>
+      <w:r>
+        <w:t>The two-way Fixed Effects models</w:t>
+      </w:r>
+      <w:r>
+        <w:t>’ results</w:t>
+      </w:r>
+      <w:r>
+        <w:t xml:space="preserve"> provide support for the first component of H1 and no support for the second. In the ICT specialist specification, within-sector increases in AI adoption are associated with a statistically significant wage decline, consistent with a short-run displacement effect. The interaction term AI × ICT Specialists is positive and marginally significant, and the marginal effects decline slightly across the ICT distribution</w:t>
+      </w:r>
+      <w:r>
+        <w:t>. T</w:t>
+      </w:r>
+      <w:r>
+        <w:t>he displacement effect remains negative and significant throughout, indicating that ICT specialist capacity moderates but does not reverse the wage pressure. In the ICT training specification, the AI coefficient is insignificant, and the interaction term AI × ICT Trainings is also not significan</w:t>
+      </w:r>
+      <w:r>
+        <w:t>t</w:t>
+      </w:r>
+      <w:r>
+        <w:t>, providing no evidence that ICT training weakens displacement within sectors. ICT training itself operates as an independent positive wage channel. The detailed results and diagnostics are presented in the subsections below.</w:t>
+      </w:r>
+      <w:commentRangeEnd w:id="68"/>
+      <w:r>
+        <w:rPr>
+          <w:rStyle w:val="CommentReference"/>
+          <w:sz w:val="24"/>
+          <w:szCs w:val="24"/>
+        </w:rPr>
+        <w:commentReference w:id="68"/>
       </w:r>
     </w:p>
     <w:p>
       <w:pPr>
-        <w:pStyle w:val="Thesisbody"/>
-      </w:pPr>
-      <w:r>
-        <w:t xml:space="preserve">The Ramsey RESET test was applied to assess whether the linear functional form is adequate. </w:t>
-      </w:r>
-      <w:r>
-        <w:t>The null was rejected at the 0.1% level in all additive specifications. This rejection motivated the introduction of the multiplicative AI × ICT interaction term, which partially captures non-linear moderating effects. However, even with interaction terms, the RESET test continued to reject the null across all specifications</w:t>
-      </w:r>
-      <w:r>
-        <w:t xml:space="preserve">: </w:t>
-      </w:r>
-      <w:r>
-        <w:t>for example, the ICT training interaction model in 2024 returned F = 14.20, p &lt; 0.001. Residual non-linearity therefore persists and is treated as a limitation of the linear cross-sectional framework. This is discussed further in the limitations section.</w:t>
-      </w:r>
+        <w:pStyle w:val="thesisheading3"/>
+      </w:pPr>
+      <w:bookmarkStart w:id="69" w:name="_Toc232672455"/>
+      <w:r>
+        <w:t>3.2.2. Two-way fixed effects estimates and hypothesis testing</w:t>
+      </w:r>
+      <w:bookmarkEnd w:id="69"/>
     </w:p>
     <w:p>
       <w:pPr>
         <w:pStyle w:val="Thesisbody"/>
       </w:pPr>
       <w:r>
-        <w:t>Variance inflation factors (VIF) were computed in two ways. First, VIFs were calculated for the numeric regressors only, excluding country and sector dummies, to isolate collinearity among substantive predictors. Second, VIFs were computed for the full specification including dummies, to reflect the estimation environment actually faced by the model. Both sets of results are reported in the appendix (Tables A</w:t>
-      </w:r>
-      <w:r>
-        <w:t>5</w:t>
-      </w:r>
-      <w:r>
-        <w:t xml:space="preserve"> and A</w:t>
-      </w:r>
-      <w:r>
-        <w:t>6</w:t>
-      </w:r>
-      <w:r>
-        <w:t>).</w:t>
-      </w:r>
-    </w:p>
-    <w:p>
-      <w:pPr>
-        <w:pStyle w:val="Thesisbody"/>
-      </w:pPr>
-      <w:r>
-        <w:lastRenderedPageBreak/>
-        <w:t xml:space="preserve">In the additive specifications without dummies, all substantive regressors show VIFs well below 10 across all four years. For the ICT specialist specification, AI adoption ranges from 3.48 to 5.44, ICT specialists from 6.60 to 8.10, productivity from 1.54 to 1.76, and firm size from 1.16 to 1.18. For the ICT training specification, values are similarly moderate (AI adoption 3.98–6.79, ICT training 7.34–8.07). This confirms that multicollinearity among the substantive predictors does not </w:t>
-      </w:r>
-      <w:r>
-        <w:t>represent</w:t>
-      </w:r>
-      <w:r>
-        <w:t xml:space="preserve"> an inference problem in the additive specifications.</w:t>
-      </w:r>
-    </w:p>
-    <w:p>
-      <w:pPr>
-        <w:pStyle w:val="Thesisbody"/>
-      </w:pPr>
-      <w:r>
-        <w:t>In the interaction specifications without dummies, VIFs for AI adoption and the interaction term increase substantially</w:t>
-      </w:r>
-      <w:r>
-        <w:t xml:space="preserve">. The </w:t>
-      </w:r>
-      <w:r>
-        <w:t>AI adoption reaches 13–28 in the ICT specialist specification and 16–27 in the ICT training specification, and the interaction terms reach 17–28 and 18–28 respectively. This is a well-documented consequence of including a multiplicative term alongside its constituent variables, and does not indicate model misspecification</w:t>
-      </w:r>
-      <w:r>
-        <w:t xml:space="preserve"> [34]</w:t>
-      </w:r>
-      <w:r>
-        <w:t>. As Wooldridge emphasises, structural multicollinearity of this kind does not bias coefficient estimates</w:t>
-      </w:r>
-      <w:r>
-        <w:t>.</w:t>
+        <w:t>The result</w:t>
+      </w:r>
+      <w:r>
+        <w:t>s</w:t>
+      </w:r>
+      <w:r>
+        <w:t xml:space="preserve"> of the Two-Way Fixed Effect model estimations </w:t>
+      </w:r>
+      <w:r>
+        <w:t>are</w:t>
       </w:r>
       <w:r>
         <w:t xml:space="preserve"> </w:t>
       </w:r>
       <w:r>
-        <w:t>I</w:t>
-      </w:r>
-      <w:r>
-        <w:t xml:space="preserve">t inflates standard errors, making statistical significance harder to achieve. This is one additional reason why inference on the moderating effect relies on marginal effects and their confidence </w:t>
-      </w:r>
-      <w:r>
-        <w:t>intervals rather than on the raw interaction coefficient</w:t>
-      </w:r>
-      <w:r>
-        <w:t xml:space="preserve"> [30]</w:t>
-      </w:r>
-      <w:r>
-        <w:t>.</w:t>
-      </w:r>
-    </w:p>
-    <w:p>
-      <w:pPr>
-        <w:pStyle w:val="Thesisbody"/>
-      </w:pPr>
-      <w:r>
-        <w:t xml:space="preserve">When dummies are included in the VIF computation, values for structural regressors such as ICT specialists, tertiary education, and the ‘Information Technology and Communication’ sector dummy </w:t>
-      </w:r>
-      <w:r>
-        <w:t>became</w:t>
-      </w:r>
-      <w:r>
-        <w:t xml:space="preserve"> substantially higher</w:t>
-      </w:r>
-      <w:r>
-        <w:t xml:space="preserve"> for both interactive and additive specifications</w:t>
-      </w:r>
-      <w:r>
-        <w:t>:</w:t>
-      </w:r>
-      <w:r>
-        <w:t xml:space="preserve"> </w:t>
-      </w:r>
-      <w:r>
-        <w:t xml:space="preserve">from </w:t>
-      </w:r>
-      <w:r>
-        <w:t>29</w:t>
-      </w:r>
-      <w:r>
-        <w:t xml:space="preserve"> to </w:t>
-      </w:r>
-      <w:r>
-        <w:t>4,</w:t>
-      </w:r>
-      <w:r>
-        <w:t xml:space="preserve"> from 21 to 24,</w:t>
-      </w:r>
-      <w:r>
-        <w:t xml:space="preserve"> </w:t>
-      </w:r>
-      <w:r>
-        <w:t xml:space="preserve">from </w:t>
-      </w:r>
-      <w:r>
-        <w:t>33</w:t>
-      </w:r>
-      <w:r>
-        <w:t xml:space="preserve"> to </w:t>
-      </w:r>
-      <w:r>
-        <w:t>38</w:t>
-      </w:r>
-      <w:r>
-        <w:t xml:space="preserve"> respectively</w:t>
-      </w:r>
-      <w:r>
-        <w:t xml:space="preserve">. </w:t>
-      </w:r>
-      <w:r>
-        <w:t>Following Allison and Wooldridge, these elevated values reflect group-mean differences across country and sector categories rather than problematic collinearity among the variables of interest and do not distort inference on the substantive parameters</w:t>
-      </w:r>
-      <w:r>
-        <w:t xml:space="preserve"> [30, 35]</w:t>
-      </w:r>
-      <w:r>
-        <w:t>.</w:t>
-      </w:r>
-    </w:p>
-    <w:p>
-      <w:pPr>
-        <w:pStyle w:val="Thesisbody"/>
-      </w:pPr>
-      <w:r>
-        <w:t>All wage-level specifications with country and sector fixed effects achieved R² between 0.978 and 0.984, and adjusted R² between 0.970 and 0.978. The high explanatory power reflects that country fixed effects absorb the dominant share of wage dispersion across Europe. The narrow R²</w:t>
-      </w:r>
-      <w:r>
-        <w:t xml:space="preserve">, </w:t>
-      </w:r>
-      <w:r>
-        <w:t>adjusted R² gap (0.5</w:t>
-      </w:r>
-      <w:r>
-        <w:t>-</w:t>
-      </w:r>
-      <w:r>
-        <w:t xml:space="preserve">0.8 percentage points) confirms that the included regressors contribute meaningful explanatory power beyond chance. Model selection using AIC and BIC consistently favoured interaction specifications over additive models across all </w:t>
-      </w:r>
-      <w:r>
-        <w:t>four years</w:t>
-      </w:r>
-      <w:r>
-        <w:t xml:space="preserve"> [</w:t>
-      </w:r>
-      <w:r>
-        <w:t>26</w:t>
-      </w:r>
-      <w:r>
-        <w:t>]</w:t>
-      </w:r>
-      <w:r>
-        <w:t>.</w:t>
-      </w:r>
-      <w:r>
-        <w:t xml:space="preserve"> </w:t>
-      </w:r>
-      <w:r>
-        <w:t xml:space="preserve"> In 2021, the ICT training interaction model achieved AIC = </w:t>
-      </w:r>
-      <w:r>
-        <w:t>-</w:t>
-      </w:r>
-      <w:r>
-        <w:t>238.1</w:t>
-      </w:r>
-      <w:r>
-        <w:t xml:space="preserve">and BIC = </w:t>
-      </w:r>
-      <w:r>
-        <w:t>-</w:t>
-      </w:r>
-      <w:r>
-        <w:t>128.0</w:t>
-      </w:r>
-      <w:r>
-        <w:t xml:space="preserve">, compared to AIC = </w:t>
-      </w:r>
-      <w:r>
-        <w:t>-</w:t>
-      </w:r>
-      <w:r>
-        <w:t>234.9</w:t>
-      </w:r>
-      <w:r>
-        <w:t xml:space="preserve"> </w:t>
-      </w:r>
-      <w:r>
-        <w:t xml:space="preserve">and BIC = </w:t>
-      </w:r>
-      <w:r>
-        <w:t>-124.8</w:t>
-      </w:r>
-      <w:r>
-        <w:t xml:space="preserve"> </w:t>
-      </w:r>
-      <w:r>
-        <w:t>for the additive ICT specialists model, a pattern that held across 2022</w:t>
-      </w:r>
-      <w:r>
-        <w:t>-</w:t>
-      </w:r>
-      <w:r>
-        <w:t>2024</w:t>
-      </w:r>
-      <w:r>
-        <w:t xml:space="preserve"> as well</w:t>
-      </w:r>
-      <w:r>
-        <w:t>.</w:t>
-      </w:r>
-    </w:p>
-    <w:p>
-      <w:pPr>
-        <w:pStyle w:val="Thesisbody"/>
-      </w:pPr>
-      <w:r>
-        <w:lastRenderedPageBreak/>
-        <w:t>Based on the diagnostic evidence, the interaction specifications with country and sector fixed effects and HC3-corrected standard errors are the preferred models for inference. The choice rests on four grounds. First, AIC and BIC consistently favour interaction specifications over additive models across all four years and both ICT measures, confirming that the interaction between AI adoption and ICT capacity provides a statistically superior description of the wage-determination process. Second, the jump in R² from 0.804 (no country fixed effects) to approximately 0.981 (with country fixed effects) confirms that national wage-setting institutions explain a substantial share of wage variation that sector-level variables alone cannot capture</w:t>
-      </w:r>
-      <w:r>
-        <w:t>.</w:t>
-      </w:r>
-      <w:r>
-        <w:t xml:space="preserve"> </w:t>
-      </w:r>
-      <w:r>
-        <w:t>O</w:t>
-      </w:r>
-      <w:r>
-        <w:t>mitting country fixed effects would produce severe omitted variable bias. Third, HC3-corrected standard errors are mandatory throughout, as the Breusch-Pagan test confirmed heteroskedasticity in all 16 estimated specifications (p &lt; 0.05 in every case)</w:t>
-      </w:r>
-      <w:r>
-        <w:t>.</w:t>
-      </w:r>
-      <w:r>
-        <w:t xml:space="preserve"> </w:t>
-      </w:r>
-      <w:r>
-        <w:t>T</w:t>
-      </w:r>
-      <w:r>
-        <w:t>he HC3 estimator is preferred over HC0 given the modest sample of 134 observations per cross-section, where HC0 would systematically over-reject the null. Fourth, all specifications fail the Ramsey RESET test, indicating that residual non-linearity persists beyond what the linear interaction term can capture</w:t>
-      </w:r>
-      <w:r>
-        <w:t>.</w:t>
-      </w:r>
-      <w:r>
-        <w:t xml:space="preserve"> </w:t>
-      </w:r>
-      <w:r>
-        <w:t>T</w:t>
-      </w:r>
-      <w:r>
-        <w:t>his is treated as a structural limitation of the cross-sectional design rather than a ground for abandoning the specification.</w:t>
-      </w:r>
-    </w:p>
-    <w:p>
-      <w:pPr>
-        <w:pStyle w:val="Thesisbody"/>
-      </w:pPr>
-      <w:r>
-        <w:t>Two additional qualifications apply. Structural multicollinearity in the interaction specifications is documented and expected from the product construction</w:t>
-      </w:r>
-      <w:r>
-        <w:t>. According to the literature,</w:t>
-      </w:r>
-      <w:r>
-        <w:t xml:space="preserve"> it does not bias coefficient estimates but reduces precision, which reinforces the </w:t>
-      </w:r>
-      <w:r>
-        <w:t>confidence</w:t>
-      </w:r>
-      <w:r>
-        <w:t xml:space="preserve"> on marginal effects rather than raw coefficients as the unit of inference. However, the marginal effects of AI adoption evaluated across the full ICT distribution are statistically insignificant at conventional levels in all years and both specifications, meaning that the cross-sectional interaction models do not provide statistically reliable evidence of a varying AI–wage gradient. The interaction specifications are therefore retained as the primary vehicle for examining the moderation hypothesis on descriptive and information-criteria grounds, while the additive models serve as displacement-baseline benchmarks. </w:t>
-      </w:r>
-    </w:p>
-    <w:p>
-      <w:pPr>
-        <w:pStyle w:val="Thesisheading2"/>
-      </w:pPr>
-      <w:bookmarkStart w:id="67" w:name="_Toc232672454"/>
-      <w:r>
-        <w:t>3.2. Panel Models: Testing Within-Sector Dynamics (Hypothesis 1)</w:t>
-      </w:r>
-      <w:bookmarkEnd w:id="67"/>
-    </w:p>
-    <w:p>
-      <w:pPr>
-        <w:pStyle w:val="Thesisbody"/>
-      </w:pPr>
-      <w:commentRangeStart w:id="68"/>
-      <w:r>
-        <w:t>To test whether within-sector increases in AI adoption are associated with negative wage pressures (H1), which is explicitly about within</w:t>
-      </w:r>
-      <w:r>
-        <w:noBreakHyphen/>
-        <w:t>sector wage dynamics over time, the preferred estimator is a two</w:t>
-      </w:r>
-      <w:r>
-        <w:noBreakHyphen/>
-        <w:t>way Fixed Effects (FE) panel model with country–sector and year effects. This specification exploits only within</w:t>
-      </w:r>
-      <w:r>
-        <w:noBreakHyphen/>
-        <w:t>entity variation and differences out all time</w:t>
-      </w:r>
-      <w:r>
-        <w:noBreakHyphen/>
-        <w:t xml:space="preserve">invariant sectoral and country characteristics, while the year dummies absorb common macroeconomic </w:t>
-      </w:r>
-      <w:r>
-        <w:lastRenderedPageBreak/>
-        <w:t xml:space="preserve">shocks that affected all European labour markets between 2021 and 2024, such as the 2022 inflation spike and subsequent partial recovery </w:t>
-      </w:r>
-      <w:r>
-        <w:t>[</w:t>
-      </w:r>
-      <w:r>
-        <w:t>26</w:t>
-      </w:r>
-      <w:r>
-        <w:t>].</w:t>
-      </w:r>
-      <w:r>
-        <w:t> </w:t>
-      </w:r>
-      <w:commentRangeEnd w:id="68"/>
+        <w:t xml:space="preserve">presented in the Table 5. </w:t>
+      </w:r>
+      <w:r>
+        <w:t xml:space="preserve">In the two-way Fixed Effects model with the ICT specialist variable, a one percentage point within-sector increase in AI adoption is associated with a 0.35% reduction in real wages (−0.0035, </w:t>
+      </w:r>
+      <w:commentRangeStart w:id="70"/>
+      <w:r>
+        <w:t>p = 0.022</w:t>
+      </w:r>
+      <w:commentRangeEnd w:id="70"/>
       <w:r>
         <w:rPr>
           <w:rStyle w:val="CommentReference"/>
           <w:sz w:val="24"/>
           <w:szCs w:val="24"/>
         </w:rPr>
-        <w:commentReference w:id="68"/>
-      </w:r>
-    </w:p>
-    <w:p>
-      <w:pPr>
-        <w:pStyle w:val="Thesisbody"/>
-      </w:pPr>
-      <w:commentRangeStart w:id="69"/>
-      <w:r>
-        <w:t>The two-way Fixed Effects models</w:t>
-      </w:r>
-      <w:r>
-        <w:t>’ results</w:t>
-      </w:r>
-      <w:r>
-        <w:t xml:space="preserve"> provide support for the first component of H1 and no support for the second. In the ICT specialist specification, within-sector increases in AI adoption are associated with a statistically significant wage decline, consistent with a short-run displacement effect. The interaction term AI × ICT Specialists is positive and marginally significant, and the marginal effects decline slightly across the ICT distribution</w:t>
-      </w:r>
-      <w:r>
-        <w:t>. T</w:t>
-      </w:r>
-      <w:r>
-        <w:t>he displacement effect remains negative and significant throughout, indicating that ICT specialist capacity moderates but does not reverse the wage pressure. In the ICT training specification, the AI coefficient is insignificant, and the interaction term AI × ICT Trainings is also not significan</w:t>
-      </w:r>
-      <w:r>
-        <w:t>t</w:t>
-      </w:r>
-      <w:r>
-        <w:t>, providing no evidence that ICT training weakens displacement within sectors. ICT training itself operates as an independent positive wage channel. The detailed results and diagnostics are presented in the subsections below.</w:t>
-      </w:r>
-      <w:commentRangeEnd w:id="69"/>
+        <w:commentReference w:id="70"/>
+      </w:r>
+      <w:r>
+        <w:t>). This finding</w:t>
+      </w:r>
+      <w:r>
+        <w:t xml:space="preserve"> again</w:t>
+      </w:r>
+      <w:r>
+        <w:t xml:space="preserve"> is consistent with the displacement mechanism formalised by Acemoglu and Restrepo, who documented a comparable within-unit negative wage effect in their robots analysis</w:t>
+      </w:r>
+      <w:r>
+        <w:t xml:space="preserve">: </w:t>
+      </w:r>
+      <w:r>
+        <w:t xml:space="preserve">−0.42% per robot per thousand workers across US commuting zones </w:t>
+      </w:r>
+      <w:r>
+        <w:t>[16]</w:t>
+      </w:r>
+      <w:r>
+        <w:t xml:space="preserve">. The interaction term AI × ICT Specialists is positive and marginally significant </w:t>
+      </w:r>
+      <w:commentRangeStart w:id="71"/>
+      <w:r>
+        <w:t>(+</w:t>
+      </w:r>
+      <w:commentRangeEnd w:id="71"/>
       <w:r>
         <w:rPr>
           <w:rStyle w:val="CommentReference"/>
           <w:sz w:val="24"/>
           <w:szCs w:val="24"/>
         </w:rPr>
-        <w:commentReference w:id="69"/>
-      </w:r>
-    </w:p>
-    <w:p>
-      <w:pPr>
-        <w:pStyle w:val="thesisheading3"/>
-      </w:pPr>
-      <w:bookmarkStart w:id="70" w:name="_Toc232672455"/>
-      <w:r>
-        <w:t>3.2.2. Two-way fixed effects estimates and hypothesis testing</w:t>
-      </w:r>
-      <w:bookmarkEnd w:id="70"/>
-    </w:p>
-    <w:p>
-      <w:pPr>
-        <w:pStyle w:val="Thesisbody"/>
-      </w:pPr>
-      <w:r>
-        <w:t>The result</w:t>
-      </w:r>
-      <w:r>
-        <w:t>s</w:t>
-      </w:r>
-      <w:r>
-        <w:t xml:space="preserve"> of the Two-Way Fixed Effect model estimations </w:t>
-      </w:r>
-      <w:r>
-        <w:t>are</w:t>
-      </w:r>
-      <w:r>
-        <w:t xml:space="preserve"> </w:t>
-      </w:r>
-      <w:r>
-        <w:t xml:space="preserve">presented in the Table 5. </w:t>
-      </w:r>
-      <w:r>
-        <w:t xml:space="preserve">In the two-way Fixed Effects model with the ICT specialist variable, a one percentage point within-sector increase in AI adoption is associated with a 0.35% reduction in real wages (−0.0035, </w:t>
-      </w:r>
-      <w:commentRangeStart w:id="71"/>
-      <w:r>
-        <w:t>p = 0.022</w:t>
-      </w:r>
-      <w:commentRangeEnd w:id="71"/>
-      <w:r>
-        <w:rPr>
-          <w:rStyle w:val="CommentReference"/>
-          <w:sz w:val="24"/>
-          <w:szCs w:val="24"/>
-        </w:rPr>
         <w:commentReference w:id="71"/>
-      </w:r>
-      <w:r>
-        <w:t>). This finding</w:t>
-      </w:r>
-      <w:r>
-        <w:t xml:space="preserve"> again</w:t>
-      </w:r>
-      <w:r>
-        <w:t xml:space="preserve"> is consistent with the displacement mechanism formalised by Acemoglu and Restrepo, who documented a comparable within-unit negative wage effect in their robots analysis</w:t>
-      </w:r>
-      <w:r>
-        <w:t xml:space="preserve">: </w:t>
-      </w:r>
-      <w:r>
-        <w:t xml:space="preserve">−0.42% per robot per thousand workers across US commuting zones </w:t>
-      </w:r>
-      <w:r>
-        <w:t>[16]</w:t>
-      </w:r>
-      <w:r>
-        <w:t xml:space="preserve">. The interaction term AI × ICT Specialists is positive and marginally significant </w:t>
-      </w:r>
-      <w:commentRangeStart w:id="72"/>
-      <w:r>
-        <w:t>(+</w:t>
-      </w:r>
-      <w:commentRangeEnd w:id="72"/>
-      <w:r>
-        <w:rPr>
-          <w:rStyle w:val="CommentReference"/>
-          <w:sz w:val="24"/>
-          <w:szCs w:val="24"/>
-        </w:rPr>
-        <w:commentReference w:id="72"/>
       </w:r>
       <w:r>
         <w:t>0.0034, p &lt; 0.1), suggesting that the negative wage effect of AI is somewhat weaker in sectors with a higher share of ICT specialists.</w:t>
@@ -25662,7 +25882,7 @@
                 <w:szCs w:val="24"/>
               </w:rPr>
             </w:pPr>
-            <w:commentRangeStart w:id="73"/>
+            <w:commentRangeStart w:id="72"/>
             <w:r>
               <w:rPr>
                 <w:rFonts w:ascii="Times New Roman" w:hAnsi="Times New Roman" w:cs="Times New Roman"/>
@@ -25671,7 +25891,7 @@
               </w:rPr>
               <w:t>-0.0002 (0.0016)</w:t>
             </w:r>
-            <w:commentRangeEnd w:id="73"/>
+            <w:commentRangeEnd w:id="72"/>
             <w:r>
               <w:rPr>
                 <w:rStyle w:val="CommentReference"/>
@@ -25679,7 +25899,7 @@
                 <w:sz w:val="24"/>
                 <w:szCs w:val="24"/>
               </w:rPr>
-              <w:commentReference w:id="73"/>
+              <w:commentReference w:id="72"/>
             </w:r>
           </w:p>
         </w:tc>
@@ -26036,18 +26256,18 @@
       <w:pPr>
         <w:pStyle w:val="Thesisbody"/>
       </w:pPr>
-      <w:commentRangeStart w:id="74"/>
+      <w:commentRangeStart w:id="73"/>
       <w:r>
         <w:t>To</w:t>
       </w:r>
-      <w:commentRangeEnd w:id="74"/>
+      <w:commentRangeEnd w:id="73"/>
       <w:r>
         <w:rPr>
           <w:rStyle w:val="CommentReference"/>
           <w:sz w:val="24"/>
           <w:szCs w:val="24"/>
         </w:rPr>
-        <w:commentReference w:id="74"/>
+        <w:commentReference w:id="73"/>
       </w:r>
       <w:r>
         <w:t xml:space="preserve"> assess whether this </w:t>
@@ -27320,18 +27540,18 @@
       <w:r>
         <w:t>Formally, H1 cannot be accepted</w:t>
       </w:r>
-      <w:commentRangeStart w:id="75"/>
+      <w:commentRangeStart w:id="74"/>
       <w:r>
         <w:t xml:space="preserve"> in its strong form</w:t>
       </w:r>
-      <w:commentRangeEnd w:id="75"/>
+      <w:commentRangeEnd w:id="74"/>
       <w:r>
         <w:rPr>
           <w:rStyle w:val="CommentReference"/>
           <w:sz w:val="24"/>
           <w:szCs w:val="24"/>
         </w:rPr>
-        <w:commentReference w:id="75"/>
+        <w:commentReference w:id="74"/>
       </w:r>
       <w:r>
         <w:t>. The first component is retained as supported</w:t>
@@ -27347,28 +27567,28 @@
       <w:pPr>
         <w:pStyle w:val="thesisheading3"/>
       </w:pPr>
-      <w:bookmarkStart w:id="76" w:name="_Toc232672456"/>
+      <w:bookmarkStart w:id="75" w:name="_Toc232672456"/>
       <w:r>
         <w:t>3.2.1. Panel diagnostics and specification choice</w:t>
       </w:r>
-      <w:bookmarkEnd w:id="76"/>
+      <w:bookmarkEnd w:id="75"/>
     </w:p>
     <w:p>
       <w:pPr>
         <w:pStyle w:val="Thesisbody"/>
       </w:pPr>
-      <w:commentRangeStart w:id="77"/>
+      <w:commentRangeStart w:id="76"/>
       <w:r>
         <w:t>The</w:t>
       </w:r>
-      <w:commentRangeEnd w:id="77"/>
+      <w:commentRangeEnd w:id="76"/>
       <w:r>
         <w:rPr>
           <w:rStyle w:val="CommentReference"/>
           <w:sz w:val="24"/>
           <w:szCs w:val="24"/>
         </w:rPr>
-        <w:commentReference w:id="77"/>
+        <w:commentReference w:id="76"/>
       </w:r>
       <w:r>
         <w:t xml:space="preserve"> panel dataset comprises 134 country–sector entities observed over four years (2021–2024), yielding 536 observations. To select the appropriate estimator, a standard specification sequence was followed</w:t>
@@ -28640,11 +28860,11 @@
       <w:pPr>
         <w:pStyle w:val="Thesisheading2"/>
       </w:pPr>
-      <w:bookmarkStart w:id="78" w:name="_Toc232672457"/>
+      <w:bookmarkStart w:id="77" w:name="_Toc232672457"/>
       <w:r>
         <w:t>3.3. Correlated Random Effects: Synthesising Structural and Dynamic Channels (Hypothesis 2)</w:t>
       </w:r>
-      <w:bookmarkEnd w:id="78"/>
+      <w:bookmarkEnd w:id="77"/>
     </w:p>
     <w:p>
       <w:pPr>
@@ -28663,18 +28883,18 @@
       <w:r>
         <w:t xml:space="preserve">. </w:t>
       </w:r>
-      <w:commentRangeStart w:id="79"/>
+      <w:commentRangeStart w:id="78"/>
       <w:r>
         <w:t>The θ coefficients on the entity means are interpreted as structural between-sector effects, directly relevant to H2</w:t>
       </w:r>
-      <w:commentRangeEnd w:id="79"/>
+      <w:commentRangeEnd w:id="78"/>
       <w:r>
         <w:rPr>
           <w:rStyle w:val="CommentReference"/>
           <w:sz w:val="24"/>
           <w:szCs w:val="24"/>
         </w:rPr>
-        <w:commentReference w:id="79"/>
+        <w:commentReference w:id="78"/>
       </w:r>
       <w:r>
         <w:t>. Country dummies are omitted because the entity-level means already absorb country-level structural variation. All CRE models are estimated with entity-clustered standard errors.</w:t>
@@ -28704,11 +28924,11 @@
       <w:pPr>
         <w:pStyle w:val="thesisheading3"/>
       </w:pPr>
-      <w:bookmarkStart w:id="80" w:name="_Toc232672458"/>
+      <w:bookmarkStart w:id="79" w:name="_Toc232672458"/>
       <w:r>
         <w:t>3.3.1. Mundlak-Hausman validation and between-effects estimation</w:t>
       </w:r>
-      <w:bookmarkEnd w:id="80"/>
+      <w:bookmarkEnd w:id="79"/>
     </w:p>
     <w:p>
       <w:pPr>
@@ -32190,328 +32410,394 @@
       <w:pPr>
         <w:pStyle w:val="thesisheading3"/>
       </w:pPr>
-      <w:bookmarkStart w:id="81" w:name="_Toc232672459"/>
+      <w:bookmarkStart w:id="80" w:name="_Toc232672459"/>
       <w:r>
         <w:t>3.3.2. Summary of empirical findings and hypothesis validation</w:t>
+      </w:r>
+      <w:bookmarkEnd w:id="80"/>
+    </w:p>
+    <w:p>
+      <w:pPr>
+        <w:pStyle w:val="Thesisbody"/>
+      </w:pPr>
+      <w:r>
+        <w:t xml:space="preserve">This section summarises the empirical findings and evaluates the evidence for each hypothesis. The results are presented separately for </w:t>
+      </w:r>
+      <w:r>
+        <w:t>the first and second hypotheses</w:t>
+      </w:r>
+      <w:r>
+        <w:t xml:space="preserve">, </w:t>
+      </w:r>
+      <w:r>
+        <w:lastRenderedPageBreak/>
+        <w:t xml:space="preserve">representing </w:t>
+      </w:r>
+      <w:r>
+        <w:t>the distinct identification strategies and model</w:t>
+      </w:r>
+      <w:r>
+        <w:t xml:space="preserve">s </w:t>
+      </w:r>
+      <w:r>
+        <w:t xml:space="preserve">used to test them, followed by </w:t>
+      </w:r>
+      <w:r>
+        <w:t xml:space="preserve">the </w:t>
+      </w:r>
+      <w:r>
+        <w:t xml:space="preserve">interpretation </w:t>
+      </w:r>
+      <w:r>
+        <w:t>of the results.</w:t>
+      </w:r>
+    </w:p>
+    <w:p>
+      <w:pPr>
+        <w:pStyle w:val="Thesisbody"/>
+        <w:rPr>
+          <w:b/>
+          <w:bCs/>
+        </w:rPr>
+      </w:pPr>
+      <w:r>
+        <w:t>Starting with the first hypothesis,</w:t>
+      </w:r>
+      <w:r>
+        <w:rPr>
+          <w:b/>
+          <w:bCs/>
+        </w:rPr>
+        <w:t xml:space="preserve"> </w:t>
+      </w:r>
+      <w:r>
+        <w:t>H1 predicts that within-sector increases in AI adoption generate negative wage pressures, and that this displacement is reduced in sectors with higher ICT investment. The first component is </w:t>
+      </w:r>
+      <w:r>
+        <w:t>supported</w:t>
+      </w:r>
+      <w:r>
+        <w:t>: in the two-way FE ICT specialist model, a one percentage point increase in AI adoption is associated with a statistically significant 0.35% decline in real wages, consistent with a displacement mechanism. The second component that ICT investment moderates this displacement  is </w:t>
+      </w:r>
+      <w:r>
+        <w:t xml:space="preserve">only </w:t>
+      </w:r>
+      <w:r>
+        <w:t>supported</w:t>
+      </w:r>
+      <w:r>
+        <w:t xml:space="preserve"> by ICT specialist model specification</w:t>
+      </w:r>
+      <w:r>
+        <w:t>. In the ICT training model, the interaction term AI × ICT Trainings is entirely insignifica</w:t>
+      </w:r>
+      <w:r>
+        <w:t>nt</w:t>
+      </w:r>
+      <w:r>
+        <w:t>, providing no evidence that training weakens AI-driven wage displacement within sectors. In the ICT specialist model, the interaction term is positive and marginally significant, and the marginal effects decline slightly across the ICT distribution</w:t>
+      </w:r>
+      <w:r>
+        <w:t>. T</w:t>
+      </w:r>
+      <w:r>
+        <w:t xml:space="preserve">he displacement effect remains negative and statistically significant throughout, </w:t>
+      </w:r>
+      <w:r>
+        <w:t xml:space="preserve">but the </w:t>
+      </w:r>
+      <w:r>
+        <w:t>moderation is quantitatively small. ICT training itself operates as an independent positive wage channel (+0.40%,) rather than as a moderator of displacement.</w:t>
+      </w:r>
+      <w:r>
+        <w:t xml:space="preserve"> A one percentage point increase in ICT training is associated with 0.40% increase in real wages.</w:t>
+      </w:r>
+      <w:r>
+        <w:t xml:space="preserve"> H1 is therefore supported in its first component and supported </w:t>
+      </w:r>
+      <w:r>
+        <w:t xml:space="preserve"> by one model </w:t>
+      </w:r>
+      <w:r>
+        <w:t>in its second</w:t>
+      </w:r>
+      <w:r>
+        <w:t xml:space="preserve"> component</w:t>
+      </w:r>
+      <w:r>
+        <w:t>.</w:t>
+      </w:r>
+    </w:p>
+    <w:p>
+      <w:pPr>
+        <w:pStyle w:val="Thesisbody"/>
+      </w:pPr>
+      <w:r>
+        <w:t xml:space="preserve">Taking </w:t>
+      </w:r>
+      <w:r>
+        <w:t xml:space="preserve">the </w:t>
+      </w:r>
+      <w:r>
+        <w:t>second hypothesis, H2</w:t>
+      </w:r>
+      <w:r>
+        <w:rPr>
+          <w:b/>
+          <w:bCs/>
+        </w:rPr>
+        <w:t xml:space="preserve"> </w:t>
+      </w:r>
+      <w:r>
+        <w:t>predicts that sectors structurally more advanced in AI adoption pay higher wages on average, reflecting a reinstatement effect, and that this premium diminishes at higher ICT capacity. The first component is </w:t>
+      </w:r>
+      <w:r>
+        <w:t>not supported</w:t>
+      </w:r>
+      <w:r>
+        <w:t xml:space="preserve"> in the cross-sectional models, where the additive AI coefficient is negative and significant across all years, meaning that within any given year, higher-AI </w:t>
+      </w:r>
+      <w:r>
+        <w:t xml:space="preserve">adopted </w:t>
+      </w:r>
+      <w:r>
+        <w:t>sectors do not pay higher wages once controls are applied. It is </w:t>
+      </w:r>
+      <w:r>
+        <w:t>supported</w:t>
+      </w:r>
+      <w:r>
+        <w:t xml:space="preserve"> in the CRE model, where the between-entity AI adoption mean is positive and highly significant (0.059–0.064), indicating that country–sector </w:t>
+      </w:r>
+      <w:r>
+        <w:t>entities with structurally higher AI adoption over 2021–2024 occupy</w:t>
+      </w:r>
+      <w:r>
+        <w:t xml:space="preserve"> have</w:t>
+      </w:r>
+      <w:r>
+        <w:t xml:space="preserve"> </w:t>
+      </w:r>
+      <w:r>
+        <w:t xml:space="preserve">higher </w:t>
+      </w:r>
+      <w:r>
+        <w:t>wage</w:t>
+      </w:r>
+      <w:r>
+        <w:t>s</w:t>
+      </w:r>
+      <w:r>
+        <w:t xml:space="preserve"> on average. These divergent signs </w:t>
+      </w:r>
+      <w:r>
+        <w:t>could be explained through the difference in the captured periods. T</w:t>
+      </w:r>
+      <w:r>
+        <w:t>he</w:t>
+      </w:r>
+      <w:r>
+        <w:t xml:space="preserve"> cross-sectional slope captures a short-run conditional effect within a single year, dominated by displacement, while the CRE between-coefficient captures the long-run</w:t>
+      </w:r>
+      <w:r>
+        <w:t xml:space="preserve"> 4 years</w:t>
+      </w:r>
+      <w:r>
+        <w:t xml:space="preserve"> structural wage level of persistently high-AI sectors, where reinstatement gains have had time to accumulate. The second component</w:t>
+      </w:r>
+      <w:r>
+        <w:t xml:space="preserve"> of the second hypothesis regarding</w:t>
+      </w:r>
+      <w:r>
+        <w:t xml:space="preserve"> diminishing complementarity between AI and ICT capacity</w:t>
+      </w:r>
+      <w:r>
+        <w:t xml:space="preserve"> is supported</w:t>
+      </w:r>
+      <w:r>
+        <w:t> in the CRE model</w:t>
+      </w:r>
+      <w:r>
+        <w:t>.</w:t>
+      </w:r>
+      <w:r>
+        <w:t xml:space="preserve"> </w:t>
+      </w:r>
+      <w:r>
+        <w:t>T</w:t>
+      </w:r>
+      <w:r>
+        <w:t>he between-entity interaction term is negative and highly significant in both</w:t>
+      </w:r>
+      <w:r>
+        <w:t xml:space="preserve"> specifications</w:t>
+      </w:r>
+      <w:r>
+        <w:t xml:space="preserve">, confirming that the structural AI wage premium compresses as sectoral ICT intensity rises. In the cross-sectional models, the </w:t>
+      </w:r>
+      <w:r>
+        <w:lastRenderedPageBreak/>
+        <w:t>interaction coefficient is consistently negative and significant across all years and both ICT measures, directionally consistent with this finding, though marginal effects do not reach statistical significance at individual ICT levels. H2 is therefore supported in both components through the CRE estimator.</w:t>
+      </w:r>
+    </w:p>
+    <w:p>
+      <w:pPr>
+        <w:pStyle w:val="Thesisbody"/>
+      </w:pPr>
+      <w:r>
+        <w:t>The specification choices across all three model families are supported by diagnostic testing. In the cross-sectional models, heteroskedasticity is confirmed throughout, motivating HC3-robust standard errors, and information criteria consistently favour interaction over additive specifications. In the panel models, poolability is rejected and individual effects are confirmed, ruling out Pooled OLS. Fixed Effects is retained on theoretical grounds, and this choice is validated by the Mundlak–Hausman test in the CRE models, which strongly rejects RE consistency across all specifications. Remaining limitations</w:t>
+      </w:r>
+      <w:r>
+        <w:t xml:space="preserve"> related to</w:t>
+      </w:r>
+      <w:r>
+        <w:t xml:space="preserve"> the short four-year panel, the modest within-sector variation, and persistent residual non-linearity in cross-sectional specifications</w:t>
+      </w:r>
+      <w:r>
+        <w:t xml:space="preserve">, </w:t>
+      </w:r>
+      <w:r>
+        <w:t>are discussed in the following section.</w:t>
+      </w:r>
+    </w:p>
+    <w:p>
+      <w:pPr>
+        <w:rPr>
+          <w:rFonts w:ascii="Times New Roman" w:eastAsiaTheme="majorEastAsia" w:hAnsi="Times New Roman" w:cstheme="majorBidi"/>
+          <w:caps/>
+          <w:color w:val="000000" w:themeColor="text1"/>
+          <w:sz w:val="24"/>
+          <w:szCs w:val="40"/>
+        </w:rPr>
+      </w:pPr>
+      <w:r>
+        <w:br w:type="page"/>
+      </w:r>
+    </w:p>
+    <w:p>
+      <w:pPr>
+        <w:pStyle w:val="Thesisheading1"/>
+      </w:pPr>
+      <w:bookmarkStart w:id="81" w:name="_Toc232672460"/>
+      <w:r>
+        <w:lastRenderedPageBreak/>
+        <w:t>Conclusion</w:t>
       </w:r>
       <w:bookmarkEnd w:id="81"/>
     </w:p>
     <w:p>
       <w:pPr>
-        <w:pStyle w:val="Thesisbody"/>
-      </w:pPr>
-      <w:r>
-        <w:t xml:space="preserve">This section summarises the empirical findings and evaluates the evidence for each hypothesis. The results are presented separately for </w:t>
-      </w:r>
-      <w:r>
-        <w:t>the first and second hypotheses</w:t>
-      </w:r>
-      <w:r>
-        <w:t xml:space="preserve">, </w:t>
-      </w:r>
-      <w:r>
-        <w:lastRenderedPageBreak/>
-        <w:t xml:space="preserve">representing </w:t>
-      </w:r>
-      <w:r>
-        <w:t>the distinct identification strategies and model</w:t>
-      </w:r>
-      <w:r>
-        <w:t xml:space="preserve">s </w:t>
-      </w:r>
-      <w:r>
-        <w:t xml:space="preserve">used to test them, followed by </w:t>
-      </w:r>
-      <w:r>
-        <w:t xml:space="preserve">the </w:t>
-      </w:r>
-      <w:r>
-        <w:t xml:space="preserve">interpretation </w:t>
-      </w:r>
-      <w:r>
-        <w:t>of the results.</w:t>
-      </w:r>
-    </w:p>
-    <w:p>
-      <w:pPr>
-        <w:pStyle w:val="Thesisbody"/>
-        <w:rPr>
-          <w:b/>
-          <w:bCs/>
-        </w:rPr>
-      </w:pPr>
-      <w:r>
-        <w:t>Starting with the first hypothesis,</w:t>
-      </w:r>
-      <w:r>
-        <w:rPr>
-          <w:b/>
-          <w:bCs/>
-        </w:rPr>
-        <w:t xml:space="preserve"> </w:t>
-      </w:r>
-      <w:r>
-        <w:t>H1 predicts that within-sector increases in AI adoption generate negative wage pressures, and that this displacement is reduced in sectors with higher ICT investment. The first component is </w:t>
-      </w:r>
-      <w:r>
-        <w:t>supported</w:t>
-      </w:r>
-      <w:r>
-        <w:t>: in the two-way FE ICT specialist model, a one percentage point increase in AI adoption is associated with a statistically significant 0.35% decline in real wages, consistent with a displacement mechanism. The second component that ICT investment moderates this displacement  is </w:t>
-      </w:r>
-      <w:r>
-        <w:t xml:space="preserve">only </w:t>
-      </w:r>
-      <w:r>
-        <w:t>supported</w:t>
-      </w:r>
-      <w:r>
-        <w:t xml:space="preserve"> by ICT specialist model specification</w:t>
-      </w:r>
-      <w:r>
-        <w:t>. In the ICT training model, the interaction term AI × ICT Trainings is entirely insignifica</w:t>
-      </w:r>
-      <w:r>
-        <w:t>nt</w:t>
-      </w:r>
-      <w:r>
-        <w:t>, providing no evidence that training weakens AI-driven wage displacement within sectors. In the ICT specialist model, the interaction term is positive and marginally significant, and the marginal effects decline slightly across the ICT distribution</w:t>
-      </w:r>
-      <w:r>
-        <w:t>. T</w:t>
-      </w:r>
-      <w:r>
-        <w:t xml:space="preserve">he displacement effect remains negative and statistically significant throughout, </w:t>
-      </w:r>
-      <w:r>
-        <w:t xml:space="preserve">but the </w:t>
-      </w:r>
-      <w:r>
-        <w:t>moderation is quantitatively small. ICT training itself operates as an independent positive wage channel (+0.40%,) rather than as a moderator of displacement.</w:t>
-      </w:r>
-      <w:r>
-        <w:t xml:space="preserve"> A one percentage point increase in ICT training is associated with 0.40% increase in real wages.</w:t>
-      </w:r>
-      <w:r>
-        <w:t xml:space="preserve"> H1 is therefore supported in its first component and supported </w:t>
-      </w:r>
-      <w:r>
-        <w:t xml:space="preserve"> by one model </w:t>
-      </w:r>
-      <w:r>
-        <w:t>in its second</w:t>
-      </w:r>
-      <w:r>
-        <w:t xml:space="preserve"> component</w:t>
-      </w:r>
-      <w:r>
-        <w:t>.</w:t>
-      </w:r>
-    </w:p>
-    <w:p>
-      <w:pPr>
-        <w:pStyle w:val="Thesisbody"/>
-      </w:pPr>
-      <w:r>
-        <w:t xml:space="preserve">Taking </w:t>
-      </w:r>
-      <w:r>
-        <w:t xml:space="preserve">the </w:t>
-      </w:r>
-      <w:r>
-        <w:t>second hypothesis, H2</w:t>
-      </w:r>
-      <w:r>
-        <w:rPr>
-          <w:b/>
-          <w:bCs/>
-        </w:rPr>
-        <w:t xml:space="preserve"> </w:t>
-      </w:r>
-      <w:r>
-        <w:t>predicts that sectors structurally more advanced in AI adoption pay higher wages on average, reflecting a reinstatement effect, and that this premium diminishes at higher ICT capacity. The first component is </w:t>
-      </w:r>
-      <w:r>
-        <w:t>not supported</w:t>
-      </w:r>
-      <w:r>
-        <w:t xml:space="preserve"> in the cross-sectional models, where the additive AI coefficient is negative and significant across all years, meaning that within any given year, higher-AI </w:t>
-      </w:r>
-      <w:r>
-        <w:t xml:space="preserve">adopted </w:t>
-      </w:r>
-      <w:r>
-        <w:t>sectors do not pay higher wages once controls are applied. It is </w:t>
-      </w:r>
-      <w:r>
-        <w:t>supported</w:t>
-      </w:r>
-      <w:r>
-        <w:t xml:space="preserve"> in the CRE model, where the between-entity AI adoption mean is positive and highly significant (0.059–0.064), indicating that country–sector </w:t>
-      </w:r>
-      <w:r>
-        <w:t>entities with structurally higher AI adoption over 2021–2024 occupy</w:t>
-      </w:r>
-      <w:r>
-        <w:t xml:space="preserve"> have</w:t>
-      </w:r>
-      <w:r>
-        <w:t xml:space="preserve"> </w:t>
-      </w:r>
-      <w:r>
-        <w:t xml:space="preserve">higher </w:t>
-      </w:r>
-      <w:r>
-        <w:t>wage</w:t>
-      </w:r>
-      <w:r>
-        <w:t>s</w:t>
-      </w:r>
-      <w:r>
-        <w:t xml:space="preserve"> on average. These divergent signs </w:t>
-      </w:r>
-      <w:r>
-        <w:t>could be explained through the difference in the captured periods. T</w:t>
-      </w:r>
-      <w:r>
-        <w:t>he</w:t>
-      </w:r>
-      <w:r>
-        <w:t xml:space="preserve"> cross-sectional slope captures a short-run conditional effect within a single year, dominated by displacement, while the CRE between-coefficient captures the long-run</w:t>
-      </w:r>
-      <w:r>
-        <w:t xml:space="preserve"> 4 years</w:t>
-      </w:r>
-      <w:r>
-        <w:t xml:space="preserve"> structural wage level of persistently high-AI sectors, where reinstatement gains have had time to accumulate. The second component</w:t>
-      </w:r>
-      <w:r>
-        <w:t xml:space="preserve"> of the second hypothesis regarding</w:t>
-      </w:r>
-      <w:r>
-        <w:t xml:space="preserve"> diminishing complementarity between AI and ICT capacity</w:t>
-      </w:r>
-      <w:r>
-        <w:t xml:space="preserve"> is supported</w:t>
-      </w:r>
-      <w:r>
-        <w:t> in the CRE model</w:t>
-      </w:r>
-      <w:r>
-        <w:t>.</w:t>
-      </w:r>
-      <w:r>
-        <w:t xml:space="preserve"> </w:t>
-      </w:r>
-      <w:r>
-        <w:t>T</w:t>
-      </w:r>
-      <w:r>
-        <w:t>he between-entity interaction term is negative and highly significant in both</w:t>
-      </w:r>
-      <w:r>
-        <w:t xml:space="preserve"> specifications</w:t>
-      </w:r>
-      <w:r>
-        <w:t xml:space="preserve">, confirming that the structural AI wage premium compresses as sectoral ICT intensity rises. In the cross-sectional models, the </w:t>
-      </w:r>
-      <w:r>
-        <w:lastRenderedPageBreak/>
-        <w:t>interaction coefficient is consistently negative and significant across all years and both ICT measures, directionally consistent with this finding, though marginal effects do not reach statistical significance at individual ICT levels. H2 is therefore supported in both components through the CRE estimator.</w:t>
-      </w:r>
-    </w:p>
-    <w:p>
-      <w:pPr>
-        <w:pStyle w:val="Thesisbody"/>
-      </w:pPr>
-      <w:r>
-        <w:t>The specification choices across all three model families are supported by diagnostic testing. In the cross-sectional models, heteroskedasticity is confirmed throughout, motivating HC3-robust standard errors, and information criteria consistently favour interaction over additive specifications. In the panel models, poolability is rejected and individual effects are confirmed, ruling out Pooled OLS. Fixed Effects is retained on theoretical grounds, and this choice is validated by the Mundlak–Hausman test in the CRE models, which strongly rejects RE consistency across all specifications. Remaining limitations</w:t>
-      </w:r>
-      <w:r>
-        <w:t xml:space="preserve"> related to</w:t>
-      </w:r>
-      <w:r>
-        <w:t xml:space="preserve"> the short four-year panel, the modest within-sector variation, and persistent residual non-linearity in cross-sectional specifications</w:t>
-      </w:r>
-      <w:r>
-        <w:t xml:space="preserve">, </w:t>
-      </w:r>
-      <w:r>
-        <w:t>are discussed in the following section.</w:t>
-      </w:r>
-    </w:p>
-    <w:p>
-      <w:pPr>
-        <w:rPr>
-          <w:rFonts w:ascii="Times New Roman" w:eastAsiaTheme="majorEastAsia" w:hAnsi="Times New Roman" w:cstheme="majorBidi"/>
-          <w:caps/>
-          <w:color w:val="000000" w:themeColor="text1"/>
-          <w:sz w:val="24"/>
-          <w:szCs w:val="40"/>
-        </w:rPr>
-      </w:pPr>
-      <w:r>
-        <w:br w:type="page"/>
-      </w:r>
-    </w:p>
-    <w:p>
-      <w:pPr>
-        <w:pStyle w:val="Thesisheading1"/>
-      </w:pPr>
-      <w:bookmarkStart w:id="82" w:name="_Toc232672460"/>
-      <w:r>
-        <w:lastRenderedPageBreak/>
-        <w:t>Conclusion</w:t>
+        <w:pStyle w:val="Thesisheading2"/>
+      </w:pPr>
+      <w:bookmarkStart w:id="82" w:name="_Toc232672461"/>
+      <w:commentRangeStart w:id="83"/>
+      <w:r>
+        <w:t>4</w:t>
+      </w:r>
+      <w:commentRangeEnd w:id="83"/>
+      <w:r>
+        <w:rPr>
+          <w:rStyle w:val="CommentReference"/>
+          <w:sz w:val="24"/>
+          <w:szCs w:val="24"/>
+        </w:rPr>
+        <w:commentReference w:id="83"/>
+      </w:r>
+      <w:r>
+        <w:t>.1. Limitations and Future Research Directions</w:t>
       </w:r>
       <w:bookmarkEnd w:id="82"/>
     </w:p>
     <w:p>
       <w:pPr>
-        <w:pStyle w:val="Thesisheading2"/>
-      </w:pPr>
-      <w:bookmarkStart w:id="83" w:name="_Toc232672461"/>
-      <w:commentRangeStart w:id="84"/>
-      <w:r>
-        <w:t>4</w:t>
-      </w:r>
-      <w:commentRangeEnd w:id="84"/>
-      <w:r>
-        <w:rPr>
-          <w:rStyle w:val="CommentReference"/>
-          <w:sz w:val="24"/>
-          <w:szCs w:val="24"/>
-        </w:rPr>
-        <w:commentReference w:id="84"/>
-      </w:r>
-      <w:r>
-        <w:t>.1. Limitations and Future Research Directions</w:t>
-      </w:r>
-      <w:bookmarkEnd w:id="83"/>
+        <w:pStyle w:val="Thesisbody"/>
+      </w:pPr>
+      <w:r>
+        <w:t xml:space="preserve">The empirical analysis rests on a short four-year panel (2021–2024), which limits the within-entity identification of dynamic wage effects and prevents the detection of long-run reinstatement gains that theory suggests accumulate over decades rather than years. The unbalanced structure further reduces the effective sample, particularly in the Accommodation &amp; Food and Administrative &amp; Support sectors, and the non-random concentration of missing observations in less digitally advanced economies implies that the observed sample may slightly oversample frontier AI adopters, introducing a degree of selection that cannot be fully corrected without additional data. The Eurostat AI adoption variable also carries a measurement caveat. As AI use spread rapidly after 2022, the survey indicator began capturing a much wider range of tools under the same label: from sophisticated generative AI systems to simple automated reporting software. This means that a firm reporting AI adoption in 2024 may be doing something very different from a firm that did so in 2021, making the two figures not fully comparable. As a result, the yearly cross-sectional estimates for 2024 should be interpreted with particular caution, as the declining wage effect observed in that year may partly reflect the widening of the variable's definition rather than a true economic change. This </w:t>
+      </w:r>
+      <w:r>
+        <w:t>objection</w:t>
+      </w:r>
+      <w:r>
+        <w:t xml:space="preserve"> applies primarily to the cross-sectional specifications</w:t>
+      </w:r>
+      <w:r>
+        <w:t>.</w:t>
+      </w:r>
+      <w:r>
+        <w:t xml:space="preserve"> </w:t>
+      </w:r>
+      <w:r>
+        <w:t>T</w:t>
+      </w:r>
+      <w:r>
+        <w:t>he panel models partially mitigate it by absorbing year-specific level shifts through time fixed effects.</w:t>
+      </w:r>
     </w:p>
     <w:p>
       <w:pPr>
         <w:pStyle w:val="Thesisbody"/>
       </w:pPr>
       <w:r>
-        <w:t xml:space="preserve">The empirical analysis rests on a short four-year panel (2021–2024), which limits the within-entity identification of dynamic wage effects and prevents the detection of long-run reinstatement gains that theory suggests accumulate over decades rather than years. The unbalanced structure further reduces the effective sample, particularly in the Accommodation &amp; Food and Administrative &amp; Support sectors, and the non-random concentration of missing observations in less digitally advanced economies implies that the observed sample may slightly oversample frontier AI adopters, introducing a degree of selection that cannot be fully corrected without additional data. The Eurostat AI adoption variable also carries a measurement caveat. As AI use spread rapidly after 2022, the survey indicator began capturing a much wider range of tools under the same label: from sophisticated generative AI systems to simple automated reporting software. This means that a firm reporting AI adoption in 2024 may be doing something very different from a firm that did so in 2021, making the two figures not fully comparable. As a result, the yearly cross-sectional estimates for 2024 should be interpreted with particular caution, as the declining wage effect observed in that year may partly reflect the widening of the variable's definition rather than a true economic change. This </w:t>
-      </w:r>
-      <w:r>
-        <w:t>objection</w:t>
-      </w:r>
-      <w:r>
-        <w:t xml:space="preserve"> applies primarily to the cross-sectional specifications</w:t>
-      </w:r>
-      <w:r>
-        <w:t>.</w:t>
+        <w:t>The Ramsey RESET test rejects the null of correct functional form across all cross-sectional wage specifications, indicating that the true AI–wage relationship likely involves non-linearities that the linear interaction model cannot fully capture. Coefficient estimates remain consistent but may understate the curv</w:t>
+      </w:r>
+      <w:r>
+        <w:t>e</w:t>
+      </w:r>
+      <w:r>
+        <w:t xml:space="preserve"> of the moderating relationship at extreme ICT values. In the cross-sectional interaction specifications including country and sector dummies, variance inflation factors for AI adoption reach 13–28 and for interaction terms 17–28, levels that do not bias point estimates but inflate standard errors for the individual constitutive terms. In the panel FE and CRE specifications, within-demeaning substantially reduces this multicollinearity pressure, with VIFs for AI adoption and interaction terms in the range of 5.26–6.73. Inference throughout is</w:t>
       </w:r>
       <w:r>
         <w:t xml:space="preserve"> </w:t>
       </w:r>
       <w:r>
-        <w:t>T</w:t>
-      </w:r>
-      <w:r>
-        <w:t>he panel models partially mitigate it by absorbing year-specific level shifts through time fixed effects.</w:t>
+        <w:t>conducted on marginal effects evaluated at meaningful ICT values following Brambor, Clark, and Golder</w:t>
+      </w:r>
+      <w:r>
+        <w:t xml:space="preserve"> </w:t>
+      </w:r>
+      <w:r>
+        <w:t>[35]</w:t>
+      </w:r>
+      <w:r>
+        <w:t xml:space="preserve">. Heteroskedasticity is present across all specifications, as expected given the structural differences in wage levels and adoption rates across sectors and countries. It is addressed in the cross-sectional models by HC3-robust standard errors and in </w:t>
+      </w:r>
+      <w:r>
+        <w:lastRenderedPageBreak/>
+        <w:t>the panel models by entity</w:t>
+      </w:r>
+      <w:r>
+        <w:t>-</w:t>
+      </w:r>
+      <w:r>
+        <w:t>clustered</w:t>
+      </w:r>
+      <w:r>
+        <w:t xml:space="preserve"> (</w:t>
+      </w:r>
+      <w:r>
+        <w:t>countr</w:t>
+      </w:r>
+      <w:r>
+        <w:t>y-</w:t>
+      </w:r>
+      <w:r>
+        <w:t>sector</w:t>
+      </w:r>
+      <w:r>
+        <w:t>)</w:t>
+      </w:r>
+      <w:r>
+        <w:t xml:space="preserve"> standard errors, both of which provide valid inference under heteroskedasticity. Finally, it should be noted that in the two-way FE models the Hausman test is non-significant in both specifications, meaning that Fixed Effects is retained on theoretical rather than purely statistical grounds. While this choice is subsequently validated by the Mundlak–Hausman test in the CRE models, it remains a specification </w:t>
+      </w:r>
+      <w:r>
+        <w:t>limitation</w:t>
+      </w:r>
+      <w:r>
+        <w:t xml:space="preserve"> that future work with longer panels should revisit.</w:t>
+      </w:r>
+      <w:r>
+        <w:t xml:space="preserve"> </w:t>
       </w:r>
     </w:p>
     <w:p>
@@ -32519,65 +32805,46 @@
         <w:pStyle w:val="Thesisbody"/>
       </w:pPr>
       <w:r>
-        <w:t>The Ramsey RESET test rejects the null of correct functional form across all cross-sectional wage specifications, indicating that the true AI–wage relationship likely involves non-linearities that the linear interaction model cannot fully capture. Coefficient estimates remain consistent but may understate the curv</w:t>
-      </w:r>
-      <w:r>
-        <w:t>e</w:t>
-      </w:r>
-      <w:r>
-        <w:t xml:space="preserve"> of the moderating relationship at extreme ICT values. In the cross-sectional interaction specifications including country and sector dummies, variance inflation factors for AI adoption reach 13–28 and for interaction terms 17–28, levels that do not bias point estimates but inflate standard errors for the individual constitutive terms. In the panel FE and CRE specifications, within-demeaning substantially reduces this multicollinearity pressure, with VIFs for AI adoption and interaction terms in the range of 5.26–6.73. Inference throughout is</w:t>
+        <w:t>The Ramsey RESET test rejects the null of correct functional form across all wage-level specifications, indicating that the true AI–wage relationship likely involves non-linearities that the current linear interaction model cannot fully capture. Coefficient estimates remain consistent but may understate the curve of the moderating relationship at extreme ICT values. In interaction specifications, variance inflation factors for AI adoption reach 39–82, a level that does not bias point estimates but substantially inflates standard errors for the individual constitutive terms</w:t>
+      </w:r>
+      <w:r>
+        <w:t>.</w:t>
       </w:r>
       <w:r>
         <w:t xml:space="preserve"> </w:t>
       </w:r>
       <w:r>
-        <w:t>conducted on marginal effects evaluated at meaningful ICT values following Brambor, Clark, and Golder</w:t>
+        <w:t>I</w:t>
+      </w:r>
+      <w:r>
+        <w:t>nference is therefore conducted on marginal effects evaluated at meaningful ICT values following Brambor, Clark, and Golder, rather than on main-term significance in isolation</w:t>
+      </w:r>
+      <w:r>
+        <w:t xml:space="preserve"> [</w:t>
+      </w:r>
+      <w:r>
+        <w:t>35</w:t>
+      </w:r>
+      <w:r>
+        <w:t>]</w:t>
+      </w:r>
+      <w:r>
+        <w:t>. Heteroskedasticity is present across specifications as expected given the structural differences in wage levels and adoption rates across sectors and countries</w:t>
+      </w:r>
+      <w:r>
+        <w:t>.</w:t>
       </w:r>
       <w:r>
         <w:t xml:space="preserve"> </w:t>
       </w:r>
       <w:r>
-        <w:t>[35]</w:t>
-      </w:r>
-      <w:r>
-        <w:t xml:space="preserve">. Heteroskedasticity is present across all specifications, as expected given the structural differences in wage levels and adoption rates across sectors and countries. It is addressed in the cross-sectional models by HC3-robust standard errors and in </w:t>
-      </w:r>
-      <w:r>
-        <w:lastRenderedPageBreak/>
-        <w:t>the panel models by entity</w:t>
-      </w:r>
-      <w:r>
-        <w:t>-</w:t>
-      </w:r>
-      <w:r>
-        <w:t>clustered</w:t>
-      </w:r>
-      <w:r>
-        <w:t xml:space="preserve"> (</w:t>
-      </w:r>
-      <w:r>
-        <w:t>countr</w:t>
-      </w:r>
-      <w:r>
-        <w:t>y-</w:t>
-      </w:r>
-      <w:r>
-        <w:t>sector</w:t>
-      </w:r>
-      <w:r>
-        <w:t>)</w:t>
-      </w:r>
-      <w:r>
-        <w:t xml:space="preserve"> standard errors, both of which provide valid inference under heteroskedasticity. Finally, it should be noted that in the two-way FE models the Hausman test is non-significant in both specifications, meaning that Fixed Effects is retained on theoretical rather than purely statistical grounds. While this choice is subsequently validated by the Mundlak–Hausman test in the CRE models, it remains a specification </w:t>
-      </w:r>
-      <w:r>
-        <w:t>limitation</w:t>
-      </w:r>
-      <w:r>
-        <w:t xml:space="preserve"> that future work with longer panels should revisit.</w:t>
-      </w:r>
-      <w:r>
-        <w:t xml:space="preserve"> </w:t>
+        <w:t>I</w:t>
+      </w:r>
+      <w:r>
+        <w:t>t is addressed throughout by country-clustered robust standard errors, which simultaneously provide valid inference under heteroskedasticity and limit the influence of high-leverage country–sector cells.</w:t>
+      </w:r>
+      <w:r>
+        <w:tab/>
       </w:r>
     </w:p>
     <w:p>
@@ -32585,83 +32852,36 @@
         <w:pStyle w:val="Thesisbody"/>
       </w:pPr>
       <w:r>
-        <w:t>The Ramsey RESET test rejects the null of correct functional form across all wage-level specifications, indicating that the true AI–wage relationship likely involves non-linearities that the current linear interaction model cannot fully capture. Coefficient estimates remain consistent but may understate the curve of the moderating relationship at extreme ICT values. In interaction specifications, variance inflation factors for AI adoption reach 39–82, a level that does not bias point estimates but substantially inflates standard errors for the individual constitutive terms</w:t>
-      </w:r>
-      <w:r>
-        <w:t>.</w:t>
-      </w:r>
-      <w:r>
-        <w:t xml:space="preserve"> </w:t>
-      </w:r>
-      <w:r>
-        <w:t>I</w:t>
-      </w:r>
-      <w:r>
-        <w:t>nference is therefore conducted on marginal effects evaluated at meaningful ICT values following Brambor, Clark, and Golder, rather than on main-term significance in isolation</w:t>
-      </w:r>
-      <w:r>
-        <w:t xml:space="preserve"> [</w:t>
-      </w:r>
-      <w:r>
-        <w:t>35</w:t>
-      </w:r>
-      <w:r>
-        <w:t>]</w:t>
-      </w:r>
-      <w:r>
-        <w:t>. Heteroskedasticity is present across specifications as expected given the structural differences in wage levels and adoption rates across sectors and countries</w:t>
-      </w:r>
-      <w:r>
-        <w:t>.</w:t>
-      </w:r>
-      <w:r>
-        <w:t xml:space="preserve"> </w:t>
-      </w:r>
-      <w:r>
-        <w:t>I</w:t>
-      </w:r>
-      <w:r>
-        <w:t>t is addressed throughout by country-clustered robust standard errors, which simultaneously provide valid inference under heteroskedasticity and limit the influence of high-leverage country–sector cells.</w:t>
-      </w:r>
-      <w:r>
-        <w:tab/>
+        <w:t xml:space="preserve">The framework operates at the sector–country level and does not observe the underlying task composition of employment within sectors. The Acemoglu and Restrepo model </w:t>
+      </w:r>
+      <w:r>
+        <w:t xml:space="preserve">is a task-based  and </w:t>
+      </w:r>
+      <w:r>
+        <w:t xml:space="preserve">generates wage predictions through the balance between the displacement of routine tasks and the reinstatement of new ones, but the </w:t>
+      </w:r>
+      <w:r>
+        <w:t>current</w:t>
+      </w:r>
+      <w:r>
+        <w:t xml:space="preserve"> data cannot separately identify how much of the observed wage compression reflects task displacement versus the absence of new task creation. Occupation- or firm-level data linking AI tool usage to task-level employment changes would be required to test this mechanism directly, and this remains an </w:t>
+      </w:r>
+      <w:r>
+        <w:t>opportunity</w:t>
+      </w:r>
+      <w:r>
+        <w:t xml:space="preserve"> for future research as more granular administrative or matched employer–employee datasets covering AI adoption become available.</w:t>
       </w:r>
     </w:p>
     <w:p>
       <w:pPr>
-        <w:pStyle w:val="Thesisbody"/>
-      </w:pPr>
-      <w:r>
-        <w:t xml:space="preserve">The framework operates at the sector–country level and does not observe the underlying task composition of employment within sectors. The Acemoglu and Restrepo model </w:t>
-      </w:r>
-      <w:r>
-        <w:t xml:space="preserve">is a task-based  and </w:t>
-      </w:r>
-      <w:r>
-        <w:t xml:space="preserve">generates wage predictions through the balance between the displacement of routine tasks and the reinstatement of new ones, but the </w:t>
-      </w:r>
-      <w:r>
-        <w:t>current</w:t>
-      </w:r>
-      <w:r>
-        <w:t xml:space="preserve"> data cannot separately identify how much of the observed wage compression reflects task displacement versus the absence of new task creation. Occupation- or firm-level data linking AI tool usage to task-level employment changes would be required to test this mechanism directly, and this remains an </w:t>
-      </w:r>
-      <w:r>
-        <w:t>opportunity</w:t>
-      </w:r>
-      <w:r>
-        <w:t xml:space="preserve"> for future research as more granular administrative or matched employer–employee datasets covering AI adoption become available.</w:t>
-      </w:r>
-    </w:p>
-    <w:p>
-      <w:pPr>
         <w:pStyle w:val="Thesisheading2"/>
       </w:pPr>
-      <w:bookmarkStart w:id="85" w:name="_Toc232672462"/>
+      <w:bookmarkStart w:id="84" w:name="_Toc232672462"/>
       <w:r>
         <w:t>4.2. Policy Implications and Regulatory Applications</w:t>
       </w:r>
-      <w:bookmarkEnd w:id="85"/>
+      <w:bookmarkEnd w:id="84"/>
     </w:p>
     <w:p>
       <w:pPr>
@@ -33095,12 +33315,12 @@
       <w:pPr>
         <w:pStyle w:val="Thesisheading1"/>
       </w:pPr>
-      <w:bookmarkStart w:id="86" w:name="_Toc232672463"/>
+      <w:bookmarkStart w:id="85" w:name="_Toc232672463"/>
       <w:r>
         <w:lastRenderedPageBreak/>
         <w:t>Bibliography</w:t>
       </w:r>
-      <w:bookmarkEnd w:id="86"/>
+      <w:bookmarkEnd w:id="85"/>
     </w:p>
     <w:p>
       <w:pPr>
@@ -33116,7 +33336,7 @@
           <w:szCs w:val="24"/>
         </w:rPr>
       </w:pPr>
-      <w:bookmarkStart w:id="87" w:name="_Ref226388854"/>
+      <w:bookmarkStart w:id="86" w:name="_Ref226388854"/>
       <w:r>
         <w:rPr>
           <w:rFonts w:ascii="Times New Roman" w:hAnsi="Times New Roman" w:cs="Times New Roman"/>
@@ -33245,7 +33465,7 @@
         </w:rPr>
         <w:t>.</w:t>
       </w:r>
-      <w:bookmarkEnd w:id="87"/>
+      <w:bookmarkEnd w:id="86"/>
       <w:r>
         <w:rPr>
           <w:rFonts w:ascii="Times New Roman" w:hAnsi="Times New Roman" w:cs="Times New Roman"/>
@@ -33265,7 +33485,7 @@
           <w:szCs w:val="24"/>
         </w:rPr>
       </w:pPr>
-      <w:hyperlink r:id="rId21" w:history="1">
+      <w:hyperlink r:id="rId20" w:history="1">
         <w:r>
           <w:rPr>
             <w:rStyle w:val="Hyperlink"/>
@@ -33391,7 +33611,7 @@
           <w:szCs w:val="24"/>
         </w:rPr>
       </w:pPr>
-      <w:hyperlink r:id="rId22" w:anchor="Economic_Possibilities" w:history="1">
+      <w:hyperlink r:id="rId21" w:anchor="Economic_Possibilities" w:history="1">
         <w:r>
           <w:rPr>
             <w:rStyle w:val="Hyperlink"/>
@@ -33549,7 +33769,7 @@
           <w:szCs w:val="24"/>
         </w:rPr>
       </w:pPr>
-      <w:hyperlink r:id="rId23" w:history="1">
+      <w:hyperlink r:id="rId22" w:history="1">
         <w:r>
           <w:rPr>
             <w:rStyle w:val="Hyperlink"/>
@@ -33651,7 +33871,7 @@
           <w:szCs w:val="24"/>
         </w:rPr>
       </w:pPr>
-      <w:hyperlink r:id="rId24" w:history="1">
+      <w:hyperlink r:id="rId23" w:history="1">
         <w:r>
           <w:rPr>
             <w:rStyle w:val="Hyperlink"/>
@@ -33761,7 +33981,7 @@
           <w:szCs w:val="24"/>
         </w:rPr>
       </w:pPr>
-      <w:hyperlink r:id="rId25" w:history="1">
+      <w:hyperlink r:id="rId24" w:history="1">
         <w:r>
           <w:rPr>
             <w:rStyle w:val="Hyperlink"/>
@@ -33879,7 +34099,7 @@
           <w:szCs w:val="24"/>
         </w:rPr>
       </w:pPr>
-      <w:hyperlink r:id="rId26" w:history="1">
+      <w:hyperlink r:id="rId25" w:history="1">
         <w:r>
           <w:rPr>
             <w:rStyle w:val="Hyperlink"/>
@@ -34029,7 +34249,7 @@
           <w:szCs w:val="24"/>
         </w:rPr>
       </w:pPr>
-      <w:hyperlink r:id="rId27" w:history="1">
+      <w:hyperlink r:id="rId26" w:history="1">
         <w:r>
           <w:rPr>
             <w:rStyle w:val="Hyperlink"/>
@@ -34155,7 +34375,7 @@
           <w:szCs w:val="24"/>
         </w:rPr>
       </w:pPr>
-      <w:hyperlink r:id="rId28" w:history="1">
+      <w:hyperlink r:id="rId27" w:history="1">
         <w:r>
           <w:rPr>
             <w:rStyle w:val="Hyperlink"/>
@@ -34273,7 +34493,7 @@
           <w:szCs w:val="24"/>
         </w:rPr>
       </w:pPr>
-      <w:hyperlink r:id="rId29" w:history="1">
+      <w:hyperlink r:id="rId28" w:history="1">
         <w:r>
           <w:rPr>
             <w:rStyle w:val="Hyperlink"/>
@@ -34391,7 +34611,7 @@
           <w:szCs w:val="24"/>
         </w:rPr>
       </w:pPr>
-      <w:hyperlink r:id="rId30" w:history="1">
+      <w:hyperlink r:id="rId29" w:history="1">
         <w:r>
           <w:rPr>
             <w:rStyle w:val="Hyperlink"/>
@@ -34517,7 +34737,7 @@
           <w:szCs w:val="24"/>
         </w:rPr>
       </w:pPr>
-      <w:hyperlink r:id="rId31" w:history="1">
+      <w:hyperlink r:id="rId30" w:history="1">
         <w:r>
           <w:rPr>
             <w:rStyle w:val="Hyperlink"/>
@@ -34588,7 +34808,7 @@
           <w:szCs w:val="24"/>
         </w:rPr>
       </w:pPr>
-      <w:hyperlink r:id="rId32" w:history="1">
+      <w:hyperlink r:id="rId31" w:history="1">
         <w:r>
           <w:rPr>
             <w:rStyle w:val="Hyperlink"/>
@@ -34794,7 +35014,7 @@
           <w:szCs w:val="24"/>
         </w:rPr>
       </w:pPr>
-      <w:hyperlink r:id="rId33" w:history="1">
+      <w:hyperlink r:id="rId32" w:history="1">
         <w:r>
           <w:rPr>
             <w:rStyle w:val="Hyperlink"/>
@@ -34999,7 +35219,7 @@
           <w:szCs w:val="24"/>
         </w:rPr>
       </w:pPr>
-      <w:hyperlink r:id="rId34" w:history="1">
+      <w:hyperlink r:id="rId33" w:history="1">
         <w:r>
           <w:rPr>
             <w:rStyle w:val="Hyperlink"/>
@@ -35204,7 +35424,7 @@
           <w:szCs w:val="24"/>
         </w:rPr>
       </w:pPr>
-      <w:hyperlink r:id="rId35" w:history="1">
+      <w:hyperlink r:id="rId34" w:history="1">
         <w:r>
           <w:rPr>
             <w:rStyle w:val="Hyperlink"/>
@@ -35393,7 +35613,7 @@
           <w:szCs w:val="24"/>
         </w:rPr>
       </w:pPr>
-      <w:hyperlink r:id="rId36" w:history="1">
+      <w:hyperlink r:id="rId35" w:history="1">
         <w:r>
           <w:rPr>
             <w:rStyle w:val="Hyperlink"/>
@@ -35454,7 +35674,7 @@
           <w:szCs w:val="24"/>
         </w:rPr>
       </w:pPr>
-      <w:hyperlink r:id="rId37" w:history="1">
+      <w:hyperlink r:id="rId36" w:history="1">
         <w:r>
           <w:rPr>
             <w:rStyle w:val="Hyperlink"/>
@@ -35499,7 +35719,7 @@
           <w:szCs w:val="24"/>
         </w:rPr>
       </w:pPr>
-      <w:hyperlink r:id="rId38" w:history="1">
+      <w:hyperlink r:id="rId37" w:history="1">
         <w:r>
           <w:rPr>
             <w:rStyle w:val="Hyperlink"/>
@@ -35650,7 +35870,7 @@
           <w:szCs w:val="24"/>
         </w:rPr>
       </w:pPr>
-      <w:hyperlink r:id="rId39" w:history="1">
+      <w:hyperlink r:id="rId38" w:history="1">
         <w:r>
           <w:rPr>
             <w:rStyle w:val="Hyperlink"/>
@@ -35759,7 +35979,7 @@
           <w:szCs w:val="24"/>
         </w:rPr>
       </w:pPr>
-      <w:hyperlink r:id="rId40" w:history="1">
+      <w:hyperlink r:id="rId39" w:history="1">
         <w:r>
           <w:rPr>
             <w:rStyle w:val="Hyperlink"/>
@@ -35845,7 +36065,7 @@
           <w:szCs w:val="24"/>
         </w:rPr>
       </w:pPr>
-      <w:hyperlink r:id="rId41" w:history="1">
+      <w:hyperlink r:id="rId40" w:history="1">
         <w:r>
           <w:rPr>
             <w:rStyle w:val="Hyperlink"/>
@@ -35935,7 +36155,7 @@
         </w:rPr>
         <w:t xml:space="preserve"> </w:t>
       </w:r>
-      <w:hyperlink r:id="rId42" w:history="1">
+      <w:hyperlink r:id="rId41" w:history="1">
         <w:r>
           <w:rPr>
             <w:rStyle w:val="Hyperlink"/>
@@ -36004,7 +36224,7 @@
           <w:szCs w:val="24"/>
         </w:rPr>
       </w:pPr>
-      <w:hyperlink r:id="rId43" w:history="1">
+      <w:hyperlink r:id="rId42" w:history="1">
         <w:r>
           <w:rPr>
             <w:rStyle w:val="Hyperlink"/>
@@ -36105,7 +36325,7 @@
           <w:szCs w:val="24"/>
         </w:rPr>
       </w:pPr>
-      <w:hyperlink r:id="rId44" w:history="1">
+      <w:hyperlink r:id="rId43" w:history="1">
         <w:r>
           <w:rPr>
             <w:rStyle w:val="Hyperlink"/>
@@ -36159,7 +36379,7 @@
           <w:highlight w:val="yellow"/>
         </w:rPr>
       </w:pPr>
-      <w:hyperlink r:id="rId45" w:history="1">
+      <w:hyperlink r:id="rId44" w:history="1">
         <w:r>
           <w:rPr>
             <w:rStyle w:val="Hyperlink"/>
@@ -36260,7 +36480,7 @@
           <w:szCs w:val="24"/>
         </w:rPr>
       </w:pPr>
-      <w:hyperlink r:id="rId46" w:history="1">
+      <w:hyperlink r:id="rId45" w:history="1">
         <w:r>
           <w:rPr>
             <w:rStyle w:val="Hyperlink"/>
@@ -36313,7 +36533,7 @@
           <w:szCs w:val="24"/>
         </w:rPr>
       </w:pPr>
-      <w:hyperlink r:id="rId47" w:history="1">
+      <w:hyperlink r:id="rId46" w:history="1">
         <w:r>
           <w:rPr>
             <w:rStyle w:val="Hyperlink"/>
@@ -36358,7 +36578,7 @@
           <w:szCs w:val="24"/>
         </w:rPr>
       </w:pPr>
-      <w:hyperlink r:id="rId48" w:history="1">
+      <w:hyperlink r:id="rId47" w:history="1">
         <w:r>
           <w:rPr>
             <w:rStyle w:val="Hyperlink"/>
@@ -36373,37 +36593,72 @@
     <w:p>
       <w:pPr>
         <w:pStyle w:val="ListParagraph"/>
+        <w:jc w:val="both"/>
+        <w:rPr>
+          <w:rFonts w:ascii="Times New Roman" w:hAnsi="Times New Roman" w:cs="Times New Roman"/>
+          <w:sz w:val="24"/>
+          <w:szCs w:val="24"/>
+        </w:rPr>
+      </w:pPr>
+      <w:r>
+        <w:rPr>
+          <w:rFonts w:ascii="Times New Roman" w:hAnsi="Times New Roman" w:cs="Times New Roman"/>
+          <w:sz w:val="24"/>
+          <w:szCs w:val="24"/>
+        </w:rPr>
+        <w:t> </w:t>
+      </w:r>
+      <w:r>
+        <w:rPr>
+          <w:rFonts w:ascii="Times New Roman" w:hAnsi="Times New Roman" w:cs="Times New Roman"/>
+          <w:sz w:val="24"/>
+          <w:szCs w:val="24"/>
+        </w:rPr>
+        <w:t>Wooldridge J. M. Introductory Econometrics: A Modern Approach. 5th ed. South-Western Cengage Learning, 2013.</w:t>
+      </w:r>
+      <w:r>
+        <w:rPr>
+          <w:rFonts w:ascii="Times New Roman" w:hAnsi="Times New Roman" w:cs="Times New Roman"/>
+          <w:sz w:val="24"/>
+          <w:szCs w:val="24"/>
+        </w:rPr>
+        <w:t xml:space="preserve"> </w:t>
+      </w:r>
+      <w:r>
+        <w:rPr>
+          <w:rFonts w:ascii="Times New Roman" w:hAnsi="Times New Roman" w:cs="Times New Roman"/>
+          <w:sz w:val="24"/>
+          <w:szCs w:val="24"/>
+        </w:rPr>
+        <w:t xml:space="preserve">Online. </w:t>
+      </w:r>
+      <w:r>
+        <w:rPr>
+          <w:rFonts w:ascii="Times New Roman" w:hAnsi="Times New Roman" w:cs="Times New Roman"/>
+          <w:sz w:val="24"/>
+          <w:szCs w:val="24"/>
+        </w:rPr>
+        <w:t xml:space="preserve"> </w:t>
+      </w:r>
+      <w:r>
+        <w:rPr>
+          <w:rFonts w:ascii="Times New Roman" w:hAnsi="Times New Roman" w:cs="Times New Roman"/>
+          <w:sz w:val="24"/>
+          <w:szCs w:val="24"/>
+        </w:rPr>
+        <w:t>Accessed March 17, 2026.</w:t>
+      </w:r>
+    </w:p>
+    <w:p>
+      <w:pPr>
+        <w:pStyle w:val="ListParagraph"/>
         <w:numPr>
           <w:ilvl w:val="0"/>
           <w:numId w:val="3"/>
         </w:numPr>
         <w:jc w:val="both"/>
-        <w:rPr>
-          <w:rFonts w:ascii="Times New Roman" w:hAnsi="Times New Roman" w:cs="Times New Roman"/>
-          <w:sz w:val="24"/>
-          <w:szCs w:val="24"/>
-        </w:rPr>
-      </w:pPr>
-      <w:r>
-        <w:rPr>
-          <w:rFonts w:ascii="Times New Roman" w:hAnsi="Times New Roman" w:cs="Times New Roman"/>
-          <w:sz w:val="24"/>
-          <w:szCs w:val="24"/>
-        </w:rPr>
-        <w:t> Wooldridge J. M. Introductory Econometrics: A Modern Approach. 5th ed. South-Western Cengage Learning, 2013.</w:t>
-      </w:r>
-    </w:p>
-    <w:p>
-      <w:pPr>
-        <w:pStyle w:val="ListParagraph"/>
-        <w:jc w:val="both"/>
-        <w:rPr>
-          <w:rFonts w:ascii="Times New Roman" w:hAnsi="Times New Roman" w:cs="Times New Roman"/>
-          <w:sz w:val="24"/>
-          <w:szCs w:val="24"/>
-        </w:rPr>
-      </w:pPr>
-      <w:hyperlink r:id="rId49" w:history="1">
+      </w:pPr>
+      <w:hyperlink r:id="rId48" w:history="1">
         <w:r>
           <w:rPr>
             <w:rStyle w:val="Hyperlink"/>
@@ -36418,6 +36673,199 @@
     <w:p>
       <w:pPr>
         <w:pStyle w:val="ListParagraph"/>
+        <w:jc w:val="both"/>
+        <w:rPr>
+          <w:rFonts w:ascii="Times New Roman" w:hAnsi="Times New Roman" w:cs="Times New Roman"/>
+          <w:sz w:val="24"/>
+          <w:szCs w:val="24"/>
+        </w:rPr>
+      </w:pPr>
+      <w:r>
+        <w:rPr>
+          <w:rFonts w:ascii="Times New Roman" w:hAnsi="Times New Roman" w:cs="Times New Roman"/>
+          <w:sz w:val="24"/>
+          <w:szCs w:val="24"/>
+        </w:rPr>
+        <w:t>Wooldridge J.</w:t>
+      </w:r>
+      <w:r>
+        <w:rPr>
+          <w:rFonts w:ascii="Times New Roman" w:hAnsi="Times New Roman" w:cs="Times New Roman"/>
+          <w:sz w:val="24"/>
+          <w:szCs w:val="24"/>
+        </w:rPr>
+        <w:t xml:space="preserve"> M., Semykina A.</w:t>
+      </w:r>
+      <w:r>
+        <w:rPr>
+          <w:rFonts w:ascii="Times New Roman" w:hAnsi="Times New Roman" w:cs="Times New Roman"/>
+          <w:sz w:val="24"/>
+          <w:szCs w:val="24"/>
+        </w:rPr>
+        <w:t xml:space="preserve"> </w:t>
+      </w:r>
+      <w:r>
+        <w:rPr>
+          <w:rFonts w:ascii="Times New Roman" w:hAnsi="Times New Roman" w:cs="Times New Roman"/>
+          <w:sz w:val="24"/>
+          <w:szCs w:val="24"/>
+        </w:rPr>
+        <w:t>Estimating Panel Data Models in the Presence of Endogeneity and Selection</w:t>
+      </w:r>
+      <w:r>
+        <w:rPr>
+          <w:rFonts w:ascii="Times New Roman" w:hAnsi="Times New Roman" w:cs="Times New Roman"/>
+          <w:sz w:val="24"/>
+          <w:szCs w:val="24"/>
+        </w:rPr>
+        <w:t>., 201</w:t>
+      </w:r>
+      <w:r>
+        <w:rPr>
+          <w:rFonts w:ascii="Times New Roman" w:hAnsi="Times New Roman" w:cs="Times New Roman"/>
+          <w:sz w:val="24"/>
+          <w:szCs w:val="24"/>
+        </w:rPr>
+        <w:t>0</w:t>
+      </w:r>
+      <w:r>
+        <w:rPr>
+          <w:rFonts w:ascii="Times New Roman" w:hAnsi="Times New Roman" w:cs="Times New Roman"/>
+          <w:sz w:val="24"/>
+          <w:szCs w:val="24"/>
+        </w:rPr>
+        <w:t>.</w:t>
+      </w:r>
+      <w:r>
+        <w:rPr>
+          <w:rFonts w:ascii="Times New Roman" w:hAnsi="Times New Roman" w:cs="Times New Roman"/>
+          <w:sz w:val="24"/>
+          <w:szCs w:val="24"/>
+        </w:rPr>
+        <w:t xml:space="preserve"> </w:t>
+      </w:r>
+      <w:r>
+        <w:rPr>
+          <w:rFonts w:ascii="Times New Roman" w:hAnsi="Times New Roman" w:cs="Times New Roman"/>
+          <w:sz w:val="24"/>
+          <w:szCs w:val="24"/>
+        </w:rPr>
+        <w:t xml:space="preserve">Journal of Econometrics, </w:t>
+      </w:r>
+      <w:r>
+        <w:rPr>
+          <w:rFonts w:ascii="Times New Roman" w:hAnsi="Times New Roman" w:cs="Times New Roman"/>
+          <w:sz w:val="24"/>
+          <w:szCs w:val="24"/>
+        </w:rPr>
+        <w:t>157</w:t>
+      </w:r>
+      <w:r>
+        <w:rPr>
+          <w:rFonts w:ascii="Times New Roman" w:hAnsi="Times New Roman" w:cs="Times New Roman"/>
+          <w:sz w:val="24"/>
+          <w:szCs w:val="24"/>
+        </w:rPr>
+        <w:t>(</w:t>
+      </w:r>
+      <w:r>
+        <w:rPr>
+          <w:rFonts w:ascii="Times New Roman" w:hAnsi="Times New Roman" w:cs="Times New Roman"/>
+          <w:sz w:val="24"/>
+          <w:szCs w:val="24"/>
+        </w:rPr>
+        <w:t>2</w:t>
+      </w:r>
+      <w:r>
+        <w:rPr>
+          <w:rFonts w:ascii="Times New Roman" w:hAnsi="Times New Roman" w:cs="Times New Roman"/>
+          <w:sz w:val="24"/>
+          <w:szCs w:val="24"/>
+        </w:rPr>
+        <w:t xml:space="preserve">), </w:t>
+      </w:r>
+      <w:r>
+        <w:rPr>
+          <w:rFonts w:ascii="Times New Roman" w:hAnsi="Times New Roman" w:cs="Times New Roman"/>
+          <w:sz w:val="24"/>
+          <w:szCs w:val="24"/>
+        </w:rPr>
+        <w:t>August</w:t>
+      </w:r>
+      <w:r>
+        <w:rPr>
+          <w:rFonts w:ascii="Times New Roman" w:hAnsi="Times New Roman" w:cs="Times New Roman"/>
+          <w:sz w:val="24"/>
+          <w:szCs w:val="24"/>
+        </w:rPr>
+        <w:t xml:space="preserve"> </w:t>
+      </w:r>
+      <w:r>
+        <w:rPr>
+          <w:rFonts w:ascii="Times New Roman" w:hAnsi="Times New Roman" w:cs="Times New Roman"/>
+          <w:sz w:val="24"/>
+          <w:szCs w:val="24"/>
+        </w:rPr>
+        <w:t>2010</w:t>
+      </w:r>
+      <w:r>
+        <w:rPr>
+          <w:rFonts w:ascii="Times New Roman" w:hAnsi="Times New Roman" w:cs="Times New Roman"/>
+          <w:sz w:val="24"/>
+          <w:szCs w:val="24"/>
+        </w:rPr>
+        <w:t>. Online.</w:t>
+      </w:r>
+      <w:r>
+        <w:rPr>
+          <w:rFonts w:ascii="Times New Roman" w:hAnsi="Times New Roman" w:cs="Times New Roman"/>
+          <w:sz w:val="24"/>
+          <w:szCs w:val="24"/>
+        </w:rPr>
+        <w:t xml:space="preserve"> </w:t>
+      </w:r>
+      <w:r>
+        <w:rPr>
+          <w:rFonts w:ascii="Times New Roman" w:hAnsi="Times New Roman" w:cs="Times New Roman"/>
+          <w:sz w:val="24"/>
+          <w:szCs w:val="24"/>
+        </w:rPr>
+        <w:t>Accessed March 17, 2026.</w:t>
+      </w:r>
+    </w:p>
+    <w:p>
+      <w:pPr>
+        <w:pStyle w:val="ListParagraph"/>
+        <w:jc w:val="both"/>
+        <w:rPr>
+          <w:rFonts w:ascii="Times New Roman" w:hAnsi="Times New Roman" w:cs="Times New Roman"/>
+          <w:sz w:val="24"/>
+          <w:szCs w:val="24"/>
+        </w:rPr>
+      </w:pPr>
+      <w:hyperlink r:id="rId49" w:history="1">
+        <w:r>
+          <w:rPr>
+            <w:rStyle w:val="Hyperlink"/>
+            <w:rFonts w:ascii="Times New Roman" w:hAnsi="Times New Roman" w:cs="Times New Roman"/>
+            <w:sz w:val="24"/>
+            <w:szCs w:val="24"/>
+          </w:rPr>
+          <w:t>https://cosspp.fsu.edu/econpapers/wpaper/wp2010_10_01.pdf</w:t>
+        </w:r>
+      </w:hyperlink>
+      <w:r>
+        <w:rPr>
+          <w:rFonts w:ascii="Times New Roman" w:hAnsi="Times New Roman" w:cs="Times New Roman"/>
+          <w:sz w:val="24"/>
+          <w:szCs w:val="24"/>
+        </w:rPr>
+        <w:t xml:space="preserve"> </w:t>
+      </w:r>
+    </w:p>
+    <w:p>
+      <w:pPr>
+        <w:pStyle w:val="ListParagraph"/>
         <w:numPr>
           <w:ilvl w:val="0"/>
           <w:numId w:val="3"/>
@@ -36504,6 +36952,7 @@
           <w:sz w:val="24"/>
           <w:szCs w:val="24"/>
         </w:rPr>
+        <w:lastRenderedPageBreak/>
         <w:t>Brambor T., Clark W. R., Golder M. Understanding Interaction Models: Improving Empirical Analyses. Political Analysis, 14(1), 2006. Online. Accessed March 27, 2026.</w:t>
       </w:r>
     </w:p>
@@ -36544,7 +36993,6 @@
           <w:sz w:val="24"/>
           <w:szCs w:val="24"/>
         </w:rPr>
-        <w:lastRenderedPageBreak/>
         <w:t>Lo</w:t>
       </w:r>
       <w:r>
@@ -37171,6 +37619,7 @@
           <w:sz w:val="24"/>
           <w:szCs w:val="24"/>
         </w:rPr>
+        <w:lastRenderedPageBreak/>
         <w:t>Kropko J., Kubinec R. Interpretation and Identification of Within-Unit and Cross-Sectional Variation in Panel Data Models. PLOS ONE, 15(4): e0231349, April 21, 2020. Online. Accessed April 22, 2026.</w:t>
       </w:r>
     </w:p>
@@ -37453,12 +37902,12 @@
       <w:pPr>
         <w:pStyle w:val="Thesisheading1"/>
       </w:pPr>
-      <w:bookmarkStart w:id="88" w:name="_Toc232672464"/>
+      <w:bookmarkStart w:id="87" w:name="_Toc232672464"/>
       <w:r>
         <w:lastRenderedPageBreak/>
         <w:t>Appendix</w:t>
       </w:r>
-      <w:bookmarkEnd w:id="88"/>
+      <w:bookmarkEnd w:id="87"/>
       <w:r>
         <w:t xml:space="preserve"> </w:t>
       </w:r>
@@ -37619,6 +38068,7 @@
           <w:szCs w:val="24"/>
         </w:rPr>
       </w:pPr>
+      <w:commentRangeStart w:id="88"/>
       <w:r>
         <w:rPr>
           <w:rStyle w:val="FigurethesisChar"/>
@@ -37631,6 +38081,16 @@
         </w:rPr>
         <w:br/>
         <w:t>Filed to: AI adoption, ICT specialists, and ICT training – percentage of enterprises; real wages – EUR per hour.</w:t>
+      </w:r>
+      <w:commentRangeEnd w:id="88"/>
+      <w:r>
+        <w:rPr>
+          <w:rStyle w:val="CommentReference"/>
+          <w:rFonts w:ascii="Times New Roman" w:hAnsi="Times New Roman" w:cs="Times New Roman"/>
+          <w:sz w:val="24"/>
+          <w:szCs w:val="24"/>
+        </w:rPr>
+        <w:commentReference w:id="88"/>
       </w:r>
     </w:p>
     <w:p>
@@ -50481,7 +50941,7 @@
       </w:r>
     </w:p>
   </w:comment>
-  <w:comment w:id="16" w:author="Yuliya Martyniuk" w:date="2026-08-01T16:59:00Z" w:initials="YM">
+  <w:comment w:id="20" w:author="Yuliya Martyniuk" w:date="2026-08-01T18:27:00Z" w:initials="YM">
     <w:p>
       <w:pPr>
         <w:pStyle w:val="CommentText"/>
@@ -50493,11 +50953,23 @@
         <w:annotationRef/>
       </w:r>
       <w:r>
-        <w:t>Format this formula!</w:t>
+        <w:rPr>
+          <w:lang w:val="ru-RU"/>
+        </w:rPr>
+        <w:t>Отоформатировать</w:t>
+      </w:r>
+      <w:r>
+        <w:t xml:space="preserve"> </w:t>
+      </w:r>
+      <w:r>
+        <w:rPr>
+          <w:lang w:val="ru-RU"/>
+        </w:rPr>
+        <w:t>тут</w:t>
       </w:r>
     </w:p>
   </w:comment>
-  <w:comment w:id="21" w:author="Yuliya Martyniuk" w:date="2026-08-01T18:27:00Z" w:initials="YM">
+  <w:comment w:id="26" w:author="Yuliya Martyniuk" w:date="2026-08-02T23:01:00Z" w:initials="YM">
     <w:p>
       <w:pPr>
         <w:pStyle w:val="CommentText"/>
@@ -50509,39 +50981,11 @@
         <w:annotationRef/>
       </w:r>
       <w:r>
-        <w:rPr>
-          <w:lang w:val="ru-RU"/>
-        </w:rPr>
-        <w:t>Отоформатировать</w:t>
-      </w:r>
-      <w:r>
-        <w:t xml:space="preserve"> </w:t>
-      </w:r>
-      <w:r>
-        <w:rPr>
-          <w:lang w:val="ru-RU"/>
-        </w:rPr>
-        <w:t>тут</w:t>
+        <w:t>Mentioned in the data analysis that this could be robustness check if we are selecting the ict specialist as a main variable for model.</w:t>
       </w:r>
     </w:p>
   </w:comment>
-  <w:comment w:id="27" w:author="Yuliya Martyniuk" w:date="2026-08-02T23:01:00Z" w:initials="YM">
-    <w:p>
-      <w:pPr>
-        <w:pStyle w:val="CommentText"/>
-      </w:pPr>
-      <w:r>
-        <w:rPr>
-          <w:rStyle w:val="CommentReference"/>
-        </w:rPr>
-        <w:annotationRef/>
-      </w:r>
-      <w:r>
-        <w:t>Mentioned in the data analysis that this could be robustness check if we are selecting the ict specialist as a main variable for model.</w:t>
-      </w:r>
-    </w:p>
-  </w:comment>
-  <w:comment w:id="28" w:author="Yuliya Martyniuk" w:date="2026-08-02T23:02:00Z" w:initials="YM">
+  <w:comment w:id="27" w:author="Yuliya Martyniuk" w:date="2026-08-02T23:02:00Z" w:initials="YM">
     <w:p>
       <w:pPr>
         <w:pStyle w:val="CommentText"/>
@@ -50593,7 +51037,7 @@
       </w:r>
     </w:p>
   </w:comment>
-  <w:comment w:id="29" w:author="Yuliya Martyniuk" w:date="2026-08-02T23:03:00Z" w:initials="YM">
+  <w:comment w:id="32" w:author="Yuliya Martyniuk" w:date="2026-08-04T22:57:00Z" w:initials="YM">
     <w:p>
       <w:pPr>
         <w:pStyle w:val="CommentText"/>
@@ -50605,11 +51049,17 @@
         <w:annotationRef/>
       </w:r>
       <w:r>
-        <w:t>Continue from this part trm</w:t>
+        <w:t xml:space="preserve">Check the sources, the distance between these two </w:t>
+      </w:r>
+      <w:r>
+        <w:t xml:space="preserve">and text </w:t>
+      </w:r>
+      <w:r>
+        <w:t>should be adjusted</w:t>
       </w:r>
     </w:p>
   </w:comment>
-  <w:comment w:id="34" w:author="asus" w:date="2026-07-17T14:11:00Z" w:initials="a">
+  <w:comment w:id="34" w:author="Yuliya Martyniuk" w:date="2026-08-04T23:59:00Z" w:initials="YM">
     <w:p>
       <w:pPr>
         <w:pStyle w:val="CommentText"/>
@@ -50621,11 +51071,11 @@
         <w:annotationRef/>
       </w:r>
       <w:r>
-        <w:t>I do not understand. What kind of robust estimators account for unbalanced panel? If your sample is unrepresentative than the robust estimator will not fix it.</w:t>
+        <w:t>Start from here. Explain why productivity is so big and paste the picture in the attachments</w:t>
       </w:r>
     </w:p>
   </w:comment>
-  <w:comment w:id="36" w:author="asus" w:date="2026-07-17T14:14:00Z" w:initials="a">
+  <w:comment w:id="35" w:author="asus" w:date="2026-07-17T14:14:00Z" w:initials="a">
     <w:p>
       <w:pPr>
         <w:pStyle w:val="CommentText"/>
@@ -50641,7 +51091,7 @@
       </w:r>
     </w:p>
   </w:comment>
-  <w:comment w:id="39" w:author="asus" w:date="2026-07-17T14:25:00Z" w:initials="a">
+  <w:comment w:id="38" w:author="asus" w:date="2026-07-17T14:25:00Z" w:initials="a">
     <w:p>
       <w:pPr>
         <w:pStyle w:val="CommentText"/>
@@ -50657,7 +51107,7 @@
       </w:r>
     </w:p>
   </w:comment>
-  <w:comment w:id="41" w:author="asus" w:date="2026-07-17T14:28:00Z" w:initials="a">
+  <w:comment w:id="40" w:author="asus" w:date="2026-07-17T14:28:00Z" w:initials="a">
     <w:p>
       <w:pPr>
         <w:pStyle w:val="CommentText"/>
@@ -50673,7 +51123,7 @@
       </w:r>
     </w:p>
   </w:comment>
-  <w:comment w:id="43" w:author="asus" w:date="2026-07-17T14:00:00Z" w:initials="a">
+  <w:comment w:id="42" w:author="asus" w:date="2026-07-17T14:00:00Z" w:initials="a">
     <w:p>
       <w:pPr>
         <w:pStyle w:val="CommentText"/>
@@ -50701,7 +51151,7 @@
       </w:r>
     </w:p>
   </w:comment>
-  <w:comment w:id="45" w:author="asus" w:date="2026-07-17T14:36:00Z" w:initials="a">
+  <w:comment w:id="44" w:author="asus" w:date="2026-07-17T14:36:00Z" w:initials="a">
     <w:p>
       <w:pPr>
         <w:pStyle w:val="CommentText"/>
@@ -50717,7 +51167,7 @@
       </w:r>
     </w:p>
   </w:comment>
-  <w:comment w:id="46" w:author="asus" w:date="2026-07-17T14:38:00Z" w:initials="a">
+  <w:comment w:id="45" w:author="asus" w:date="2026-07-17T14:38:00Z" w:initials="a">
     <w:p>
       <w:pPr>
         <w:pStyle w:val="CommentText"/>
@@ -50733,7 +51183,7 @@
       </w:r>
     </w:p>
   </w:comment>
-  <w:comment w:id="48" w:author="asus" w:date="2026-07-17T14:42:00Z" w:initials="a">
+  <w:comment w:id="47" w:author="asus" w:date="2026-07-17T14:42:00Z" w:initials="a">
     <w:p>
       <w:pPr>
         <w:pStyle w:val="CommentText"/>
@@ -50749,7 +51199,7 @@
       </w:r>
     </w:p>
   </w:comment>
-  <w:comment w:id="49" w:author="asus" w:date="2026-07-17T16:24:00Z" w:initials="a">
+  <w:comment w:id="48" w:author="asus" w:date="2026-07-17T16:24:00Z" w:initials="a">
     <w:p>
       <w:pPr>
         <w:pStyle w:val="CommentText"/>
@@ -50765,7 +51215,7 @@
       </w:r>
     </w:p>
   </w:comment>
-  <w:comment w:id="51" w:author="Yuliya Martyniuk" w:date="2026-08-01T10:44:00Z" w:initials="YM">
+  <w:comment w:id="50" w:author="Yuliya Martyniuk" w:date="2026-08-01T10:44:00Z" w:initials="YM">
     <w:p>
       <w:pPr>
         <w:pStyle w:val="CommentText"/>
@@ -50781,7 +51231,7 @@
       </w:r>
     </w:p>
   </w:comment>
-  <w:comment w:id="54" w:author="asus" w:date="2026-07-17T14:43:00Z" w:initials="a">
+  <w:comment w:id="53" w:author="asus" w:date="2026-07-17T14:43:00Z" w:initials="a">
     <w:p>
       <w:pPr>
         <w:pStyle w:val="CommentText"/>
@@ -50800,7 +51250,7 @@
       </w:r>
     </w:p>
   </w:comment>
-  <w:comment w:id="55" w:author="asus" w:date="2026-07-17T14:44:00Z" w:initials="a">
+  <w:comment w:id="54" w:author="asus" w:date="2026-07-17T14:44:00Z" w:initials="a">
     <w:p>
       <w:pPr>
         <w:pStyle w:val="CommentText"/>
@@ -50822,7 +51272,7 @@
       </w:r>
     </w:p>
   </w:comment>
-  <w:comment w:id="56" w:author="asus" w:date="2026-07-17T14:46:00Z" w:initials="a">
+  <w:comment w:id="55" w:author="asus" w:date="2026-07-17T14:46:00Z" w:initials="a">
     <w:p>
       <w:pPr>
         <w:pStyle w:val="CommentText"/>
@@ -50838,7 +51288,7 @@
       </w:r>
     </w:p>
   </w:comment>
-  <w:comment w:id="57" w:author="asus" w:date="2026-07-17T14:49:00Z" w:initials="a">
+  <w:comment w:id="56" w:author="asus" w:date="2026-07-17T14:49:00Z" w:initials="a">
     <w:p>
       <w:pPr>
         <w:pStyle w:val="CommentText"/>
@@ -50854,7 +51304,7 @@
       </w:r>
     </w:p>
   </w:comment>
-  <w:comment w:id="58" w:author="asus" w:date="2026-07-17T14:56:00Z" w:initials="a">
+  <w:comment w:id="57" w:author="asus" w:date="2026-07-17T14:56:00Z" w:initials="a">
     <w:p>
       <w:pPr>
         <w:pStyle w:val="CommentText"/>
@@ -50870,7 +51320,7 @@
       </w:r>
     </w:p>
   </w:comment>
-  <w:comment w:id="60" w:author="asus" w:date="2026-07-17T15:00:00Z" w:initials="a">
+  <w:comment w:id="59" w:author="asus" w:date="2026-07-17T15:00:00Z" w:initials="a">
     <w:p>
       <w:pPr>
         <w:pStyle w:val="CommentText"/>
@@ -50886,7 +51336,7 @@
       </w:r>
     </w:p>
   </w:comment>
-  <w:comment w:id="61" w:author="asus" w:date="2026-07-17T15:01:00Z" w:initials="a">
+  <w:comment w:id="60" w:author="asus" w:date="2026-07-17T15:01:00Z" w:initials="a">
     <w:p>
       <w:pPr>
         <w:pStyle w:val="CommentText"/>
@@ -50902,7 +51352,7 @@
       </w:r>
     </w:p>
   </w:comment>
-  <w:comment w:id="63" w:author="asus" w:date="2026-07-17T15:02:00Z" w:initials="a">
+  <w:comment w:id="62" w:author="asus" w:date="2026-07-17T15:02:00Z" w:initials="a">
     <w:p>
       <w:pPr>
         <w:pStyle w:val="CommentText"/>
@@ -50918,7 +51368,7 @@
       </w:r>
     </w:p>
   </w:comment>
-  <w:comment w:id="62" w:author="asus" w:date="2026-07-17T15:05:00Z" w:initials="a">
+  <w:comment w:id="61" w:author="asus" w:date="2026-07-17T15:05:00Z" w:initials="a">
     <w:p>
       <w:pPr>
         <w:pStyle w:val="CommentText"/>
@@ -50934,7 +51384,7 @@
       </w:r>
     </w:p>
   </w:comment>
-  <w:comment w:id="64" w:author="asus" w:date="2026-07-17T15:07:00Z" w:initials="a">
+  <w:comment w:id="63" w:author="asus" w:date="2026-07-17T15:07:00Z" w:initials="a">
     <w:p>
       <w:pPr>
         <w:pStyle w:val="CommentText"/>
@@ -50950,7 +51400,7 @@
       </w:r>
     </w:p>
   </w:comment>
-  <w:comment w:id="68" w:author="asus" w:date="2026-07-17T16:08:00Z" w:initials="a">
+  <w:comment w:id="67" w:author="asus" w:date="2026-07-17T16:08:00Z" w:initials="a">
     <w:p>
       <w:pPr>
         <w:pStyle w:val="CommentText"/>
@@ -50966,7 +51416,7 @@
       </w:r>
     </w:p>
   </w:comment>
-  <w:comment w:id="69" w:author="asus" w:date="2026-07-17T16:09:00Z" w:initials="a">
+  <w:comment w:id="68" w:author="asus" w:date="2026-07-17T16:09:00Z" w:initials="a">
     <w:p>
       <w:pPr>
         <w:pStyle w:val="CommentText"/>
@@ -50979,6 +51429,22 @@
       </w:r>
       <w:r>
         <w:t>This is the summary of something that you show later. Please merge it with the results of the estimation</w:t>
+      </w:r>
+    </w:p>
+  </w:comment>
+  <w:comment w:id="70" w:author="asus" w:date="2026-07-17T16:10:00Z" w:initials="a">
+    <w:p>
+      <w:pPr>
+        <w:pStyle w:val="CommentText"/>
+      </w:pPr>
+      <w:r>
+        <w:rPr>
+          <w:rStyle w:val="CommentReference"/>
+        </w:rPr>
+        <w:annotationRef/>
+      </w:r>
+      <w:r>
+        <w:t>p-value should be in the table, not in the text</w:t>
       </w:r>
     </w:p>
   </w:comment>
@@ -50994,11 +51460,11 @@
         <w:annotationRef/>
       </w:r>
       <w:r>
-        <w:t>p-value should be in the table, not in the text</w:t>
+        <w:t>not needed</w:t>
       </w:r>
     </w:p>
   </w:comment>
-  <w:comment w:id="72" w:author="asus" w:date="2026-07-17T16:10:00Z" w:initials="a">
+  <w:comment w:id="72" w:author="asus" w:date="2026-07-17T16:11:00Z" w:initials="a">
     <w:p>
       <w:pPr>
         <w:pStyle w:val="CommentText"/>
@@ -51010,11 +51476,11 @@
         <w:annotationRef/>
       </w:r>
       <w:r>
-        <w:t>not needed</w:t>
+        <w:t xml:space="preserve">Please make sure that formatting of all tables is the same. </w:t>
       </w:r>
     </w:p>
   </w:comment>
-  <w:comment w:id="73" w:author="asus" w:date="2026-07-17T16:11:00Z" w:initials="a">
+  <w:comment w:id="73" w:author="asus" w:date="2026-07-17T16:14:00Z" w:initials="a">
     <w:p>
       <w:pPr>
         <w:pStyle w:val="CommentText"/>
@@ -51026,11 +51492,11 @@
         <w:annotationRef/>
       </w:r>
       <w:r>
-        <w:t xml:space="preserve">Please make sure that formatting of all tables is the same. </w:t>
+        <w:t>Too long paragraph</w:t>
       </w:r>
     </w:p>
   </w:comment>
-  <w:comment w:id="74" w:author="asus" w:date="2026-07-17T16:14:00Z" w:initials="a">
+  <w:comment w:id="74" w:author="asus" w:date="2026-07-17T16:16:00Z" w:initials="a">
     <w:p>
       <w:pPr>
         <w:pStyle w:val="CommentText"/>
@@ -51042,11 +51508,11 @@
         <w:annotationRef/>
       </w:r>
       <w:r>
-        <w:t>Too long paragraph</w:t>
+        <w:t>fully</w:t>
       </w:r>
     </w:p>
   </w:comment>
-  <w:comment w:id="75" w:author="asus" w:date="2026-07-17T16:16:00Z" w:initials="a">
+  <w:comment w:id="76" w:author="asus" w:date="2026-07-17T16:18:00Z" w:initials="a">
     <w:p>
       <w:pPr>
         <w:pStyle w:val="CommentText"/>
@@ -51058,11 +51524,11 @@
         <w:annotationRef/>
       </w:r>
       <w:r>
-        <w:t>fully</w:t>
+        <w:t>Maybe you could present this part as validation of your choice of the panel model than the procedure to choose it? The reason is that you present it after the model results</w:t>
       </w:r>
     </w:p>
   </w:comment>
-  <w:comment w:id="77" w:author="asus" w:date="2026-07-17T16:18:00Z" w:initials="a">
+  <w:comment w:id="78" w:author="asus" w:date="2026-07-17T16:22:00Z" w:initials="a">
     <w:p>
       <w:pPr>
         <w:pStyle w:val="CommentText"/>
@@ -51074,11 +51540,11 @@
         <w:annotationRef/>
       </w:r>
       <w:r>
-        <w:t>Maybe you could present this part as validation of your choice of the panel model than the procedure to choose it? The reason is that you present it after the model results</w:t>
+        <w:t xml:space="preserve">Again, treat your units as sector-country </w:t>
       </w:r>
     </w:p>
   </w:comment>
-  <w:comment w:id="79" w:author="asus" w:date="2026-07-17T16:22:00Z" w:initials="a">
+  <w:comment w:id="83" w:author="asus" w:date="2026-07-17T15:12:00Z" w:initials="a">
     <w:p>
       <w:pPr>
         <w:pStyle w:val="CommentText"/>
@@ -51090,11 +51556,11 @@
         <w:annotationRef/>
       </w:r>
       <w:r>
-        <w:t xml:space="preserve">Again, treat your units as sector-country </w:t>
+        <w:t>Please conclude the thesis in a standard way and restrict limitations, future research and policy implication to max. 1 paragraph. You can place all details from here in other sections</w:t>
       </w:r>
     </w:p>
   </w:comment>
-  <w:comment w:id="84" w:author="asus" w:date="2026-07-17T15:12:00Z" w:initials="a">
+  <w:comment w:id="88" w:author="Yuliya Martyniuk" w:date="2026-08-04T23:57:00Z" w:initials="YM">
     <w:p>
       <w:pPr>
         <w:pStyle w:val="CommentText"/>
@@ -51106,8 +51572,13 @@
         <w:annotationRef/>
       </w:r>
       <w:r>
-        <w:t>Please conclude the thesis in a standard way and restrict limitations, future research and policy implication to max. 1 paragraph. You can place all details from here in other sections</w:t>
-      </w:r>
+        <w:t>Adjust this figure, can see the values on it</w:t>
+      </w:r>
+    </w:p>
+    <w:p>
+      <w:pPr>
+        <w:pStyle w:val="CommentText"/>
+      </w:pPr>
     </w:p>
   </w:comment>
 </w:comments>
@@ -51117,12 +51588,11 @@
 <w15:commentsEx xmlns:wpc="http://schemas.microsoft.com/office/word/2010/wordprocessingCanvas" xmlns:cx="http://schemas.microsoft.com/office/drawing/2014/chartex" xmlns:cx1="http://schemas.microsoft.com/office/drawing/2015/9/8/chartex" xmlns:cx2="http://schemas.microsoft.com/office/drawing/2015/10/21/chartex" xmlns:cx3="http://schemas.microsoft.com/office/drawing/2016/5/9/chartex" xmlns:cx4="http://schemas.microsoft.com/office/drawing/2016/5/10/chartex" xmlns:cx5="http://schemas.microsoft.com/office/drawing/2016/5/11/chartex" xmlns:cx6="http://schemas.microsoft.com/office/drawing/2016/5/12/chartex" xmlns:cx7="http://schemas.microsoft.com/office/drawing/2016/5/13/chartex" xmlns:cx8="http://schemas.microsoft.com/office/drawing/2016/5/14/chartex" xmlns:mc="http://schemas.openxmlformats.org/markup-compatibility/2006" xmlns:aink="http://schemas.microsoft.com/office/drawing/2016/ink" xmlns:am3d="http://schemas.microsoft.com/office/drawing/2017/model3d" xmlns:o="urn:schemas-microsoft-com:office:office" xmlns:oel="http://schemas.microsoft.com/office/2019/extlst" xmlns:r="http://schemas.openxmlformats.org/officeDocument/2006/relationships" xmlns:m="http://schemas.openxmlformats.org/officeDocument/2006/math" xmlns:v="urn:schemas-microsoft-com:vml" xmlns:wp14="http://schemas.microsoft.com/office/word/2010/wordprocessingDrawing" xmlns:wp="http://schemas.openxmlformats.org/drawingml/2006/wordprocessingDrawing" xmlns:w10="urn:schemas-microsoft-com:office:word" xmlns:w="http://schemas.openxmlformats.org/wordprocessingml/2006/main" xmlns:w14="http://schemas.microsoft.com/office/word/2010/wordml" xmlns:w15="http://schemas.microsoft.com/office/word/2012/wordml" xmlns:w16cei="http://schemas.microsoft.com/office/word/2026/wordml/cei" xmlns:w16cex="http://schemas.microsoft.com/office/word/2018/wordml/cex" xmlns:w16cid="http://schemas.microsoft.com/office/word/2016/wordml/cid" xmlns:w16="http://schemas.microsoft.com/office/word/2018/wordml" xmlns:w16du="http://schemas.microsoft.com/office/word/2023/wordml/word16du" xmlns:w16sdtdh="http://schemas.microsoft.com/office/word/2020/wordml/sdtdatahash" xmlns:w16sdtfl="http://schemas.microsoft.com/office/word/2024/wordml/sdtformatlock" xmlns:w16se="http://schemas.microsoft.com/office/word/2015/wordml/symex" xmlns:wpg="http://schemas.microsoft.com/office/word/2010/wordprocessingGroup" xmlns:wpi="http://schemas.microsoft.com/office/word/2010/wordprocessingInk" xmlns:wne="http://schemas.microsoft.com/office/word/2006/wordml" xmlns:wps="http://schemas.microsoft.com/office/word/2010/wordprocessingShape" mc:Ignorable="w14 w15 w16se w16cid w16 w16cex w16sdtdh w16sdtfl w16du wp14">
   <w15:commentEx w15:paraId="3B0772EA" w15:done="0"/>
   <w15:commentEx w15:paraId="197B0323" w15:done="0"/>
-  <w15:commentEx w15:paraId="66BD7ACF" w15:done="0"/>
   <w15:commentEx w15:paraId="20F75F62" w15:done="0"/>
   <w15:commentEx w15:paraId="31F3EB31" w15:done="0"/>
   <w15:commentEx w15:paraId="6107C7F7" w15:paraIdParent="31F3EB31" w15:done="0"/>
-  <w15:commentEx w15:paraId="4DE604C9" w15:done="0"/>
-  <w15:commentEx w15:paraId="1CC894F0" w15:done="0"/>
+  <w15:commentEx w15:paraId="5A0D9501" w15:done="0"/>
+  <w15:commentEx w15:paraId="55630E64" w15:done="0"/>
   <w15:commentEx w15:paraId="688DA3F6" w15:done="0"/>
   <w15:commentEx w15:paraId="3DA2599F" w15:done="0"/>
   <w15:commentEx w15:paraId="5EBDD24E" w15:done="0"/>
@@ -51152,6 +51622,7 @@
   <w15:commentEx w15:paraId="36FEE416" w15:done="0"/>
   <w15:commentEx w15:paraId="64D29395" w15:done="0"/>
   <w15:commentEx w15:paraId="7C64C900" w15:done="0"/>
+  <w15:commentEx w15:paraId="520B6299" w15:done="0"/>
 </w15:commentsEx>
 </file>
 
@@ -51159,12 +51630,11 @@
 <w16cex:commentsExtensible xmlns:wpc="http://schemas.microsoft.com/office/word/2010/wordprocessingCanvas" xmlns:cx="http://schemas.microsoft.com/office/drawing/2014/chartex" xmlns:cx1="http://schemas.microsoft.com/office/drawing/2015/9/8/chartex" xmlns:cx2="http://schemas.microsoft.com/office/drawing/2015/10/21/chartex" xmlns:cx3="http://schemas.microsoft.com/office/drawing/2016/5/9/chartex" xmlns:cx4="http://schemas.microsoft.com/office/drawing/2016/5/10/chartex" xmlns:cx5="http://schemas.microsoft.com/office/drawing/2016/5/11/chartex" xmlns:cx6="http://schemas.microsoft.com/office/drawing/2016/5/12/chartex" xmlns:cx7="http://schemas.microsoft.com/office/drawing/2016/5/13/chartex" xmlns:cx8="http://schemas.microsoft.com/office/drawing/2016/5/14/chartex" xmlns:cr="http://schemas.microsoft.com/office/comments/2020/reactions" xmlns:mc="http://schemas.openxmlformats.org/markup-compatibility/2006" xmlns:aink="http://schemas.microsoft.com/office/drawing/2016/ink" xmlns:am3d="http://schemas.microsoft.com/office/drawing/2017/model3d" xmlns:o="urn:schemas-microsoft-com:office:office" xmlns:oel="http://schemas.microsoft.com/office/2019/extlst" xmlns:r="http://schemas.openxmlformats.org/officeDocument/2006/relationships" xmlns:m="http://schemas.openxmlformats.org/officeDocument/2006/math" xmlns:v="urn:schemas-microsoft-com:vml" xmlns:wp14="http://schemas.microsoft.com/office/word/2010/wordprocessingDrawing" xmlns:wp="http://schemas.openxmlformats.org/drawingml/2006/wordprocessingDrawing" xmlns:w10="urn:schemas-microsoft-com:office:word" xmlns:w="http://schemas.openxmlformats.org/wordprocessingml/2006/main" xmlns:w14="http://schemas.microsoft.com/office/word/2010/wordml" xmlns:w15="http://schemas.microsoft.com/office/word/2012/wordml" xmlns:w16cei="http://schemas.microsoft.com/office/word/2026/wordml/cei" xmlns:w16cex="http://schemas.microsoft.com/office/word/2018/wordml/cex" xmlns:w16cid="http://schemas.microsoft.com/office/word/2016/wordml/cid" xmlns:w16="http://schemas.microsoft.com/office/word/2018/wordml" xmlns:w16du="http://schemas.microsoft.com/office/word/2023/wordml/word16du" xmlns:w16sdtdh="http://schemas.microsoft.com/office/word/2020/wordml/sdtdatahash" xmlns:w16sdtfl="http://schemas.microsoft.com/office/word/2024/wordml/sdtformatlock" xmlns:w16se="http://schemas.microsoft.com/office/word/2015/wordml/symex" xmlns:wpg="http://schemas.microsoft.com/office/word/2010/wordprocessingGroup" xmlns:wpi="http://schemas.microsoft.com/office/word/2010/wordprocessingInk" xmlns:wne="http://schemas.microsoft.com/office/word/2006/wordml" xmlns:wps="http://schemas.microsoft.com/office/word/2010/wordprocessingShape" mc:Ignorable="w14 w15 w16se w16cid w16 w16cex w16sdtdh w16sdtfl cr w16du wp14">
   <w16cex:commentExtensible w16cex:durableId="5F49D648" w16cex:dateUtc="2026-07-17T08:31:00Z"/>
   <w16cex:commentExtensible w16cex:durableId="5DF2F5B4" w16cex:dateUtc="2026-07-17T08:31:00Z"/>
-  <w16cex:commentExtensible w16cex:durableId="36080EA6" w16cex:dateUtc="2026-08-01T14:59:00Z"/>
   <w16cex:commentExtensible w16cex:durableId="275DBDED" w16cex:dateUtc="2026-08-01T16:27:00Z"/>
   <w16cex:commentExtensible w16cex:durableId="57A8DAF3" w16cex:dateUtc="2026-08-02T21:01:00Z"/>
   <w16cex:commentExtensible w16cex:durableId="56C1D7F7" w16cex:dateUtc="2026-08-02T21:02:00Z"/>
-  <w16cex:commentExtensible w16cex:durableId="3A1EE1A7" w16cex:dateUtc="2026-08-02T21:03:00Z"/>
-  <w16cex:commentExtensible w16cex:durableId="73FBDE82" w16cex:dateUtc="2026-07-17T12:11:00Z"/>
+  <w16cex:commentExtensible w16cex:durableId="13AA0F1D" w16cex:dateUtc="2026-08-04T20:57:00Z"/>
+  <w16cex:commentExtensible w16cex:durableId="126AE7B2" w16cex:dateUtc="2026-08-04T21:59:00Z"/>
   <w16cex:commentExtensible w16cex:durableId="18757AF4" w16cex:dateUtc="2026-07-17T12:14:00Z"/>
   <w16cex:commentExtensible w16cex:durableId="67039BFE" w16cex:dateUtc="2026-07-17T12:25:00Z"/>
   <w16cex:commentExtensible w16cex:durableId="7B6726EC" w16cex:dateUtc="2026-07-17T12:28:00Z"/>
@@ -51194,6 +51664,7 @@
   <w16cex:commentExtensible w16cex:durableId="174A8C41" w16cex:dateUtc="2026-07-17T14:18:00Z"/>
   <w16cex:commentExtensible w16cex:durableId="1F30C05E" w16cex:dateUtc="2026-07-17T14:22:00Z"/>
   <w16cex:commentExtensible w16cex:durableId="6DBD33F4" w16cex:dateUtc="2026-07-17T13:12:00Z"/>
+  <w16cex:commentExtensible w16cex:durableId="0868D0AA" w16cex:dateUtc="2026-08-04T21:57:00Z"/>
 </w16cex:commentsExtensible>
 </file>
 
@@ -51201,12 +51672,11 @@
 <w16cid:commentsIds xmlns:wpc="http://schemas.microsoft.com/office/word/2010/wordprocessingCanvas" xmlns:cx="http://schemas.microsoft.com/office/drawing/2014/chartex" xmlns:cx1="http://schemas.microsoft.com/office/drawing/2015/9/8/chartex" xmlns:cx2="http://schemas.microsoft.com/office/drawing/2015/10/21/chartex" xmlns:cx3="http://schemas.microsoft.com/office/drawing/2016/5/9/chartex" xmlns:cx4="http://schemas.microsoft.com/office/drawing/2016/5/10/chartex" xmlns:cx5="http://schemas.microsoft.com/office/drawing/2016/5/11/chartex" xmlns:cx6="http://schemas.microsoft.com/office/drawing/2016/5/12/chartex" xmlns:cx7="http://schemas.microsoft.com/office/drawing/2016/5/13/chartex" xmlns:cx8="http://schemas.microsoft.com/office/drawing/2016/5/14/chartex" xmlns:mc="http://schemas.openxmlformats.org/markup-compatibility/2006" xmlns:aink="http://schemas.microsoft.com/office/drawing/2016/ink" xmlns:am3d="http://schemas.microsoft.com/office/drawing/2017/model3d" xmlns:o="urn:schemas-microsoft-com:office:office" xmlns:oel="http://schemas.microsoft.com/office/2019/extlst" xmlns:r="http://schemas.openxmlformats.org/officeDocument/2006/relationships" xmlns:m="http://schemas.openxmlformats.org/officeDocument/2006/math" xmlns:v="urn:schemas-microsoft-com:vml" xmlns:wp14="http://schemas.microsoft.com/office/word/2010/wordprocessingDrawing" xmlns:wp="http://schemas.openxmlformats.org/drawingml/2006/wordprocessingDrawing" xmlns:w10="urn:schemas-microsoft-com:office:word" xmlns:w="http://schemas.openxmlformats.org/wordprocessingml/2006/main" xmlns:w14="http://schemas.microsoft.com/office/word/2010/wordml" xmlns:w15="http://schemas.microsoft.com/office/word/2012/wordml" xmlns:w16cei="http://schemas.microsoft.com/office/word/2026/wordml/cei" xmlns:w16cex="http://schemas.microsoft.com/office/word/2018/wordml/cex" xmlns:w16cid="http://schemas.microsoft.com/office/word/2016/wordml/cid" xmlns:w16="http://schemas.microsoft.com/office/word/2018/wordml" xmlns:w16du="http://schemas.microsoft.com/office/word/2023/wordml/word16du" xmlns:w16sdtdh="http://schemas.microsoft.com/office/word/2020/wordml/sdtdatahash" xmlns:w16sdtfl="http://schemas.microsoft.com/office/word/2024/wordml/sdtformatlock" xmlns:w16se="http://schemas.microsoft.com/office/word/2015/wordml/symex" xmlns:wpg="http://schemas.microsoft.com/office/word/2010/wordprocessingGroup" xmlns:wpi="http://schemas.microsoft.com/office/word/2010/wordprocessingInk" xmlns:wne="http://schemas.microsoft.com/office/word/2006/wordml" xmlns:wps="http://schemas.microsoft.com/office/word/2010/wordprocessingShape" mc:Ignorable="w14 w15 w16se w16cid w16 w16cex w16sdtdh w16sdtfl w16du wp14">
   <w16cid:commentId w16cid:paraId="3B0772EA" w16cid:durableId="5F49D648"/>
   <w16cid:commentId w16cid:paraId="197B0323" w16cid:durableId="5DF2F5B4"/>
-  <w16cid:commentId w16cid:paraId="66BD7ACF" w16cid:durableId="36080EA6"/>
   <w16cid:commentId w16cid:paraId="20F75F62" w16cid:durableId="275DBDED"/>
   <w16cid:commentId w16cid:paraId="31F3EB31" w16cid:durableId="57A8DAF3"/>
   <w16cid:commentId w16cid:paraId="6107C7F7" w16cid:durableId="56C1D7F7"/>
-  <w16cid:commentId w16cid:paraId="4DE604C9" w16cid:durableId="3A1EE1A7"/>
-  <w16cid:commentId w16cid:paraId="1CC894F0" w16cid:durableId="73FBDE82"/>
+  <w16cid:commentId w16cid:paraId="5A0D9501" w16cid:durableId="13AA0F1D"/>
+  <w16cid:commentId w16cid:paraId="55630E64" w16cid:durableId="126AE7B2"/>
   <w16cid:commentId w16cid:paraId="688DA3F6" w16cid:durableId="18757AF4"/>
   <w16cid:commentId w16cid:paraId="3DA2599F" w16cid:durableId="67039BFE"/>
   <w16cid:commentId w16cid:paraId="5EBDD24E" w16cid:durableId="7B6726EC"/>
@@ -51236,6 +51706,7 @@
   <w16cid:commentId w16cid:paraId="36FEE416" w16cid:durableId="174A8C41"/>
   <w16cid:commentId w16cid:paraId="64D29395" w16cid:durableId="1F30C05E"/>
   <w16cid:commentId w16cid:paraId="7C64C900" w16cid:durableId="6DBD33F4"/>
+  <w16cid:commentId w16cid:paraId="520B6299" w16cid:durableId="0868D0AA"/>
 </w16cid:commentsIds>
 </file>
 
@@ -57016,7 +57487,7 @@
     <w:link w:val="FigurethesisChar"/>
     <w:autoRedefine/>
     <w:qFormat/>
-    <w:rsid w:val="000E6C86"/>
+    <w:rsid w:val="00CB3F95"/>
     <w:pPr>
       <w:spacing w:before="120" w:after="120" w:line="240" w:lineRule="auto"/>
     </w:pPr>
@@ -57033,7 +57504,7 @@
     <w:name w:val="Figure thesis Char"/>
     <w:basedOn w:val="ThesisbodyChar"/>
     <w:link w:val="Figurethesis"/>
-    <w:rsid w:val="000E6C86"/>
+    <w:rsid w:val="00CB3F95"/>
     <w:rPr>
       <w:rFonts w:ascii="Times New Roman" w:hAnsi="Times New Roman" w:cs="Times New Roman"/>
       <w:b/>
